--- a/保安管理/保安日常工作规范.docx
+++ b/保安管理/保安日常工作规范.docx
@@ -1,5 +1,3238 @@
 
-<file path=word/document.xml><?xml version="1.0" encoding="UTF-8" standalone="yes"?><w:document mc:Ignorable="w14 w15 wp14" xmlns:wpc="http://schemas.microsoft.com/office/word/2010/wordprocessingCanvas" xmlns:mc="http://schemas.openxmlformats.org/markup-compatibility/2006" xmlns:o="urn:schemas-microsoft-com:office:office" xmlns:r="http://schemas.openxmlformats.org/officeDocument/2006/relationships" xmlns:m="http://schemas.openxmlformats.org/officeDocument/2006/math" xmlns:v="urn:schemas-microsoft-com:vml" xmlns:wp14="http://schemas.microsoft.com/office/word/2010/wordprocessingDrawing" xmlns:wp="http://schemas.openxmlformats.org/drawingml/2006/wordprocessingDrawing" xmlns:w10="urn:schemas-microsoft-com:office:word" xmlns:w="http://schemas.openxmlformats.org/wordprocessingml/2006/main" xmlns:w14="http://schemas.microsoft.com/office/word/2010/wordml" xmlns:w15="http://schemas.microsoft.com/office/word/2012/wordml" xmlns:wpg="http://schemas.microsoft.com/office/word/2010/wordprocessingGroup" xmlns:wpi="http://schemas.microsoft.com/office/word/2010/wordprocessingInk" xmlns:wne="http://schemas.microsoft.com/office/word/2006/wordml" xmlns:wps="http://schemas.microsoft.com/office/word/2010/wordprocessingShape" xmlns:cx="http://schemas.microsoft.com/office/drawing/2014/chartex" xmlns:cx1="http://schemas.microsoft.com/office/drawing/2015/9/8/chartex" xmlns:cx2="http://schemas.microsoft.com/office/drawing/2015/10/21/chartex" xmlns:cx3="http://schemas.microsoft.com/office/drawing/2016/5/9/chartex" xmlns:cx4="http://schemas.microsoft.com/office/drawing/2016/5/10/chartex" xmlns:cx5="http://schemas.microsoft.com/office/drawing/2016/5/11/chartex" xmlns:cx6="http://schemas.microsoft.com/office/drawing/2016/5/12/chartex" xmlns:cx7="http://schemas.microsoft.com/office/drawing/2016/5/13/chartex" xmlns:cx8="http://schemas.microsoft.com/office/drawing/2016/5/14/chartex" xmlns:aink="http://schemas.microsoft.com/office/drawing/2016/ink" xmlns:am3d="http://schemas.microsoft.com/office/drawing/2017/model3d" xmlns:w16cex="http://schemas.microsoft.com/office/word/2018/wordml/cex" xmlns:w16cid="http://schemas.microsoft.com/office/word/2016/wordml/cid" xmlns:w16="http://schemas.microsoft.com/office/word/2018/wordml" xmlns:w16sdtdh="http://schemas.microsoft.com/office/word/2020/wordml/sdtdatahash" xmlns:w16se="http://schemas.microsoft.com/office/word/2015/wordml/symex"><w:body><w:p><w:pPr><w:spacing w:after="60"/><w:jc w:val="center"/></w:pPr><w:r><w:rPr><w:rFonts w:ascii="微软雅黑" w:cs="微软雅黑" w:eastAsia="微软雅黑" w:hAnsi="微软雅黑"/><w:b/><w:bCs/><w:color w:val="000000"/><w:sz w:val="36"/><w:szCs w:val="36"/></w:rPr><w:t xml:space="preserve">江西柯美纸业项目 · 保安日常工作规范</w:t></w:r></w:p><w:p><w:pPr><w:spacing w:after="200"/><w:jc w:val="center"/></w:pPr><w:r><w:rPr><w:rFonts w:ascii="微软雅黑" w:cs="微软雅黑" w:eastAsia="微软雅黑" w:hAnsi="微软雅黑"/><w:b w:val="false"/><w:bCs w:val="false"/><w:color w:val="666666"/><w:sz w:val="20"/><w:szCs w:val="20"/></w:rPr><w:t xml:space="preserve">签发：总经办 · 2026年8月</w:t></w:r></w:p><w:tbl><w:tblPr><w:tblW w:type="pct" w:w="100%"/><w:tblBorders><w:top w:val="single" w:color="999999" w:sz="4"/><w:left w:val="single" w:color="999999" w:sz="4"/><w:bottom w:val="single" w:color="999999" w:sz="4"/><w:right w:val="single" w:color="999999" w:sz="4"/><w:insideH w:val="single" w:color="auto" w:sz="4"/><w:insideV w:val="single" w:color="auto" w:sz="4"/></w:tblBorders></w:tblPr><w:tblGrid><w:gridCol w:w="100"/><w:gridCol w:w="100"/></w:tblGrid><w:tr><w:tc><w:tcPr><w:tcW w:type="pct" w:w="30%"/><w:shd w:fill="D9E2F3" w:color="auto" w:val="clear"/><w:tcMar><w:top w:type="dxa" w:w="60"/><w:left w:type="dxa" w:w="100"/><w:bottom w:type="dxa" w:w="60"/><w:right w:type="dxa" w:w="100"/></w:tcMar></w:tcPr><w:p><w:pPr><w:spacing w:line="260"/><w:jc w:val="center"/></w:pPr><w:r><w:rPr><w:rFonts w:ascii="微软雅黑" w:cs="微软雅黑" w:eastAsia="微软雅黑" w:hAnsi="微软雅黑"/><w:b/><w:bCs/><w:color w:val="000000"/><w:sz w:val="20"/><w:szCs w:val="20"/></w:rPr><w:t xml:space="preserve">适用岗位</w:t></w:r></w:p></w:tc><w:tc><w:tcPr><w:tcW w:type="pct" w:w="70%"/><w:shd w:fill="D9E2F3" w:color="auto" w:val="clear"/><w:tcMar><w:top w:type="dxa" w:w="60"/><w:left w:type="dxa" w:w="100"/><w:bottom w:type="dxa" w:w="60"/><w:right w:type="dxa" w:w="100"/></w:tcMar></w:tcPr><w:p><w:pPr><w:spacing w:line="260"/><w:jc w:val="center"/></w:pPr><w:r><w:rPr><w:rFonts w:ascii="微软雅黑" w:cs="微软雅黑" w:eastAsia="微软雅黑" w:hAnsi="微软雅黑"/><w:b w:val="false"/><w:bCs w:val="false"/><w:color w:val="000000"/><w:sz w:val="20"/><w:szCs w:val="20"/></w:rPr><w:t xml:space="preserve">项目现场保安（当前单人编制）</w:t></w:r></w:p></w:tc></w:tr><w:tr><w:tc><w:tcPr><w:tcW w:type="pct" w:w="30%"/><w:tcMar><w:top w:type="dxa" w:w="60"/><w:left w:type="dxa" w:w="100"/><w:bottom w:type="dxa" w:w="60"/><w:right w:type="dxa" w:w="100"/></w:tcMar></w:tcPr><w:p><w:pPr><w:spacing w:line="260"/><w:jc w:val="center"/></w:pPr><w:r><w:rPr><w:rFonts w:ascii="微软雅黑" w:cs="微软雅黑" w:eastAsia="微软雅黑" w:hAnsi="微软雅黑"/><w:b/><w:bCs/><w:color w:val="000000"/><w:sz w:val="20"/><w:szCs w:val="20"/></w:rPr><w:t xml:space="preserve">工作时间</w:t></w:r></w:p></w:tc><w:tc><w:tcPr><w:tcW w:type="pct" w:w="70%"/><w:tcMar><w:top w:type="dxa" w:w="60"/><w:left w:type="dxa" w:w="100"/><w:bottom w:type="dxa" w:w="60"/><w:right w:type="dxa" w:w="100"/></w:tcMar></w:tcPr><w:p><w:pPr><w:spacing w:line="260"/><w:jc w:val="center"/></w:pPr><w:r><w:rPr><w:rFonts w:ascii="微软雅黑" w:cs="微软雅黑" w:eastAsia="微软雅黑" w:hAnsi="微软雅黑"/><w:b w:val="false"/><w:bCs w:val="false"/><w:color w:val="000000"/><w:sz w:val="20"/><w:szCs w:val="20"/></w:rPr><w:t xml:space="preserve">8:00 — 17:30（含午休 12:00 — 13:30）</w:t></w:r></w:p></w:tc></w:tr><w:tr><w:tc><w:tcPr><w:tcW w:type="pct" w:w="30%"/><w:tcMar><w:top w:type="dxa" w:w="60"/><w:left w:type="dxa" w:w="100"/><w:bottom w:type="dxa" w:w="60"/><w:right w:type="dxa" w:w="100"/></w:tcMar></w:tcPr><w:p><w:pPr><w:spacing w:line="260"/><w:jc w:val="center"/></w:pPr><w:r><w:rPr><w:rFonts w:ascii="微软雅黑" w:cs="微软雅黑" w:eastAsia="微软雅黑" w:hAnsi="微软雅黑"/><w:b/><w:bCs/><w:color w:val="000000"/><w:sz w:val="20"/><w:szCs w:val="20"/></w:rPr><w:t xml:space="preserve">汇报对象</w:t></w:r></w:p></w:tc><w:tc><w:tcPr><w:tcW w:type="pct" w:w="70%"/><w:tcMar><w:top w:type="dxa" w:w="60"/><w:left w:type="dxa" w:w="100"/><w:bottom w:type="dxa" w:w="60"/><w:right w:type="dxa" w:w="100"/></w:tcMar></w:tcPr><w:p><w:pPr><w:spacing w:line="260"/><w:jc w:val="center"/></w:pPr><w:r><w:rPr><w:rFonts w:ascii="微软雅黑" w:cs="微软雅黑" w:eastAsia="微软雅黑" w:hAnsi="微软雅黑"/><w:b w:val="false"/><w:bCs w:val="false"/><w:color w:val="000000"/><w:sz w:val="20"/><w:szCs w:val="20"/></w:rPr><w:t xml:space="preserve">总经办（当日日报提交至总经办）</w:t></w:r></w:p></w:tc></w:tr><w:tr><w:tc><w:tcPr><w:tcW w:type="pct" w:w="30%"/><w:tcMar><w:top w:type="dxa" w:w="60"/><w:left w:type="dxa" w:w="100"/><w:bottom w:type="dxa" w:w="60"/><w:right w:type="dxa" w:w="100"/></w:tcMar></w:tcPr><w:p><w:pPr><w:spacing w:line="260"/><w:jc w:val="center"/></w:pPr><w:r><w:rPr><w:rFonts w:ascii="微软雅黑" w:cs="微软雅黑" w:eastAsia="微软雅黑" w:hAnsi="微软雅黑"/><w:b/><w:bCs/><w:color w:val="000000"/><w:sz w:val="20"/><w:szCs w:val="20"/></w:rPr><w:t xml:space="preserve">工作核心</w:t></w:r></w:p></w:tc><w:tc><w:tcPr><w:tcW w:type="pct" w:w="70%"/><w:tcMar><w:top w:type="dxa" w:w="60"/><w:left w:type="dxa" w:w="100"/><w:bottom w:type="dxa" w:w="60"/><w:right w:type="dxa" w:w="100"/></w:tcMar></w:tcPr><w:p><w:pPr><w:spacing w:line="260"/><w:jc w:val="center"/></w:pPr><w:r><w:rPr><w:rFonts w:ascii="微软雅黑" w:cs="微软雅黑" w:eastAsia="微软雅黑" w:hAnsi="微软雅黑"/><w:b w:val="false"/><w:bCs w:val="false"/><w:color w:val="000000"/><w:sz w:val="20"/><w:szCs w:val="20"/></w:rPr><w:t xml:space="preserve">防盗防破坏（参照项目“7.21 螺栓偷盗事件”教训）、保安全、保秩序</w:t></w:r></w:p></w:tc></w:tr></w:tbl><w:p><w:pPr><w:spacing w:after="120" w:before="240"/></w:pPr><w:r><w:rPr><w:rFonts w:ascii="微软雅黑" w:cs="微软雅黑" w:eastAsia="微软雅黑" w:hAnsi="微软雅黑"/><w:b/><w:bCs/><w:color w:val="000000"/><w:sz w:val="26"/><w:szCs w:val="26"/></w:rPr><w:t xml:space="preserve">一、岗位职责总则</w:t></w:r></w:p><w:p><w:pPr><w:spacing w:after="60" w:before="60" w:line="300"/><w:jc w:val="both"/></w:pPr><w:r><w:rPr><w:rFonts w:ascii="微软雅黑" w:cs="微软雅黑" w:eastAsia="微软雅黑" w:hAnsi="微软雅黑"/><w:b w:val="false"/><w:bCs w:val="false"/><w:color w:val="000000"/><w:sz w:val="21"/><w:szCs w:val="21"/></w:rPr><w:t xml:space="preserve">项目处于大规模施工期：现场物资集中、进出车辆频繁、周边村民与拾荒人员易聚集。此前曾发生 721 螺栓偷盗事件（详见《调查报告/721螺栓偷盗调查报告.docx》）。</w:t></w:r></w:p><w:p><w:pPr><w:spacing w:after="60" w:before="60" w:line="300"/><w:jc w:val="both"/></w:pPr><w:r><w:rPr><w:rFonts w:ascii="微软雅黑" w:cs="微软雅黑" w:eastAsia="微软雅黑" w:hAnsi="微软雅黑"/><w:b/><w:bCs/><w:color w:val="000000"/><w:sz w:val="21"/><w:szCs w:val="21"/></w:rPr><w:t xml:space="preserve">保安的核心使命：</w:t></w:r></w:p><0/><w:p><w:pPr><w:spacing w:after="60" w:before="60" w:line="300"/><w:jc w:val="both"/></w:pPr><w:r><w:rPr><w:rFonts w:ascii="微软雅黑" w:cs="微软雅黑" w:eastAsia="微软雅黑" w:hAnsi="微软雅黑"/><w:b/><w:bCs/><w:color w:val="000000"/><w:sz w:val="21"/><w:szCs w:val="21"/></w:rPr><w:t xml:space="preserve">工作原则：眼勤、腿勤、嘴勤；先报告、后处置；不动手、留证据。</w:t></w:r></w:p><w:p><w:pPr><w:spacing w:after="120" w:before="240"/></w:pPr><w:r><w:rPr><w:rFonts w:ascii="微软雅黑" w:cs="微软雅黑" w:eastAsia="微软雅黑" w:hAnsi="微软雅黑"/><w:b/><w:bCs/><w:color w:val="000000"/><w:sz w:val="26"/><w:szCs w:val="26"/></w:rPr><w:t xml:space="preserve">二、每日工作流程（时间线）</w:t></w:r></w:p><w:tbl><w:tblPr><w:tblW w:type="pct" w:w="100%"/><w:tblBorders><w:top w:val="single" w:color="999999" w:sz="4"/><w:left w:val="single" w:color="999999" w:sz="4"/><w:bottom w:val="single" w:color="999999" w:sz="4"/><w:right w:val="single" w:color="999999" w:sz="4"/><w:insideH w:val="single" w:color="auto" w:sz="4"/><w:insideV w:val="single" w:color="auto" w:sz="4"/></w:tblBorders></w:tblPr><w:tblGrid><w:gridCol w:w="100"/><w:gridCol w:w="100"/><w:gridCol w:w="100"/></w:tblGrid><w:tr><w:tc><w:tcPr><w:tcW w:type="pct" w:w="22%"/><w:shd w:fill="D9E2F3" w:color="auto" w:val="clear"/><w:tcMar><w:top w:type="dxa" w:w="60"/><w:left w:type="dxa" w:w="100"/><w:bottom w:type="dxa" w:w="60"/><w:right w:type="dxa" w:w="100"/></w:tcMar></w:tcPr><w:p><w:pPr><w:spacing w:line="260"/><w:jc w:val="center"/></w:pPr><w:r><w:rPr><w:rFonts w:ascii="微软雅黑" w:cs="微软雅黑" w:eastAsia="微软雅黑" w:hAnsi="微软雅黑"/><w:b/><w:bCs/><w:color w:val="000000"/><w:sz w:val="20"/><w:szCs w:val="20"/></w:rPr><w:t xml:space="preserve">时段</w:t></w:r></w:p></w:tc><w:tc><w:tcPr><w:tcW w:type="pct" w:w="52%"/><w:shd w:fill="D9E2F3" w:color="auto" w:val="clear"/><w:tcMar><w:top w:type="dxa" w:w="60"/><w:left w:type="dxa" w:w="100"/><w:bottom w:type="dxa" w:w="60"/><w:right w:type="dxa" w:w="100"/></w:tcMar></w:tcPr><w:p><w:pPr><w:spacing w:line="260"/><w:jc w:val="center"/></w:pPr><w:r><w:rPr><w:rFonts w:ascii="微软雅黑" w:cs="微软雅黑" w:eastAsia="微软雅黑" w:hAnsi="微软雅黑"/><w:b/><w:bCs/><w:color w:val="000000"/><w:sz w:val="20"/><w:szCs w:val="20"/></w:rPr><w:t xml:space="preserve">工作任务</w:t></w:r></w:p></w:tc><w:tc><w:tcPr><w:tcW w:type="pct" w:w="26%"/><w:shd w:fill="D9E2F3" w:color="auto" w:val="clear"/><w:tcMar><w:top w:type="dxa" w:w="60"/><w:left w:type="dxa" w:w="100"/><w:bottom w:type="dxa" w:w="60"/><w:right w:type="dxa" w:w="100"/></w:tcMar></w:tcPr><w:p><w:pPr><w:spacing w:line="260"/><w:jc w:val="center"/></w:pPr><w:r><w:rPr><w:rFonts w:ascii="微软雅黑" w:cs="微软雅黑" w:eastAsia="微软雅黑" w:hAnsi="微软雅黑"/><w:b/><w:bCs/><w:color w:val="000000"/><w:sz w:val="20"/><w:szCs w:val="20"/></w:rPr><w:t xml:space="preserve">产出</w:t></w:r></w:p></w:tc></w:tr><w:tr><w:tc><w:tcPr><w:tcW w:type="pct" w:w="22%"/><w:tcMar><w:top w:type="dxa" w:w="60"/><w:left w:type="dxa" w:w="100"/><w:bottom w:type="dxa" w:w="60"/><w:right w:type="dxa" w:w="100"/></w:tcMar></w:tcPr><w:p><w:pPr><w:spacing w:line="260"/><w:jc w:val="center"/></w:pPr><w:r><w:rPr><w:rFonts w:ascii="微软雅黑" w:cs="微软雅黑" w:eastAsia="微软雅黑" w:hAnsi="微软雅黑"/><w:b w:val="false"/><w:bCs w:val="false"/><w:color w:val="000000"/><w:sz w:val="20"/><w:szCs w:val="20"/></w:rPr><w:t xml:space="preserve">8:00 — 8:30</w:t></w:r></w:p></w:tc><w:tc><w:tcPr><w:tcW w:type="pct" w:w="52%"/><w:tcMar><w:top w:type="dxa" w:w="60"/><w:left w:type="dxa" w:w="100"/><w:bottom w:type="dxa" w:w="60"/><w:right w:type="dxa" w:w="100"/></w:tcMar></w:tcPr><w:p><w:pPr><w:spacing w:line="260"/><w:jc w:val="center"/></w:pPr><w:r><w:rPr><w:rFonts w:ascii="微软雅黑" w:cs="微软雅黑" w:eastAsia="微软雅黑" w:hAnsi="微软雅黑"/><w:b w:val="false"/><w:bCs w:val="false"/><w:color w:val="000000"/><w:sz w:val="20"/><w:szCs w:val="20"/></w:rPr><w:t xml:space="preserve">到岗、装备检查 + 早间车位管理</w:t></w:r></w:p></w:tc><w:tc><w:tcPr><w:tcW w:type="pct" w:w="26%"/><w:tcMar><w:top w:type="dxa" w:w="60"/><w:left w:type="dxa" w:w="100"/><w:bottom w:type="dxa" w:w="60"/><w:right w:type="dxa" w:w="100"/></w:tcMar></w:tcPr><w:p><w:pPr><w:spacing w:line="260"/><w:jc w:val="center"/></w:pPr><w:r><w:rPr><w:rFonts w:ascii="微软雅黑" w:cs="微软雅黑" w:eastAsia="微软雅黑" w:hAnsi="微软雅黑"/><w:b w:val="false"/><w:bCs w:val="false"/><w:color w:val="000000"/><w:sz w:val="20"/><w:szCs w:val="20"/></w:rPr><w:t xml:space="preserve">车位有序、通道畅通</w:t></w:r></w:p></w:tc></w:tr><w:tr><w:tc><w:tcPr><w:tcW w:type="pct" w:w="22%"/><w:tcMar><w:top w:type="dxa" w:w="60"/><w:left w:type="dxa" w:w="100"/><w:bottom w:type="dxa" w:w="60"/><w:right w:type="dxa" w:w="100"/></w:tcMar></w:tcPr><w:p><w:pPr><w:spacing w:line="260"/><w:jc w:val="center"/></w:pPr><w:r><w:rPr><w:rFonts w:ascii="微软雅黑" w:cs="微软雅黑" w:eastAsia="微软雅黑" w:hAnsi="微软雅黑"/><w:b w:val="false"/><w:bCs w:val="false"/><w:color w:val="000000"/><w:sz w:val="20"/><w:szCs w:val="20"/></w:rPr><w:t xml:space="preserve">9:00 — 11:00</w:t></w:r></w:p></w:tc><w:tc><w:tcPr><w:tcW w:type="pct" w:w="52%"/><w:tcMar><w:top w:type="dxa" w:w="60"/><w:left w:type="dxa" w:w="100"/><w:bottom w:type="dxa" w:w="60"/><w:right w:type="dxa" w:w="100"/></w:tcMar></w:tcPr><w:p><w:pPr><w:spacing w:line="260"/><w:jc w:val="center"/></w:pPr><w:r><w:rPr><w:rFonts w:ascii="微软雅黑" w:cs="微软雅黑" w:eastAsia="微软雅黑" w:hAnsi="微软雅黑"/><w:b w:val="false"/><w:bCs w:val="false"/><w:color w:val="000000"/><w:sz w:val="20"/><w:szCs w:val="20"/></w:rPr><w:t xml:space="preserve">四角巡查（拍照打卡），途中顺带探头外观巡检</w:t></w:r></w:p></w:tc><w:tc><w:tcPr><w:tcW w:type="pct" w:w="26%"/><w:tcMar><w:top w:type="dxa" w:w="60"/><w:left w:type="dxa" w:w="100"/><w:bottom w:type="dxa" w:w="60"/><w:right w:type="dxa" w:w="100"/></w:tcMar></w:tcPr><w:p><w:pPr><w:spacing w:line="260"/><w:jc w:val="center"/></w:pPr><w:r><w:rPr><w:rFonts w:ascii="微软雅黑" w:cs="微软雅黑" w:eastAsia="微软雅黑" w:hAnsi="微软雅黑"/><w:b w:val="false"/><w:bCs w:val="false"/><w:color w:val="000000"/><w:sz w:val="20"/><w:szCs w:val="20"/></w:rPr><w:t xml:space="preserve">四角打卡照片、巡查记录</w:t></w:r></w:p></w:tc></w:tr><w:tr><w:tc><w:tcPr><w:tcW w:type="pct" w:w="22%"/><w:tcMar><w:top w:type="dxa" w:w="60"/><w:left w:type="dxa" w:w="100"/><w:bottom w:type="dxa" w:w="60"/><w:right w:type="dxa" w:w="100"/></w:tcMar></w:tcPr><w:p><w:pPr><w:spacing w:line="260"/><w:jc w:val="center"/></w:pPr><w:r><w:rPr><w:rFonts w:ascii="微软雅黑" w:cs="微软雅黑" w:eastAsia="微软雅黑" w:hAnsi="微软雅黑"/><w:b w:val="false"/><w:bCs w:val="false"/><w:color w:val="000000"/><w:sz w:val="20"/><w:szCs w:val="20"/></w:rPr><w:t xml:space="preserve">11:00 — 12:00</w:t></w:r></w:p></w:tc><w:tc><w:tcPr><w:tcW w:type="pct" w:w="52%"/><w:tcMar><w:top w:type="dxa" w:w="60"/><w:left w:type="dxa" w:w="100"/><w:bottom w:type="dxa" w:w="60"/><w:right w:type="dxa" w:w="100"/></w:tcMar></w:tcPr><w:p><w:pPr><w:spacing w:line="260"/><w:jc w:val="center"/></w:pPr><w:r><w:rPr><w:rFonts w:ascii="微软雅黑" w:cs="微软雅黑" w:eastAsia="微软雅黑" w:hAnsi="微软雅黑"/><w:b w:val="false"/><w:bCs w:val="false"/><w:color w:val="000000"/><w:sz w:val="20"/><w:szCs w:val="20"/></w:rPr><w:t xml:space="preserve">门岗值守：车辆进出登记 + 后备箱检查</w:t></w:r></w:p></w:tc><w:tc><w:tcPr><w:tcW w:type="pct" w:w="26%"/><w:tcMar><w:top w:type="dxa" w:w="60"/><w:left w:type="dxa" w:w="100"/><w:bottom w:type="dxa" w:w="60"/><w:right w:type="dxa" w:w="100"/></w:tcMar></w:tcPr><w:p><w:pPr><w:spacing w:line="260"/><w:jc w:val="center"/></w:pPr><w:r><w:rPr><w:rFonts w:ascii="微软雅黑" w:cs="微软雅黑" w:eastAsia="微软雅黑" w:hAnsi="微软雅黑"/><w:b w:val="false"/><w:bCs w:val="false"/><w:color w:val="000000"/><w:sz w:val="20"/><w:szCs w:val="20"/></w:rPr><w:t xml:space="preserve">登记记录</w:t></w:r></w:p></w:tc></w:tr><w:tr><w:tc><w:tcPr><w:tcW w:type="pct" w:w="22%"/><w:tcMar><w:top w:type="dxa" w:w="60"/><w:left w:type="dxa" w:w="100"/><w:bottom w:type="dxa" w:w="60"/><w:right w:type="dxa" w:w="100"/></w:tcMar></w:tcPr><w:p><w:pPr><w:spacing w:line="260"/><w:jc w:val="center"/></w:pPr><w:r><w:rPr><w:rFonts w:ascii="微软雅黑" w:cs="微软雅黑" w:eastAsia="微软雅黑" w:hAnsi="微软雅黑"/><w:b w:val="false"/><w:bCs w:val="false"/><w:color w:val="000000"/><w:sz w:val="20"/><w:szCs w:val="20"/></w:rPr><w:t xml:space="preserve">12:00 — 13:30</w:t></w:r></w:p></w:tc><w:tc><w:tcPr><w:tcW w:type="pct" w:w="52%"/><w:tcMar><w:top w:type="dxa" w:w="60"/><w:left w:type="dxa" w:w="100"/><w:bottom w:type="dxa" w:w="60"/><w:right w:type="dxa" w:w="100"/></w:tcMar></w:tcPr><w:p><w:pPr><w:spacing w:line="260"/><w:jc w:val="center"/></w:pPr><w:r><w:rPr><w:rFonts w:ascii="微软雅黑" w:cs="微软雅黑" w:eastAsia="微软雅黑" w:hAnsi="微软雅黑"/><w:b w:val="false"/><w:bCs w:val="false"/><w:color w:val="000000"/><w:sz w:val="20"/><w:szCs w:val="20"/></w:rPr><w:t xml:space="preserve">午休（离岗须报备，车辆进出由监控覆盖，14:00 前补登）</w:t></w:r></w:p></w:tc><w:tc><w:tcPr><w:tcW w:type="pct" w:w="26%"/><w:tcMar><w:top w:type="dxa" w:w="60"/><w:left w:type="dxa" w:w="100"/><w:bottom w:type="dxa" w:w="60"/><w:right w:type="dxa" w:w="100"/></w:tcMar></w:tcPr><w:p><w:pPr><w:spacing w:line="260"/><w:jc w:val="center"/></w:pPr><w:r><w:rPr><w:rFonts w:ascii="微软雅黑" w:cs="微软雅黑" w:eastAsia="微软雅黑" w:hAnsi="微软雅黑"/><w:b w:val="false"/><w:bCs w:val="false"/><w:color w:val="000000"/><w:sz w:val="20"/><w:szCs w:val="20"/></w:rPr><w:t xml:space="preserve">报备记录、补登记录</w:t></w:r></w:p></w:tc></w:tr><w:tr><w:tc><w:tcPr><w:tcW w:type="pct" w:w="22%"/><w:tcMar><w:top w:type="dxa" w:w="60"/><w:left w:type="dxa" w:w="100"/><w:bottom w:type="dxa" w:w="60"/><w:right w:type="dxa" w:w="100"/></w:tcMar></w:tcPr><w:p><w:pPr><w:spacing w:line="260"/><w:jc w:val="center"/></w:pPr><w:r><w:rPr><w:rFonts w:ascii="微软雅黑" w:cs="微软雅黑" w:eastAsia="微软雅黑" w:hAnsi="微软雅黑"/><w:b w:val="false"/><w:bCs w:val="false"/><w:color w:val="000000"/><w:sz w:val="20"/><w:szCs w:val="20"/></w:rPr><w:t xml:space="preserve">13:30 — 15:30</w:t></w:r></w:p></w:tc><w:tc><w:tcPr><w:tcW w:type="pct" w:w="52%"/><w:tcMar><w:top w:type="dxa" w:w="60"/><w:left w:type="dxa" w:w="100"/><w:bottom w:type="dxa" w:w="60"/><w:right w:type="dxa" w:w="100"/></w:tcMar></w:tcPr><w:p><w:pPr><w:spacing w:line="260"/><w:jc w:val="center"/></w:pPr><w:r><w:rPr><w:rFonts w:ascii="微软雅黑" w:cs="微软雅黑" w:eastAsia="微软雅黑" w:hAnsi="微软雅黑"/><w:b w:val="false"/><w:bCs w:val="false"/><w:color w:val="000000"/><w:sz w:val="20"/><w:szCs w:val="20"/></w:rPr><w:t xml:space="preserve">下午重点区域巡查（材料区、设备区、油品区、临建区）+ 车辆登记</w:t></w:r></w:p></w:tc><w:tc><w:tcPr><w:tcW w:type="pct" w:w="26%"/><w:tcMar><w:top w:type="dxa" w:w="60"/><w:left w:type="dxa" w:w="100"/><w:bottom w:type="dxa" w:w="60"/><w:right w:type="dxa" w:w="100"/></w:tcMar></w:tcPr><w:p><w:pPr><w:spacing w:line="260"/><w:jc w:val="center"/></w:pPr><w:r><w:rPr><w:rFonts w:ascii="微软雅黑" w:cs="微软雅黑" w:eastAsia="微软雅黑" w:hAnsi="微软雅黑"/><w:b w:val="false"/><w:bCs w:val="false"/><w:color w:val="000000"/><w:sz w:val="20"/><w:szCs w:val="20"/></w:rPr><w:t xml:space="preserve">巡查记录、登记记录</w:t></w:r></w:p></w:tc></w:tr><w:tr><w:tc><w:tcPr><w:tcW w:type="pct" w:w="22%"/><w:tcMar><w:top w:type="dxa" w:w="60"/><w:left w:type="dxa" w:w="100"/><w:bottom w:type="dxa" w:w="60"/><w:right w:type="dxa" w:w="100"/></w:tcMar></w:tcPr><w:p><w:pPr><w:spacing w:line="260"/><w:jc w:val="center"/></w:pPr><w:r><w:rPr><w:rFonts w:ascii="微软雅黑" w:cs="微软雅黑" w:eastAsia="微软雅黑" w:hAnsi="微软雅黑"/><w:b w:val="false"/><w:bCs w:val="false"/><w:color w:val="000000"/><w:sz w:val="20"/><w:szCs w:val="20"/></w:rPr><w:t xml:space="preserve">15:30 — 16:30</w:t></w:r></w:p></w:tc><w:tc><w:tcPr><w:tcW w:type="pct" w:w="52%"/><w:tcMar><w:top w:type="dxa" w:w="60"/><w:left w:type="dxa" w:w="100"/><w:bottom w:type="dxa" w:w="60"/><w:right w:type="dxa" w:w="100"/></w:tcMar></w:tcPr><w:p><w:pPr><w:spacing w:line="260"/><w:jc w:val="center"/></w:pPr><w:r><w:rPr><w:rFonts w:ascii="微软雅黑" w:cs="微软雅黑" w:eastAsia="微软雅黑" w:hAnsi="微软雅黑"/><w:b w:val="false"/><w:bCs w:val="false"/><w:color w:val="000000"/><w:sz w:val="20"/><w:szCs w:val="20"/></w:rPr><w:t xml:space="preserve">监控功能抽测 + 晚间录像抽查</w:t></w:r></w:p></w:tc><w:tc><w:tcPr><w:tcW w:type="pct" w:w="26%"/><w:tcMar><w:top w:type="dxa" w:w="60"/><w:left w:type="dxa" w:w="100"/><w:bottom w:type="dxa" w:w="60"/><w:right w:type="dxa" w:w="100"/></w:tcMar></w:tcPr><w:p><w:pPr><w:spacing w:line="260"/><w:jc w:val="center"/></w:pPr><w:r><w:rPr><w:rFonts w:ascii="微软雅黑" w:cs="微软雅黑" w:eastAsia="微软雅黑" w:hAnsi="微软雅黑"/><w:b w:val="false"/><w:bCs w:val="false"/><w:color w:val="000000"/><w:sz w:val="20"/><w:szCs w:val="20"/></w:rPr><w:t xml:space="preserve">抽测/抽查记录</w:t></w:r></w:p></w:tc></w:tr><w:tr><w:tc><w:tcPr><w:tcW w:type="pct" w:w="22%"/><w:tcMar><w:top w:type="dxa" w:w="60"/><w:left w:type="dxa" w:w="100"/><w:bottom w:type="dxa" w:w="60"/><w:right w:type="dxa" w:w="100"/></w:tcMar></w:tcPr><w:p><w:pPr><w:spacing w:line="260"/><w:jc w:val="center"/></w:pPr><w:r><w:rPr><w:rFonts w:ascii="微软雅黑" w:cs="微软雅黑" w:eastAsia="微软雅黑" w:hAnsi="微软雅黑"/><w:b w:val="false"/><w:bCs w:val="false"/><w:color w:val="000000"/><w:sz w:val="20"/><w:szCs w:val="20"/></w:rPr><w:t xml:space="preserve">16:30 — 17:15</w:t></w:r></w:p></w:tc><w:tc><w:tcPr><w:tcW w:type="pct" w:w="52%"/><w:tcMar><w:top w:type="dxa" w:w="60"/><w:left w:type="dxa" w:w="100"/><w:bottom w:type="dxa" w:w="60"/><w:right w:type="dxa" w:w="100"/></w:tcMar></w:tcPr><w:p><w:pPr><w:spacing w:line="260"/><w:jc w:val="center"/></w:pPr><w:r><w:rPr><w:rFonts w:ascii="微软雅黑" w:cs="微软雅黑" w:eastAsia="微软雅黑" w:hAnsi="微软雅黑"/><w:b w:val="false"/><w:bCs w:val="false"/><w:color w:val="000000"/><w:sz w:val="20"/><w:szCs w:val="20"/></w:rPr><w:t xml:space="preserve">晚高峰车辆管理 + 周边人员管理（大货车/重型车辆作业区清场）</w:t></w:r></w:p></w:tc><w:tc><w:tcPr><w:tcW w:type="pct" w:w="26%"/><w:tcMar><w:top w:type="dxa" w:w="60"/><w:left w:type="dxa" w:w="100"/><w:bottom w:type="dxa" w:w="60"/><w:right w:type="dxa" w:w="100"/></w:tcMar></w:tcPr><w:p><w:pPr><w:spacing w:line="260"/><w:jc w:val="center"/></w:pPr><w:r><w:rPr><w:rFonts w:ascii="微软雅黑" w:cs="微软雅黑" w:eastAsia="微软雅黑" w:hAnsi="微软雅黑"/><w:b w:val="false"/><w:bCs w:val="false"/><w:color w:val="000000"/><w:sz w:val="20"/><w:szCs w:val="20"/></w:rPr><w:t xml:space="preserve">驱离记录</w:t></w:r></w:p></w:tc></w:tr><w:tr><w:tc><w:tcPr><w:tcW w:type="pct" w:w="22%"/><w:tcMar><w:top w:type="dxa" w:w="60"/><w:left w:type="dxa" w:w="100"/><w:bottom w:type="dxa" w:w="60"/><w:right w:type="dxa" w:w="100"/></w:tcMar></w:tcPr><w:p><w:pPr><w:spacing w:line="260"/><w:jc w:val="center"/></w:pPr><w:r><w:rPr><w:rFonts w:ascii="微软雅黑" w:cs="微软雅黑" w:eastAsia="微软雅黑" w:hAnsi="微软雅黑"/><w:b w:val="false"/><w:bCs w:val="false"/><w:color w:val="000000"/><w:sz w:val="20"/><w:szCs w:val="20"/></w:rPr><w:t xml:space="preserve">17:15 — 17:30</w:t></w:r></w:p></w:tc><w:tc><w:tcPr><w:tcW w:type="pct" w:w="52%"/><w:tcMar><w:top w:type="dxa" w:w="60"/><w:left w:type="dxa" w:w="100"/><w:bottom w:type="dxa" w:w="60"/><w:right w:type="dxa" w:w="100"/></w:tcMar></w:tcPr><w:p><w:pPr><w:spacing w:line="260"/><w:jc w:val="center"/></w:pPr><w:r><w:rPr><w:rFonts w:ascii="微软雅黑" w:cs="微软雅黑" w:eastAsia="微软雅黑" w:hAnsi="微软雅黑"/><w:b w:val="false"/><w:bCs w:val="false"/><w:color w:val="000000"/><w:sz w:val="20"/><w:szCs w:val="20"/></w:rPr><w:t xml:space="preserve">收尾巡查、闭门关窗检查、填写并提交日报</w:t></w:r></w:p></w:tc><w:tc><w:tcPr><w:tcW w:type="pct" w:w="26%"/><w:tcMar><w:top w:type="dxa" w:w="60"/><w:left w:type="dxa" w:w="100"/><w:bottom w:type="dxa" w:w="60"/><w:right w:type="dxa" w:w="100"/></w:tcMar></w:tcPr><w:p><w:pPr><w:spacing w:line="260"/><w:jc w:val="center"/></w:pPr><w:r><w:rPr><w:rFonts w:ascii="微软雅黑" w:cs="微软雅黑" w:eastAsia="微软雅黑" w:hAnsi="微软雅黑"/><w:b w:val="false"/><w:bCs w:val="false"/><w:color w:val="000000"/><w:sz w:val="20"/><w:szCs w:val="20"/></w:rPr><w:t xml:space="preserve">当日日报</w:t></w:r></w:p></w:tc></w:tr></w:tbl><w:p><w:pPr><w:spacing w:after="60" w:before="60" w:line="300"/><w:jc w:val="both"/></w:pPr><w:r><w:rPr><w:rFonts w:ascii="微软雅黑" w:cs="微软雅黑" w:eastAsia="微软雅黑" w:hAnsi="微软雅黑"/><w:b w:val="false"/><w:bCs w:val="false"/><w:color w:val="666666"/><w:sz w:val="18"/><w:szCs w:val="18"/></w:rPr><w:t xml:space="preserve">阴雨、夜间施工、大型设备进场等特殊情况，时间安排服从总经办临时指令。</w:t></w:r></w:p><w:p><w:pPr><w:spacing w:after="120" w:before="240"/></w:pPr><w:r><w:rPr><w:rFonts w:ascii="微软雅黑" w:cs="微软雅黑" w:eastAsia="微软雅黑" w:hAnsi="微软雅黑"/><w:b/><w:bCs/><w:color w:val="000000"/><w:sz w:val="26"/><w:szCs w:val="26"/></w:rPr><w:t xml:space="preserve">三、五项核心工作 SOP</w:t></w:r></w:p><w:p><w:pPr><w:spacing w:after="80" w:before="160"/></w:pPr><w:r><w:rPr><w:rFonts w:ascii="微软雅黑" w:cs="微软雅黑" w:eastAsia="微软雅黑" w:hAnsi="微软雅黑"/><w:b/><w:bCs/><w:color w:val="000000"/><w:sz w:val="22"/><w:szCs w:val="22"/></w:rPr><w:t xml:space="preserve">3.1 早间车位管理（8:00 — 8:30）</w:t></w:r></w:p><0/><w:p><w:pPr><w:spacing w:after="80" w:before="160"/></w:pPr><w:r><w:rPr><w:rFonts w:ascii="微软雅黑" w:cs="微软雅黑" w:eastAsia="微软雅黑" w:hAnsi="微软雅黑"/><w:b/><w:bCs/><w:color w:val="000000"/><w:sz w:val="22"/><w:szCs w:val="22"/></w:rPr><w:t xml:space="preserve">3.2 四角巡查 + 拍照打卡（上午）</w:t></w:r></w:p><0/><w:p><w:pPr><w:spacing w:after="80" w:before="160"/></w:pPr><w:r><w:rPr><w:rFonts w:ascii="微软雅黑" w:cs="微软雅黑" w:eastAsia="微软雅黑" w:hAnsi="微软雅黑"/><w:b/><w:bCs/><w:color w:val="000000"/><w:sz w:val="22"/><w:szCs w:val="22"/></w:rPr><w:t xml:space="preserve">3.3 车辆进出登记 + 后备箱检查</w:t></w:r></w:p><w:p><w:pPr><w:spacing w:after="60" w:before="60" w:line="300"/><w:jc w:val="both"/></w:pPr><w:r><w:rPr><w:rFonts w:ascii="微软雅黑" w:cs="微软雅黑" w:eastAsia="微软雅黑" w:hAnsi="微软雅黑"/><w:b/><w:bCs/><w:color w:val="000000"/><w:sz w:val="21"/><w:szCs w:val="21"/></w:rPr><w:t xml:space="preserve">登记要素（逐车登记，不得漏登）：</w:t></w:r></w:p><w:tbl><w:tblPr><w:tblW w:type="pct" w:w="100%"/><w:tblBorders><w:top w:val="single" w:color="999999" w:sz="4"/><w:left w:val="single" w:color="999999" w:sz="4"/><w:bottom w:val="single" w:color="999999" w:sz="4"/><w:right w:val="single" w:color="999999" w:sz="4"/><w:insideH w:val="single" w:color="auto" w:sz="4"/><w:insideV w:val="single" w:color="auto" w:sz="4"/></w:tblBorders></w:tblPr><w:tblGrid><w:gridCol w:w="100"/><w:gridCol w:w="100"/><w:gridCol w:w="100"/><w:gridCol w:w="100"/><w:gridCol w:w="100"/><w:gridCol w:w="100"/></w:tblGrid><w:tr><w:tc><w:tcPr><w:tcW w:type="pct" w:w="20%"/><w:shd w:fill="D9E2F3" w:color="auto" w:val="clear"/><w:tcMar><w:top w:type="dxa" w:w="60"/><w:left w:type="dxa" w:w="100"/><w:bottom w:type="dxa" w:w="60"/><w:right w:type="dxa" w:w="100"/></w:tcMar></w:tcPr><w:p><w:pPr><w:spacing w:line="260"/><w:jc w:val="center"/></w:pPr><w:r><w:rPr><w:rFonts w:ascii="微软雅黑" w:cs="微软雅黑" w:eastAsia="微软雅黑" w:hAnsi="微软雅黑"/><w:b/><w:bCs/><w:color w:val="000000"/><w:sz w:val="20"/><w:szCs w:val="20"/></w:rPr><w:t xml:space="preserve">车牌号</w:t></w:r></w:p></w:tc><w:tc><w:tcPr><w:tcW w:type="pct" w:w="12%"/><w:shd w:fill="D9E2F3" w:color="auto" w:val="clear"/><w:tcMar><w:top w:type="dxa" w:w="60"/><w:left w:type="dxa" w:w="100"/><w:bottom w:type="dxa" w:w="60"/><w:right w:type="dxa" w:w="100"/></w:tcMar></w:tcPr><w:p><w:pPr><w:spacing w:line="260"/><w:jc w:val="center"/></w:pPr><w:r><w:rPr><w:rFonts w:ascii="微软雅黑" w:cs="微软雅黑" w:eastAsia="微软雅黑" w:hAnsi="微软雅黑"/><w:b/><w:bCs/><w:color w:val="000000"/><w:sz w:val="20"/><w:szCs w:val="20"/></w:rPr><w:t xml:space="preserve">车型</w:t></w:r></w:p></w:tc><w:tc><w:tcPr><w:tcW w:type="pct" w:w="16%"/><w:shd w:fill="D9E2F3" w:color="auto" w:val="clear"/><w:tcMar><w:top w:type="dxa" w:w="60"/><w:left w:type="dxa" w:w="100"/><w:bottom w:type="dxa" w:w="60"/><w:right w:type="dxa" w:w="100"/></w:tcMar></w:tcPr><w:p><w:pPr><w:spacing w:line="260"/><w:jc w:val="center"/></w:pPr><w:r><w:rPr><w:rFonts w:ascii="微软雅黑" w:cs="微软雅黑" w:eastAsia="微软雅黑" w:hAnsi="微软雅黑"/><w:b/><w:bCs/><w:color w:val="000000"/><w:sz w:val="20"/><w:szCs w:val="20"/></w:rPr><w:t xml:space="preserve">进出时间</w:t></w:r></w:p></w:tc><w:tc><w:tcPr><w:tcW w:type="pct" w:w="22%"/><w:shd w:fill="D9E2F3" w:color="auto" w:val="clear"/><w:tcMar><w:top w:type="dxa" w:w="60"/><w:left w:type="dxa" w:w="100"/><w:bottom w:type="dxa" w:w="60"/><w:right w:type="dxa" w:w="100"/></w:tcMar></w:tcPr><w:p><w:pPr><w:spacing w:line="260"/><w:jc w:val="center"/></w:pPr><w:r><w:rPr><w:rFonts w:ascii="微软雅黑" w:cs="微软雅黑" w:eastAsia="微软雅黑" w:hAnsi="微软雅黑"/><w:b/><w:bCs/><w:color w:val="000000"/><w:sz w:val="20"/><w:szCs w:val="20"/></w:rPr><w:t xml:space="preserve">事由/载货</w:t></w:r></w:p></w:tc><w:tc><w:tcPr><w:tcW w:type="pct" w:w="12%"/><w:shd w:fill="D9E2F3" w:color="auto" w:val="clear"/><w:tcMar><w:top w:type="dxa" w:w="60"/><w:left w:type="dxa" w:w="100"/><w:bottom w:type="dxa" w:w="60"/><w:right w:type="dxa" w:w="100"/></w:tcMar></w:tcPr><w:p><w:pPr><w:spacing w:line="260"/><w:jc w:val="center"/></w:pPr><w:r><w:rPr><w:rFonts w:ascii="微软雅黑" w:cs="微软雅黑" w:eastAsia="微软雅黑" w:hAnsi="微软雅黑"/><w:b/><w:bCs/><w:color w:val="000000"/><w:sz w:val="20"/><w:szCs w:val="20"/></w:rPr><w:t xml:space="preserve">司机</w:t></w:r></w:p></w:tc><w:tc><w:tcPr><w:tcW w:type="pct" w:w="18%"/><w:shd w:fill="D9E2F3" w:color="auto" w:val="clear"/><w:tcMar><w:top w:type="dxa" w:w="60"/><w:left w:type="dxa" w:w="100"/><w:bottom w:type="dxa" w:w="60"/><w:right w:type="dxa" w:w="100"/></w:tcMar></w:tcPr><w:p><w:pPr><w:spacing w:line="260"/><w:jc w:val="center"/></w:pPr><w:r><w:rPr><w:rFonts w:ascii="微软雅黑" w:cs="微软雅黑" w:eastAsia="微软雅黑" w:hAnsi="微软雅黑"/><w:b/><w:bCs/><w:color w:val="000000"/><w:sz w:val="20"/><w:szCs w:val="20"/></w:rPr><w:t xml:space="preserve">联系方式</w:t></w:r></w:p></w:tc></w:tr><w:tr><w:tc><w:tcPr><w:tcW w:type="pct" w:w="20%"/><w:tcMar><w:top w:type="dxa" w:w="60"/><w:left w:type="dxa" w:w="100"/><w:bottom w:type="dxa" w:w="60"/><w:right w:type="dxa" w:w="100"/></w:tcMar></w:tcPr><w:p><w:pPr><w:spacing w:line="260"/><w:jc w:val="center"/></w:pPr><w:r><w:rPr><w:rFonts w:ascii="微软雅黑" w:cs="微软雅黑" w:eastAsia="微软雅黑" w:hAnsi="微软雅黑"/><w:b w:val="false"/><w:bCs w:val="false"/><w:color w:val="000000"/><w:sz w:val="20"/><w:szCs w:val="20"/></w:rPr><w:t xml:space="preserve"></w:t></w:r></w:p></w:tc><w:tc><w:tcPr><w:tcW w:type="pct" w:w="12%"/><w:tcMar><w:top w:type="dxa" w:w="60"/><w:left w:type="dxa" w:w="100"/><w:bottom w:type="dxa" w:w="60"/><w:right w:type="dxa" w:w="100"/></w:tcMar></w:tcPr><w:p><w:pPr><w:spacing w:line="260"/><w:jc w:val="center"/></w:pPr><w:r><w:rPr><w:rFonts w:ascii="微软雅黑" w:cs="微软雅黑" w:eastAsia="微软雅黑" w:hAnsi="微软雅黑"/><w:b w:val="false"/><w:bCs w:val="false"/><w:color w:val="000000"/><w:sz w:val="20"/><w:szCs w:val="20"/></w:rPr><w:t xml:space="preserve"></w:t></w:r></w:p></w:tc><w:tc><w:tcPr><w:tcW w:type="pct" w:w="16%"/><w:tcMar><w:top w:type="dxa" w:w="60"/><w:left w:type="dxa" w:w="100"/><w:bottom w:type="dxa" w:w="60"/><w:right w:type="dxa" w:w="100"/></w:tcMar></w:tcPr><w:p><w:pPr><w:spacing w:line="260"/><w:jc w:val="center"/></w:pPr><w:r><w:rPr><w:rFonts w:ascii="微软雅黑" w:cs="微软雅黑" w:eastAsia="微软雅黑" w:hAnsi="微软雅黑"/><w:b w:val="false"/><w:bCs w:val="false"/><w:color w:val="000000"/><w:sz w:val="20"/><w:szCs w:val="20"/></w:rPr><w:t xml:space="preserve"></w:t></w:r></w:p></w:tc><w:tc><w:tcPr><w:tcW w:type="pct" w:w="22%"/><w:tcMar><w:top w:type="dxa" w:w="60"/><w:left w:type="dxa" w:w="100"/><w:bottom w:type="dxa" w:w="60"/><w:right w:type="dxa" w:w="100"/></w:tcMar></w:tcPr><w:p><w:pPr><w:spacing w:line="260"/><w:jc w:val="center"/></w:pPr><w:r><w:rPr><w:rFonts w:ascii="微软雅黑" w:cs="微软雅黑" w:eastAsia="微软雅黑" w:hAnsi="微软雅黑"/><w:b w:val="false"/><w:bCs w:val="false"/><w:color w:val="000000"/><w:sz w:val="20"/><w:szCs w:val="20"/></w:rPr><w:t xml:space="preserve"></w:t></w:r></w:p></w:tc><w:tc><w:tcPr><w:tcW w:type="pct" w:w="12%"/><w:tcMar><w:top w:type="dxa" w:w="60"/><w:left w:type="dxa" w:w="100"/><w:bottom w:type="dxa" w:w="60"/><w:right w:type="dxa" w:w="100"/></w:tcMar></w:tcPr><w:p><w:pPr><w:spacing w:line="260"/><w:jc w:val="center"/></w:pPr><w:r><w:rPr><w:rFonts w:ascii="微软雅黑" w:cs="微软雅黑" w:eastAsia="微软雅黑" w:hAnsi="微软雅黑"/><w:b w:val="false"/><w:bCs w:val="false"/><w:color w:val="000000"/><w:sz w:val="20"/><w:szCs w:val="20"/></w:rPr><w:t xml:space="preserve"></w:t></w:r></w:p></w:tc><w:tc><w:tcPr><w:tcW w:type="pct" w:w="18%"/><w:tcMar><w:top w:type="dxa" w:w="60"/><w:left w:type="dxa" w:w="100"/><w:bottom w:type="dxa" w:w="60"/><w:right w:type="dxa" w:w="100"/></w:tcMar></w:tcPr><w:p><w:pPr><w:spacing w:line="260"/><w:jc w:val="center"/></w:pPr><w:r><w:rPr><w:rFonts w:ascii="微软雅黑" w:cs="微软雅黑" w:eastAsia="微软雅黑" w:hAnsi="微软雅黑"/><w:b w:val="false"/><w:bCs w:val="false"/><w:color w:val="000000"/><w:sz w:val="20"/><w:szCs w:val="20"/></w:rPr><w:t xml:space="preserve"></w:t></w:r></w:p></w:tc></w:tr></w:tbl><0/><w:p><w:pPr><w:spacing w:after="80" w:before="160"/></w:pPr><w:r><w:rPr><w:rFonts w:ascii="微软雅黑" w:cs="微软雅黑" w:eastAsia="微软雅黑" w:hAnsi="微软雅黑"/><w:b/><w:bCs/><w:color w:val="000000"/><w:sz w:val="22"/><w:szCs w:val="22"/></w:rPr><w:t xml:space="preserve">3.4 监控探头巡检 + 晚间录像抽查</w:t></w:r></w:p><0/><w:p><w:pPr><w:spacing w:after="80" w:before="160"/></w:pPr><w:r><w:rPr><w:rFonts w:ascii="微软雅黑" w:cs="微软雅黑" w:eastAsia="微软雅黑" w:hAnsi="微软雅黑"/><w:b/><w:bCs/><w:color w:val="000000"/><w:sz w:val="22"/><w:szCs w:val="22"/></w:rPr><w:t xml:space="preserve">3.5 周边村民管理 + 拾荒人员驱离</w:t></w:r></w:p><0/><w:p><w:pPr><w:spacing w:after="120" w:before="240"/></w:pPr><w:r><w:rPr><w:rFonts w:ascii="微软雅黑" w:cs="微软雅黑" w:eastAsia="微软雅黑" w:hAnsi="微软雅黑"/><w:b/><w:bCs/><w:color w:val="000000"/><w:sz w:val="26"/><w:szCs w:val="26"/></w:rPr><w:t xml:space="preserve">四、异常处置流程（分级）</w:t></w:r></w:p><w:tbl><w:tblPr><w:tblW w:type="pct" w:w="100%"/><w:tblBorders><w:top w:val="single" w:color="999999" w:sz="4"/><w:left w:val="single" w:color="999999" w:sz="4"/><w:bottom w:val="single" w:color="999999" w:sz="4"/><w:right w:val="single" w:color="999999" w:sz="4"/><w:insideH w:val="single" w:color="auto" w:sz="4"/><w:insideV w:val="single" w:color="auto" w:sz="4"/></w:tblBorders></w:tblPr><w:tblGrid><w:gridCol w:w="100"/><w:gridCol w:w="100"/><w:gridCol w:w="100"/></w:tblGrid><w:tr><w:tc><w:tcPr><w:tcW w:type="pct" w:w="20%"/><w:shd w:fill="D9E2F3" w:color="auto" w:val="clear"/><w:tcMar><w:top w:type="dxa" w:w="60"/><w:left w:type="dxa" w:w="100"/><w:bottom w:type="dxa" w:w="60"/><w:right w:type="dxa" w:w="100"/></w:tcMar></w:tcPr><w:p><w:pPr><w:spacing w:line="260"/><w:jc w:val="center"/></w:pPr><w:r><w:rPr><w:rFonts w:ascii="微软雅黑" w:cs="微软雅黑" w:eastAsia="微软雅黑" w:hAnsi="微软雅黑"/><w:b/><w:bCs/><w:color w:val="000000"/><w:sz w:val="20"/><w:szCs w:val="20"/></w:rPr><w:t xml:space="preserve">级别</w:t></w:r></w:p></w:tc><w:tc><w:tcPr><w:tcW w:type="pct" w:w="36%"/><w:shd w:fill="D9E2F3" w:color="auto" w:val="clear"/><w:tcMar><w:top w:type="dxa" w:w="60"/><w:left w:type="dxa" w:w="100"/><w:bottom w:type="dxa" w:w="60"/><w:right w:type="dxa" w:w="100"/></w:tcMar></w:tcPr><w:p><w:pPr><w:spacing w:line="260"/><w:jc w:val="center"/></w:pPr><w:r><w:rPr><w:rFonts w:ascii="微软雅黑" w:cs="微软雅黑" w:eastAsia="微软雅黑" w:hAnsi="微软雅黑"/><w:b/><w:bCs/><w:color w:val="000000"/><w:sz w:val="20"/><w:szCs w:val="20"/></w:rPr><w:t xml:space="preserve">情形</w:t></w:r></w:p></w:tc><w:tc><w:tcPr><w:tcW w:type="pct" w:w="44%"/><w:shd w:fill="D9E2F3" w:color="auto" w:val="clear"/><w:tcMar><w:top w:type="dxa" w:w="60"/><w:left w:type="dxa" w:w="100"/><w:bottom w:type="dxa" w:w="60"/><w:right w:type="dxa" w:w="100"/></w:tcMar></w:tcPr><w:p><w:pPr><w:spacing w:line="260"/><w:jc w:val="center"/></w:pPr><w:r><w:rPr><w:rFonts w:ascii="微软雅黑" w:cs="微软雅黑" w:eastAsia="微软雅黑" w:hAnsi="微软雅黑"/><w:b/><w:bCs/><w:color w:val="000000"/><w:sz w:val="20"/><w:szCs w:val="20"/></w:rPr><w:t xml:space="preserve">处置</w:t></w:r></w:p></w:tc></w:tr><w:tr><w:tc><w:tcPr><w:tcW w:type="pct" w:w="20%"/><w:tcMar><w:top w:type="dxa" w:w="60"/><w:left w:type="dxa" w:w="100"/><w:bottom w:type="dxa" w:w="60"/><w:right w:type="dxa" w:w="100"/></w:tcMar></w:tcPr><w:p><w:pPr><w:spacing w:line="260"/><w:jc w:val="center"/></w:pPr><w:r><w:rPr><w:rFonts w:ascii="微软雅黑" w:cs="微软雅黑" w:eastAsia="微软雅黑" w:hAnsi="微软雅黑"/><w:b w:val="false"/><w:bCs w:val="false"/><w:color w:val="000000"/><w:sz w:val="20"/><w:szCs w:val="20"/></w:rPr><w:t xml:space="preserve">一般</w:t></w:r></w:p></w:tc><w:tc><w:tcPr><w:tcW w:type="pct" w:w="36%"/><w:tcMar><w:top w:type="dxa" w:w="60"/><w:left w:type="dxa" w:w="100"/><w:bottom w:type="dxa" w:w="60"/><w:right w:type="dxa" w:w="100"/></w:tcMar></w:tcPr><w:p><w:pPr><w:spacing w:line="260"/><w:jc w:val="center"/></w:pPr><w:r><w:rPr><w:rFonts w:ascii="微软雅黑" w:cs="微软雅黑" w:eastAsia="微软雅黑" w:hAnsi="微软雅黑"/><w:b w:val="false"/><w:bCs w:val="false"/><w:color w:val="000000"/><w:sz w:val="20"/><w:szCs w:val="20"/></w:rPr><w:t xml:space="preserve">占道停车、轻微纠纷、探头故障、围挡破损</w:t></w:r></w:p></w:tc><w:tc><w:tcPr><w:tcW w:type="pct" w:w="44%"/><w:tcMar><w:top w:type="dxa" w:w="60"/><w:left w:type="dxa" w:w="100"/><w:bottom w:type="dxa" w:w="60"/><w:right w:type="dxa" w:w="100"/></w:tcMar></w:tcPr><w:p><w:pPr><w:spacing w:line="260"/><w:jc w:val="center"/></w:pPr><w:r><w:rPr><w:rFonts w:ascii="微软雅黑" w:cs="微软雅黑" w:eastAsia="微软雅黑" w:hAnsi="微软雅黑"/><w:b w:val="false"/><w:bCs w:val="false"/><w:color w:val="000000"/><w:sz w:val="20"/><w:szCs w:val="20"/></w:rPr><w:t xml:space="preserve">现场处置 + 记入日报</w:t></w:r></w:p></w:tc></w:tr><w:tr><w:tc><w:tcPr><w:tcW w:type="pct" w:w="20%"/><w:tcMar><w:top w:type="dxa" w:w="60"/><w:left w:type="dxa" w:w="100"/><w:bottom w:type="dxa" w:w="60"/><w:right w:type="dxa" w:w="100"/></w:tcMar></w:tcPr><w:p><w:pPr><w:spacing w:line="260"/><w:jc w:val="center"/></w:pPr><w:r><w:rPr><w:rFonts w:ascii="微软雅黑" w:cs="微软雅黑" w:eastAsia="微软雅黑" w:hAnsi="微软雅黑"/><w:b w:val="false"/><w:bCs w:val="false"/><w:color w:val="000000"/><w:sz w:val="20"/><w:szCs w:val="20"/></w:rPr><w:t xml:space="preserve">重大</w:t></w:r></w:p></w:tc><w:tc><w:tcPr><w:tcW w:type="pct" w:w="36%"/><w:tcMar><w:top w:type="dxa" w:w="60"/><w:left w:type="dxa" w:w="100"/><w:bottom w:type="dxa" w:w="60"/><w:right w:type="dxa" w:w="100"/></w:tcMar></w:tcPr><w:p><w:pPr><w:spacing w:line="260"/><w:jc w:val="center"/></w:pPr><w:r><w:rPr><w:rFonts w:ascii="微软雅黑" w:cs="微软雅黑" w:eastAsia="微软雅黑" w:hAnsi="微软雅黑"/><w:b w:val="false"/><w:bCs w:val="false"/><w:color w:val="000000"/><w:sz w:val="20"/><w:szCs w:val="20"/></w:rPr><w:t xml:space="preserve">盗窃嫌疑、夹带物资、人员冲突、车辆事故</w:t></w:r></w:p></w:tc><w:tc><w:tcPr><w:tcW w:type="pct" w:w="44%"/><w:tcMar><w:top w:type="dxa" w:w="60"/><w:left w:type="dxa" w:w="100"/><w:bottom w:type="dxa" w:w="60"/><w:right w:type="dxa" w:w="100"/></w:tcMar></w:tcPr><w:p><w:pPr><w:spacing w:line="260"/><w:jc w:val="center"/></w:pPr><w:r><w:rPr><w:rFonts w:ascii="微软雅黑" w:cs="微软雅黑" w:eastAsia="微软雅黑" w:hAnsi="微软雅黑"/><w:b w:val="false"/><w:bCs w:val="false"/><w:color w:val="000000"/><w:sz w:val="20"/><w:szCs w:val="20"/></w:rPr><w:t xml:space="preserve">拍照/录像取证 → 立即电话报告总经办 → 保护现场 → 必要时报警（110/119）</w:t></w:r></w:p></w:tc></w:tr><w:tr><w:tc><w:tcPr><w:tcW w:type="pct" w:w="20%"/><w:tcMar><w:top w:type="dxa" w:w="60"/><w:left w:type="dxa" w:w="100"/><w:bottom w:type="dxa" w:w="60"/><w:right w:type="dxa" w:w="100"/></w:tcMar></w:tcPr><w:p><w:pPr><w:spacing w:line="260"/><w:jc w:val="center"/></w:pPr><w:r><w:rPr><w:rFonts w:ascii="微软雅黑" w:cs="微软雅黑" w:eastAsia="微软雅黑" w:hAnsi="微软雅黑"/><w:b w:val="false"/><w:bCs w:val="false"/><w:color w:val="000000"/><w:sz w:val="20"/><w:szCs w:val="20"/></w:rPr><w:t xml:space="preserve">夜间（录像发现）</w:t></w:r></w:p></w:tc><w:tc><w:tcPr><w:tcW w:type="pct" w:w="36%"/><w:tcMar><w:top w:type="dxa" w:w="60"/><w:left w:type="dxa" w:w="100"/><w:bottom w:type="dxa" w:w="60"/><w:right w:type="dxa" w:w="100"/></w:tcMar></w:tcPr><w:p><w:pPr><w:spacing w:line="260"/><w:jc w:val="center"/></w:pPr><w:r><w:rPr><w:rFonts w:ascii="微软雅黑" w:cs="微软雅黑" w:eastAsia="微软雅黑" w:hAnsi="微软雅黑"/><w:b w:val="false"/><w:bCs w:val="false"/><w:color w:val="000000"/><w:sz w:val="20"/><w:szCs w:val="20"/></w:rPr><w:t xml:space="preserve">晚间异常人员/事件</w:t></w:r></w:p></w:tc><w:tc><w:tcPr><w:tcW w:type="pct" w:w="44%"/><w:tcMar><w:top w:type="dxa" w:w="60"/><w:left w:type="dxa" w:w="100"/><w:bottom w:type="dxa" w:w="60"/><w:right w:type="dxa" w:w="100"/></w:tcMar></w:tcPr><w:p><w:pPr><w:spacing w:line="260"/><w:jc w:val="center"/></w:pPr><w:r><w:rPr><w:rFonts w:ascii="微软雅黑" w:cs="微软雅黑" w:eastAsia="微软雅黑" w:hAnsi="微软雅黑"/><w:b w:val="false"/><w:bCs w:val="false"/><w:color w:val="000000"/><w:sz w:val="20"/><w:szCs w:val="20"/></w:rPr><w:t xml:space="preserve">截屏留证 → 次日第一时间报告总经办</w:t></w:r></w:p></w:tc></w:tr></w:tbl><w:p><w:pPr><w:spacing w:after="60" w:before="60" w:line="300"/><w:jc w:val="both"/></w:pPr><w:r><w:rPr><w:rFonts w:ascii="微软雅黑" w:cs="微软雅黑" w:eastAsia="微软雅黑" w:hAnsi="微软雅黑"/><w:b/><w:bCs/><w:color w:val="000000"/><w:sz w:val="21"/><w:szCs w:val="21"/></w:rPr><w:t xml:space="preserve">处置五步：先控场 → 即上报 → 留证据 → 写记录 → 跟闭环（次日日报“次日关注事项”跟踪直至闭环）。</w:t></w:r></w:p><w:p><w:pPr><w:spacing w:after="120" w:before="240"/></w:pPr><w:r><w:rPr><w:rFonts w:ascii="微软雅黑" w:cs="微软雅黑" w:eastAsia="微软雅黑" w:hAnsi="微软雅黑"/><w:b/><w:bCs/><w:color w:val="000000"/><w:sz w:val="26"/><w:szCs w:val="26"/></w:rPr><w:t xml:space="preserve">五、单人编制管理要求</w:t></w:r></w:p><0/><w:p><w:pPr><w:spacing w:after="120" w:before="240"/></w:pPr><w:r><w:rPr><w:rFonts w:ascii="微软雅黑" w:cs="微软雅黑" w:eastAsia="微软雅黑" w:hAnsi="微软雅黑"/><w:b/><w:bCs/><w:color w:val="000000"/><w:sz w:val="26"/><w:szCs w:val="26"/></w:rPr><w:t xml:space="preserve">六、日报制度</w:t></w:r></w:p><0/><w:p><w:pPr><w:spacing w:after="120" w:before="240"/></w:pPr><w:r><w:rPr><w:rFonts w:ascii="微软雅黑" w:cs="微软雅黑" w:eastAsia="微软雅黑" w:hAnsi="微软雅黑"/><w:b/><w:bCs/><w:color w:val="000000"/><w:sz w:val="26"/><w:szCs w:val="26"/></w:rPr><w:t xml:space="preserve">七、考核要点</w:t></w:r></w:p><0/><w:p><w:pPr><w:spacing w:before="300"/><w:jc w:val="right"/></w:pPr><w:r><w:rPr><w:rFonts w:ascii="微软雅黑" w:cs="微软雅黑" w:eastAsia="微软雅黑" w:hAnsi="微软雅黑"/><w:b/><w:bCs/><w:color w:val="000000"/><w:sz w:val="21"/><w:szCs w:val="21"/></w:rPr><w:t xml:space="preserve">江西柯美纸业有限公司 · 总经办</w:t></w:r></w:p><w:p><w:pPr><w:jc w:val="right"/></w:pPr><w:r><w:rPr><w:rFonts w:ascii="微软雅黑" w:cs="微软雅黑" w:eastAsia="微软雅黑" w:hAnsi="微软雅黑"/><w:b w:val="false"/><w:bCs w:val="false"/><w:color w:val="000000"/><w:sz w:val="21"/><w:szCs w:val="21"/></w:rPr><w:t xml:space="preserve">2026 年 8 月</w:t></w:r></w:p><w:sectPr><w:pgSz w:w="11906" w:h="16838" w:orient="portrait"/><w:pgMar w:top="1200" w:right="1400" w:bottom="1200" w:left="1400" w:header="708" w:footer="708" w:gutter="0"/><w:pgNumType/><w:docGrid w:linePitch="360"/></w:sectPr></w:body></w:document>
+<file path=word/document.xml><?xml version="1.0" encoding="utf-8"?>
+<w:document xmlns:wpc="http://schemas.microsoft.com/office/word/2010/wordprocessingCanvas" xmlns:mc="http://schemas.openxmlformats.org/markup-compatibility/2006" xmlns:o="urn:schemas-microsoft-com:office:office" xmlns:r="http://schemas.openxmlformats.org/officeDocument/2006/relationships" xmlns:m="http://schemas.openxmlformats.org/officeDocument/2006/math" xmlns:v="urn:schemas-microsoft-com:vml" xmlns:wp14="http://schemas.microsoft.com/office/word/2010/wordprocessingDrawing" xmlns:wp="http://schemas.openxmlformats.org/drawingml/2006/wordprocessingDrawing" xmlns:w10="urn:schemas-microsoft-com:office:word" xmlns:w="http://schemas.openxmlformats.org/wordprocessingml/2006/main" xmlns:w14="http://schemas.microsoft.com/office/word/2010/wordml" xmlns:w15="http://schemas.microsoft.com/office/word/2012/wordml" xmlns:wpg="http://schemas.microsoft.com/office/word/2010/wordprocessingGroup" xmlns:wpi="http://schemas.microsoft.com/office/word/2010/wordprocessingInk" xmlns:wne="http://schemas.microsoft.com/office/word/2006/wordml" xmlns:wps="http://schemas.microsoft.com/office/word/2010/wordprocessingShape" xmlns:cx="http://schemas.microsoft.com/office/drawing/2014/chartex" xmlns:cx1="http://schemas.microsoft.com/office/drawing/2015/9/8/chartex" xmlns:cx2="http://schemas.microsoft.com/office/drawing/2015/10/21/chartex" xmlns:cx3="http://schemas.microsoft.com/office/drawing/2016/5/9/chartex" xmlns:cx4="http://schemas.microsoft.com/office/drawing/2016/5/10/chartex" xmlns:cx5="http://schemas.microsoft.com/office/drawing/2016/5/11/chartex" xmlns:cx6="http://schemas.microsoft.com/office/drawing/2016/5/12/chartex" xmlns:cx7="http://schemas.microsoft.com/office/drawing/2016/5/13/chartex" xmlns:cx8="http://schemas.microsoft.com/office/drawing/2016/5/14/chartex" xmlns:aink="http://schemas.microsoft.com/office/drawing/2016/ink" xmlns:am3d="http://schemas.microsoft.com/office/drawing/2017/model3d" xmlns:w16cex="http://schemas.microsoft.com/office/word/2018/wordml/cex" xmlns:w16cid="http://schemas.microsoft.com/office/word/2016/wordml/cid" xmlns:w16="http://schemas.microsoft.com/office/word/2018/wordml" xmlns:w16sdtdh="http://schemas.microsoft.com/office/word/2020/wordml/sdtdatahash" xmlns:w16se="http://schemas.microsoft.com/office/word/2015/wordml/symex" mc:Ignorable="w14 w15 wp14">
+  <w:body>
+    <w:p>
+      <w:pPr>
+        <w:spacing w:after="60"/>
+        <w:jc w:val="center"/>
+      </w:pPr>
+      <w:r>
+        <w:rPr>
+          <w:rFonts w:ascii="微软雅黑" w:cs="微软雅黑" w:eastAsia="微软雅黑" w:hAnsi="微软雅黑"/>
+          <w:b/>
+          <w:bCs/>
+          <w:color w:val="000000"/>
+          <w:sz w:val="36"/>
+          <w:szCs w:val="36"/>
+        </w:rPr>
+        <w:t xml:space="preserve">江西柯美纸业项目 · 保安日常工作规范</w:t>
+      </w:r>
+    </w:p>
+    <w:p>
+      <w:pPr>
+        <w:spacing w:after="200"/>
+        <w:jc w:val="center"/>
+      </w:pPr>
+      <w:r>
+        <w:rPr>
+          <w:rFonts w:ascii="微软雅黑" w:cs="微软雅黑" w:eastAsia="微软雅黑" w:hAnsi="微软雅黑"/>
+          <w:b w:val="false"/>
+          <w:bCs w:val="false"/>
+          <w:color w:val="666666"/>
+          <w:sz w:val="20"/>
+          <w:szCs w:val="20"/>
+        </w:rPr>
+        <w:t xml:space="preserve">签发：总经办 · 2026年8月</w:t>
+      </w:r>
+    </w:p>
+    <w:tbl>
+      <w:tblPr>
+        <w:tblW w:type="pct" w:w="100%"/>
+        <w:tblBorders>
+          <w:top w:val="single" w:color="999999" w:sz="4"/>
+          <w:left w:val="single" w:color="999999" w:sz="4"/>
+          <w:bottom w:val="single" w:color="999999" w:sz="4"/>
+          <w:right w:val="single" w:color="999999" w:sz="4"/>
+          <w:insideH w:val="single" w:color="auto" w:sz="4"/>
+          <w:insideV w:val="single" w:color="auto" w:sz="4"/>
+        </w:tblBorders>
+      </w:tblPr>
+      <w:tblGrid>
+        <w:gridCol w:w="100"/>
+        <w:gridCol w:w="100"/>
+      </w:tblGrid>
+      <w:tr>
+        <w:tc>
+          <w:tcPr>
+            <w:tcW w:type="pct" w:w="30%"/>
+            <w:shd w:fill="D9E2F3" w:color="auto" w:val="clear"/>
+            <w:tcMar>
+              <w:top w:type="dxa" w:w="60"/>
+              <w:left w:type="dxa" w:w="100"/>
+              <w:bottom w:type="dxa" w:w="60"/>
+              <w:right w:type="dxa" w:w="100"/>
+            </w:tcMar>
+          </w:tcPr>
+          <w:p>
+            <w:pPr>
+              <w:spacing w:line="260"/>
+              <w:jc w:val="center"/>
+            </w:pPr>
+            <w:r>
+              <w:rPr>
+                <w:rFonts w:ascii="微软雅黑" w:cs="微软雅黑" w:eastAsia="微软雅黑" w:hAnsi="微软雅黑"/>
+                <w:b/>
+                <w:bCs/>
+                <w:color w:val="000000"/>
+                <w:sz w:val="20"/>
+                <w:szCs w:val="20"/>
+              </w:rPr>
+              <w:t xml:space="preserve">适用岗位</w:t>
+            </w:r>
+          </w:p>
+        </w:tc>
+        <w:tc>
+          <w:tcPr>
+            <w:tcW w:type="pct" w:w="70%"/>
+            <w:shd w:fill="D9E2F3" w:color="auto" w:val="clear"/>
+            <w:tcMar>
+              <w:top w:type="dxa" w:w="60"/>
+              <w:left w:type="dxa" w:w="100"/>
+              <w:bottom w:type="dxa" w:w="60"/>
+              <w:right w:type="dxa" w:w="100"/>
+            </w:tcMar>
+          </w:tcPr>
+          <w:p>
+            <w:pPr>
+              <w:spacing w:line="260"/>
+              <w:jc w:val="center"/>
+            </w:pPr>
+            <w:r>
+              <w:rPr>
+                <w:rFonts w:ascii="微软雅黑" w:cs="微软雅黑" w:eastAsia="微软雅黑" w:hAnsi="微软雅黑"/>
+                <w:b w:val="false"/>
+                <w:bCs w:val="false"/>
+                <w:color w:val="000000"/>
+                <w:sz w:val="20"/>
+                <w:szCs w:val="20"/>
+              </w:rPr>
+              <w:t xml:space="preserve">项目保安（1 人）+ 门岗协管（1 人，配合车辆检查）</w:t>
+            </w:r>
+          </w:p>
+        </w:tc>
+      </w:tr>
+      <w:tr>
+        <w:tc>
+          <w:tcPr>
+            <w:tcW w:type="pct" w:w="30%"/>
+            <w:tcMar>
+              <w:top w:type="dxa" w:w="60"/>
+              <w:left w:type="dxa" w:w="100"/>
+              <w:bottom w:type="dxa" w:w="60"/>
+              <w:right w:type="dxa" w:w="100"/>
+            </w:tcMar>
+          </w:tcPr>
+          <w:p>
+            <w:pPr>
+              <w:spacing w:line="260"/>
+              <w:jc w:val="center"/>
+            </w:pPr>
+            <w:r>
+              <w:rPr>
+                <w:rFonts w:ascii="微软雅黑" w:cs="微软雅黑" w:eastAsia="微软雅黑" w:hAnsi="微软雅黑"/>
+                <w:b/>
+                <w:bCs/>
+                <w:color w:val="000000"/>
+                <w:sz w:val="20"/>
+                <w:szCs w:val="20"/>
+              </w:rPr>
+              <w:t xml:space="preserve">岗位编制</w:t>
+            </w:r>
+          </w:p>
+        </w:tc>
+        <w:tc>
+          <w:tcPr>
+            <w:tcW w:type="pct" w:w="70%"/>
+            <w:tcMar>
+              <w:top w:type="dxa" w:w="60"/>
+              <w:left w:type="dxa" w:w="100"/>
+              <w:bottom w:type="dxa" w:w="60"/>
+              <w:right w:type="dxa" w:w="100"/>
+            </w:tcMar>
+          </w:tcPr>
+          <w:p>
+            <w:pPr>
+              <w:spacing w:line="260"/>
+              <w:jc w:val="center"/>
+            </w:pPr>
+            <w:r>
+              <w:rPr>
+                <w:rFonts w:ascii="微软雅黑" w:cs="微软雅黑" w:eastAsia="微软雅黑" w:hAnsi="微软雅黑"/>
+                <w:b w:val="false"/>
+                <w:bCs w:val="false"/>
+                <w:color w:val="000000"/>
+                <w:sz w:val="20"/>
+                <w:szCs w:val="20"/>
+              </w:rPr>
+              <w:t xml:space="preserve">2 人（保安为主管岗，门岗协管为配合岗，服从保安安排）</w:t>
+            </w:r>
+          </w:p>
+        </w:tc>
+      </w:tr>
+      <w:tr>
+        <w:tc>
+          <w:tcPr>
+            <w:tcW w:type="pct" w:w="30%"/>
+            <w:tcMar>
+              <w:top w:type="dxa" w:w="60"/>
+              <w:left w:type="dxa" w:w="100"/>
+              <w:bottom w:type="dxa" w:w="60"/>
+              <w:right w:type="dxa" w:w="100"/>
+            </w:tcMar>
+          </w:tcPr>
+          <w:p>
+            <w:pPr>
+              <w:spacing w:line="260"/>
+              <w:jc w:val="center"/>
+            </w:pPr>
+            <w:r>
+              <w:rPr>
+                <w:rFonts w:ascii="微软雅黑" w:cs="微软雅黑" w:eastAsia="微软雅黑" w:hAnsi="微软雅黑"/>
+                <w:b/>
+                <w:bCs/>
+                <w:color w:val="000000"/>
+                <w:sz w:val="20"/>
+                <w:szCs w:val="20"/>
+              </w:rPr>
+              <w:t xml:space="preserve">工作时间</w:t>
+            </w:r>
+          </w:p>
+        </w:tc>
+        <w:tc>
+          <w:tcPr>
+            <w:tcW w:type="pct" w:w="70%"/>
+            <w:tcMar>
+              <w:top w:type="dxa" w:w="60"/>
+              <w:left w:type="dxa" w:w="100"/>
+              <w:bottom w:type="dxa" w:w="60"/>
+              <w:right w:type="dxa" w:w="100"/>
+            </w:tcMar>
+          </w:tcPr>
+          <w:p>
+            <w:pPr>
+              <w:spacing w:line="260"/>
+              <w:jc w:val="center"/>
+            </w:pPr>
+            <w:r>
+              <w:rPr>
+                <w:rFonts w:ascii="微软雅黑" w:cs="微软雅黑" w:eastAsia="微软雅黑" w:hAnsi="微软雅黑"/>
+                <w:b w:val="false"/>
+                <w:bCs w:val="false"/>
+                <w:color w:val="000000"/>
+                <w:sz w:val="20"/>
+                <w:szCs w:val="20"/>
+              </w:rPr>
+              <w:t xml:space="preserve">8:00 — 17:30（午休 12:00 — 13:30，错峰轮休）</w:t>
+            </w:r>
+          </w:p>
+        </w:tc>
+      </w:tr>
+      <w:tr>
+        <w:tc>
+          <w:tcPr>
+            <w:tcW w:type="pct" w:w="30%"/>
+            <w:tcMar>
+              <w:top w:type="dxa" w:w="60"/>
+              <w:left w:type="dxa" w:w="100"/>
+              <w:bottom w:type="dxa" w:w="60"/>
+              <w:right w:type="dxa" w:w="100"/>
+            </w:tcMar>
+          </w:tcPr>
+          <w:p>
+            <w:pPr>
+              <w:spacing w:line="260"/>
+              <w:jc w:val="center"/>
+            </w:pPr>
+            <w:r>
+              <w:rPr>
+                <w:rFonts w:ascii="微软雅黑" w:cs="微软雅黑" w:eastAsia="微软雅黑" w:hAnsi="微软雅黑"/>
+                <w:b/>
+                <w:bCs/>
+                <w:color w:val="000000"/>
+                <w:sz w:val="20"/>
+                <w:szCs w:val="20"/>
+              </w:rPr>
+              <w:t xml:space="preserve">汇报对象</w:t>
+            </w:r>
+          </w:p>
+        </w:tc>
+        <w:tc>
+          <w:tcPr>
+            <w:tcW w:type="pct" w:w="70%"/>
+            <w:tcMar>
+              <w:top w:type="dxa" w:w="60"/>
+              <w:left w:type="dxa" w:w="100"/>
+              <w:bottom w:type="dxa" w:w="60"/>
+              <w:right w:type="dxa" w:w="100"/>
+            </w:tcMar>
+          </w:tcPr>
+          <w:p>
+            <w:pPr>
+              <w:spacing w:line="260"/>
+              <w:jc w:val="center"/>
+            </w:pPr>
+            <w:r>
+              <w:rPr>
+                <w:rFonts w:ascii="微软雅黑" w:cs="微软雅黑" w:eastAsia="微软雅黑" w:hAnsi="微软雅黑"/>
+                <w:b w:val="false"/>
+                <w:bCs w:val="false"/>
+                <w:color w:val="000000"/>
+                <w:sz w:val="20"/>
+                <w:szCs w:val="20"/>
+              </w:rPr>
+              <w:t xml:space="preserve">总经办（当日日报由保安提交至总经办）</w:t>
+            </w:r>
+          </w:p>
+        </w:tc>
+      </w:tr>
+      <w:tr>
+        <w:tc>
+          <w:tcPr>
+            <w:tcW w:type="pct" w:w="30%"/>
+            <w:tcMar>
+              <w:top w:type="dxa" w:w="60"/>
+              <w:left w:type="dxa" w:w="100"/>
+              <w:bottom w:type="dxa" w:w="60"/>
+              <w:right w:type="dxa" w:w="100"/>
+            </w:tcMar>
+          </w:tcPr>
+          <w:p>
+            <w:pPr>
+              <w:spacing w:line="260"/>
+              <w:jc w:val="center"/>
+            </w:pPr>
+            <w:r>
+              <w:rPr>
+                <w:rFonts w:ascii="微软雅黑" w:cs="微软雅黑" w:eastAsia="微软雅黑" w:hAnsi="微软雅黑"/>
+                <w:b/>
+                <w:bCs/>
+                <w:color w:val="000000"/>
+                <w:sz w:val="20"/>
+                <w:szCs w:val="20"/>
+              </w:rPr>
+              <w:t xml:space="preserve">工作核心</w:t>
+            </w:r>
+          </w:p>
+        </w:tc>
+        <w:tc>
+          <w:tcPr>
+            <w:tcW w:type="pct" w:w="70%"/>
+            <w:tcMar>
+              <w:top w:type="dxa" w:w="60"/>
+              <w:left w:type="dxa" w:w="100"/>
+              <w:bottom w:type="dxa" w:w="60"/>
+              <w:right w:type="dxa" w:w="100"/>
+            </w:tcMar>
+          </w:tcPr>
+          <w:p>
+            <w:pPr>
+              <w:spacing w:line="260"/>
+              <w:jc w:val="center"/>
+            </w:pPr>
+            <w:r>
+              <w:rPr>
+                <w:rFonts w:ascii="微软雅黑" w:cs="微软雅黑" w:eastAsia="微软雅黑" w:hAnsi="微软雅黑"/>
+                <w:b w:val="false"/>
+                <w:bCs w:val="false"/>
+                <w:color w:val="000000"/>
+                <w:sz w:val="20"/>
+                <w:szCs w:val="20"/>
+              </w:rPr>
+              <w:t xml:space="preserve">防盗防破坏（参照项目“7.21 螺栓偷盗事件”教训）、保安全、保秩序</w:t>
+            </w:r>
+          </w:p>
+        </w:tc>
+      </w:tr>
+    </w:tbl>
+    <w:p>
+      <w:pPr>
+        <w:spacing w:after="120" w:before="240"/>
+      </w:pPr>
+      <w:r>
+        <w:rPr>
+          <w:rFonts w:ascii="微软雅黑" w:cs="微软雅黑" w:eastAsia="微软雅黑" w:hAnsi="微软雅黑"/>
+          <w:b/>
+          <w:bCs/>
+          <w:color w:val="000000"/>
+          <w:sz w:val="26"/>
+          <w:szCs w:val="26"/>
+        </w:rPr>
+        <w:t xml:space="preserve">一、岗位职责总则</w:t>
+      </w:r>
+    </w:p>
+    <w:p>
+      <w:pPr>
+        <w:spacing w:after="60" w:before="60" w:line="300"/>
+        <w:jc w:val="both"/>
+      </w:pPr>
+      <w:r>
+        <w:rPr>
+          <w:rFonts w:ascii="微软雅黑" w:cs="微软雅黑" w:eastAsia="微软雅黑" w:hAnsi="微软雅黑"/>
+          <w:b w:val="false"/>
+          <w:bCs w:val="false"/>
+          <w:color w:val="000000"/>
+          <w:sz w:val="21"/>
+          <w:szCs w:val="21"/>
+        </w:rPr>
+        <w:t xml:space="preserve">项目处于大规模施工期：现场物资集中、进出车辆频繁、周边村民与拾荒人员易聚集。此前曾发生 721 螺栓偷盗事件（详见《调查报告/721螺栓偷盗调查报告.docx》）。</w:t>
+      </w:r>
+    </w:p>
+    <w:p>
+      <w:pPr>
+        <w:spacing w:after="60" w:before="60" w:line="300"/>
+        <w:jc w:val="both"/>
+      </w:pPr>
+      <w:r>
+        <w:rPr>
+          <w:rFonts w:ascii="微软雅黑" w:cs="微软雅黑" w:eastAsia="微软雅黑" w:hAnsi="微软雅黑"/>
+          <w:b/>
+          <w:bCs/>
+          <w:color w:val="000000"/>
+          <w:sz w:val="21"/>
+          <w:szCs w:val="21"/>
+        </w:rPr>
+        <w:t xml:space="preserve">保安的核心使命：</w:t>
+      </w:r>
+    </w:p>
+    <w:p>
+      <w:pPr>
+        <w:spacing w:after="30" w:before="30" w:line="280"/>
+        <w:ind w:left="360"/>
+      </w:pPr>
+      <w:r>
+        <w:rPr>
+          <w:rFonts w:ascii="微软雅黑" w:cs="微软雅黑" w:eastAsia="微软雅黑" w:hAnsi="微软雅黑"/>
+          <w:b w:val="false"/>
+          <w:bCs w:val="false"/>
+          <w:color w:val="000000"/>
+          <w:sz w:val="21"/>
+          <w:szCs w:val="21"/>
+        </w:rPr>
+        <w:t xml:space="preserve">• 防盗防破坏 — 守护现场物资、设备、成品料，是第一要务；</w:t>
+      </w:r>
+    </w:p>
+    <w:p>
+      <w:pPr>
+        <w:spacing w:after="30" w:before="30" w:line="280"/>
+        <w:ind w:left="360"/>
+      </w:pPr>
+      <w:r>
+        <w:rPr>
+          <w:rFonts w:ascii="微软雅黑" w:cs="微软雅黑" w:eastAsia="微软雅黑" w:hAnsi="微软雅黑"/>
+          <w:b w:val="false"/>
+          <w:bCs w:val="false"/>
+          <w:color w:val="000000"/>
+          <w:sz w:val="21"/>
+          <w:szCs w:val="21"/>
+        </w:rPr>
+        <w:t xml:space="preserve">• 维护秩序 — 车辆有序停放通行，闲杂人员不进作业区；</w:t>
+      </w:r>
+    </w:p>
+    <w:p>
+      <w:pPr>
+        <w:spacing w:after="30" w:before="30" w:line="280"/>
+        <w:ind w:left="360"/>
+      </w:pPr>
+      <w:r>
+        <w:rPr>
+          <w:rFonts w:ascii="微软雅黑" w:cs="微软雅黑" w:eastAsia="微软雅黑" w:hAnsi="微软雅黑"/>
+          <w:b w:val="false"/>
+          <w:bCs w:val="false"/>
+          <w:color w:val="000000"/>
+          <w:sz w:val="21"/>
+          <w:szCs w:val="21"/>
+        </w:rPr>
+        <w:t xml:space="preserve">• 痕迹管理 — 所有工作“有照片、有登记、有日报”，可追溯。</w:t>
+      </w:r>
+    </w:p>
+    <w:p>
+      <w:pPr>
+        <w:spacing w:after="60" w:before="60" w:line="300"/>
+        <w:jc w:val="both"/>
+      </w:pPr>
+      <w:r>
+        <w:rPr>
+          <w:rFonts w:ascii="微软雅黑" w:cs="微软雅黑" w:eastAsia="微软雅黑" w:hAnsi="微软雅黑"/>
+          <w:b/>
+          <w:bCs/>
+          <w:color w:val="000000"/>
+          <w:sz w:val="21"/>
+          <w:szCs w:val="21"/>
+        </w:rPr>
+        <w:t xml:space="preserve">工作原则：眼勤、腿勤、嘴勤；先报告、后处置；不动手、留证据。</w:t>
+      </w:r>
+    </w:p>
+    <w:p>
+      <w:pPr>
+        <w:spacing w:after="80" w:before="160"/>
+      </w:pPr>
+      <w:r>
+        <w:rPr>
+          <w:rFonts w:ascii="微软雅黑" w:cs="微软雅黑" w:eastAsia="微软雅黑" w:hAnsi="微软雅黑"/>
+          <w:b/>
+          <w:bCs/>
+          <w:color w:val="000000"/>
+          <w:sz w:val="22"/>
+          <w:szCs w:val="22"/>
+        </w:rPr>
+        <w:t xml:space="preserve">岗位分工</w:t>
+      </w:r>
+    </w:p>
+    <w:tbl>
+      <w:tblPr>
+        <w:tblW w:type="pct" w:w="100%"/>
+        <w:tblBorders>
+          <w:top w:val="single" w:color="999999" w:sz="4"/>
+          <w:left w:val="single" w:color="999999" w:sz="4"/>
+          <w:bottom w:val="single" w:color="999999" w:sz="4"/>
+          <w:right w:val="single" w:color="999999" w:sz="4"/>
+          <w:insideH w:val="single" w:color="auto" w:sz="4"/>
+          <w:insideV w:val="single" w:color="auto" w:sz="4"/>
+        </w:tblBorders>
+      </w:tblPr>
+      <w:tblGrid>
+        <w:gridCol w:w="100"/>
+        <w:gridCol w:w="100"/>
+        <w:gridCol w:w="100"/>
+      </w:tblGrid>
+      <w:tr>
+        <w:tc>
+          <w:tcPr>
+            <w:tcW w:type="pct" w:w="22%"/>
+            <w:shd w:fill="D9E2F3" w:color="auto" w:val="clear"/>
+            <w:tcMar>
+              <w:top w:type="dxa" w:w="60"/>
+              <w:left w:type="dxa" w:w="100"/>
+              <w:bottom w:type="dxa" w:w="60"/>
+              <w:right w:type="dxa" w:w="100"/>
+            </w:tcMar>
+          </w:tcPr>
+          <w:p>
+            <w:pPr>
+              <w:spacing w:line="260"/>
+              <w:jc w:val="center"/>
+            </w:pPr>
+            <w:r>
+              <w:rPr>
+                <w:rFonts w:ascii="微软雅黑" w:cs="微软雅黑" w:eastAsia="微软雅黑" w:hAnsi="微软雅黑"/>
+                <w:b/>
+                <w:bCs/>
+                <w:color w:val="000000"/>
+                <w:sz w:val="20"/>
+                <w:szCs w:val="20"/>
+              </w:rPr>
+              <w:t xml:space="preserve">岗位</w:t>
+            </w:r>
+          </w:p>
+        </w:tc>
+        <w:tc>
+          <w:tcPr>
+            <w:tcW w:type="pct" w:w="52%"/>
+            <w:shd w:fill="D9E2F3" w:color="auto" w:val="clear"/>
+            <w:tcMar>
+              <w:top w:type="dxa" w:w="60"/>
+              <w:left w:type="dxa" w:w="100"/>
+              <w:bottom w:type="dxa" w:w="60"/>
+              <w:right w:type="dxa" w:w="100"/>
+            </w:tcMar>
+          </w:tcPr>
+          <w:p>
+            <w:pPr>
+              <w:spacing w:line="260"/>
+              <w:jc w:val="center"/>
+            </w:pPr>
+            <w:r>
+              <w:rPr>
+                <w:rFonts w:ascii="微软雅黑" w:cs="微软雅黑" w:eastAsia="微软雅黑" w:hAnsi="微软雅黑"/>
+                <w:b/>
+                <w:bCs/>
+                <w:color w:val="000000"/>
+                <w:sz w:val="20"/>
+                <w:szCs w:val="20"/>
+              </w:rPr>
+              <w:t xml:space="preserve">主要职责</w:t>
+            </w:r>
+          </w:p>
+        </w:tc>
+        <w:tc>
+          <w:tcPr>
+            <w:tcW w:type="pct" w:w="26%"/>
+            <w:shd w:fill="D9E2F3" w:color="auto" w:val="clear"/>
+            <w:tcMar>
+              <w:top w:type="dxa" w:w="60"/>
+              <w:left w:type="dxa" w:w="100"/>
+              <w:bottom w:type="dxa" w:w="60"/>
+              <w:right w:type="dxa" w:w="100"/>
+            </w:tcMar>
+          </w:tcPr>
+          <w:p>
+            <w:pPr>
+              <w:spacing w:line="260"/>
+              <w:jc w:val="center"/>
+            </w:pPr>
+            <w:r>
+              <w:rPr>
+                <w:rFonts w:ascii="微软雅黑" w:cs="微软雅黑" w:eastAsia="微软雅黑" w:hAnsi="微软雅黑"/>
+                <w:b/>
+                <w:bCs/>
+                <w:color w:val="000000"/>
+                <w:sz w:val="20"/>
+                <w:szCs w:val="20"/>
+              </w:rPr>
+              <w:t xml:space="preserve">备注</w:t>
+            </w:r>
+          </w:p>
+        </w:tc>
+      </w:tr>
+      <w:tr>
+        <w:tc>
+          <w:tcPr>
+            <w:tcW w:type="pct" w:w="22%"/>
+            <w:tcMar>
+              <w:top w:type="dxa" w:w="60"/>
+              <w:left w:type="dxa" w:w="100"/>
+              <w:bottom w:type="dxa" w:w="60"/>
+              <w:right w:type="dxa" w:w="100"/>
+            </w:tcMar>
+          </w:tcPr>
+          <w:p>
+            <w:pPr>
+              <w:spacing w:line="260"/>
+              <w:jc w:val="center"/>
+            </w:pPr>
+            <w:r>
+              <w:rPr>
+                <w:rFonts w:ascii="微软雅黑" w:cs="微软雅黑" w:eastAsia="微软雅黑" w:hAnsi="微软雅黑"/>
+                <w:b w:val="false"/>
+                <w:bCs w:val="false"/>
+                <w:color w:val="000000"/>
+                <w:sz w:val="20"/>
+                <w:szCs w:val="20"/>
+              </w:rPr>
+              <w:t xml:space="preserve">保安（主管岗）</w:t>
+            </w:r>
+          </w:p>
+        </w:tc>
+        <w:tc>
+          <w:tcPr>
+            <w:tcW w:type="pct" w:w="52%"/>
+            <w:tcMar>
+              <w:top w:type="dxa" w:w="60"/>
+              <w:left w:type="dxa" w:w="100"/>
+              <w:bottom w:type="dxa" w:w="60"/>
+              <w:right w:type="dxa" w:w="100"/>
+            </w:tcMar>
+          </w:tcPr>
+          <w:p>
+            <w:pPr>
+              <w:spacing w:line="260"/>
+              <w:jc w:val="center"/>
+            </w:pPr>
+            <w:r>
+              <w:rPr>
+                <w:rFonts w:ascii="微软雅黑" w:cs="微软雅黑" w:eastAsia="微软雅黑" w:hAnsi="微软雅黑"/>
+                <w:b w:val="false"/>
+                <w:bCs w:val="false"/>
+                <w:color w:val="000000"/>
+                <w:sz w:val="20"/>
+                <w:szCs w:val="20"/>
+              </w:rPr>
+              <w:t xml:space="preserve">四角巡查拍照打卡、监控巡检与晚间录像抽查、周边人员驱离、异常处置、日报提交</w:t>
+            </w:r>
+          </w:p>
+        </w:tc>
+        <w:tc>
+          <w:tcPr>
+            <w:tcW w:type="pct" w:w="26%"/>
+            <w:tcMar>
+              <w:top w:type="dxa" w:w="60"/>
+              <w:left w:type="dxa" w:w="100"/>
+              <w:bottom w:type="dxa" w:w="60"/>
+              <w:right w:type="dxa" w:w="100"/>
+            </w:tcMar>
+          </w:tcPr>
+          <w:p>
+            <w:pPr>
+              <w:spacing w:line="260"/>
+              <w:jc w:val="center"/>
+            </w:pPr>
+            <w:r>
+              <w:rPr>
+                <w:rFonts w:ascii="微软雅黑" w:cs="微软雅黑" w:eastAsia="微软雅黑" w:hAnsi="微软雅黑"/>
+                <w:b w:val="false"/>
+                <w:bCs w:val="false"/>
+                <w:color w:val="000000"/>
+                <w:sz w:val="20"/>
+                <w:szCs w:val="20"/>
+              </w:rPr>
+              <w:t xml:space="preserve">对门岗工作负总责，监督复核门卫的登记检查</w:t>
+            </w:r>
+          </w:p>
+        </w:tc>
+      </w:tr>
+      <w:tr>
+        <w:tc>
+          <w:tcPr>
+            <w:tcW w:type="pct" w:w="22%"/>
+            <w:tcMar>
+              <w:top w:type="dxa" w:w="60"/>
+              <w:left w:type="dxa" w:w="100"/>
+              <w:bottom w:type="dxa" w:w="60"/>
+              <w:right w:type="dxa" w:w="100"/>
+            </w:tcMar>
+          </w:tcPr>
+          <w:p>
+            <w:pPr>
+              <w:spacing w:line="260"/>
+              <w:jc w:val="center"/>
+            </w:pPr>
+            <w:r>
+              <w:rPr>
+                <w:rFonts w:ascii="微软雅黑" w:cs="微软雅黑" w:eastAsia="微软雅黑" w:hAnsi="微软雅黑"/>
+                <w:b w:val="false"/>
+                <w:bCs w:val="false"/>
+                <w:color w:val="000000"/>
+                <w:sz w:val="20"/>
+                <w:szCs w:val="20"/>
+              </w:rPr>
+              <w:t xml:space="preserve">门岗协管（配合岗，守门老头）</w:t>
+            </w:r>
+          </w:p>
+        </w:tc>
+        <w:tc>
+          <w:tcPr>
+            <w:tcW w:type="pct" w:w="52%"/>
+            <w:tcMar>
+              <w:top w:type="dxa" w:w="60"/>
+              <w:left w:type="dxa" w:w="100"/>
+              <w:bottom w:type="dxa" w:w="60"/>
+              <w:right w:type="dxa" w:w="100"/>
+            </w:tcMar>
+          </w:tcPr>
+          <w:p>
+            <w:pPr>
+              <w:spacing w:line="260"/>
+              <w:jc w:val="center"/>
+            </w:pPr>
+            <w:r>
+              <w:rPr>
+                <w:rFonts w:ascii="微软雅黑" w:cs="微软雅黑" w:eastAsia="微软雅黑" w:hAnsi="微软雅黑"/>
+                <w:b w:val="false"/>
+                <w:bCs w:val="false"/>
+                <w:color w:val="000000"/>
+                <w:sz w:val="20"/>
+                <w:szCs w:val="20"/>
+              </w:rPr>
+              <w:t xml:space="preserve">门岗值守、车辆进出登记与后备箱检查（常态化执行）、早/晚高峰车辆疏导配合</w:t>
+            </w:r>
+          </w:p>
+        </w:tc>
+        <w:tc>
+          <w:tcPr>
+            <w:tcW w:type="pct" w:w="26%"/>
+            <w:tcMar>
+              <w:top w:type="dxa" w:w="60"/>
+              <w:left w:type="dxa" w:w="100"/>
+              <w:bottom w:type="dxa" w:w="60"/>
+              <w:right w:type="dxa" w:w="100"/>
+            </w:tcMar>
+          </w:tcPr>
+          <w:p>
+            <w:pPr>
+              <w:spacing w:line="260"/>
+              <w:jc w:val="center"/>
+            </w:pPr>
+            <w:r>
+              <w:rPr>
+                <w:rFonts w:ascii="微软雅黑" w:cs="微软雅黑" w:eastAsia="微软雅黑" w:hAnsi="微软雅黑"/>
+                <w:b w:val="false"/>
+                <w:bCs w:val="false"/>
+                <w:color w:val="000000"/>
+                <w:sz w:val="20"/>
+                <w:szCs w:val="20"/>
+              </w:rPr>
+              <w:t xml:space="preserve">服从保安安排；保安巡查/午休/离岗时门岗不空岗</w:t>
+            </w:r>
+          </w:p>
+        </w:tc>
+      </w:tr>
+    </w:tbl>
+    <w:p>
+      <w:pPr>
+        <w:spacing w:after="60" w:before="60" w:line="300"/>
+        <w:jc w:val="both"/>
+      </w:pPr>
+      <w:r>
+        <w:rPr>
+          <w:rFonts w:ascii="微软雅黑" w:cs="微软雅黑" w:eastAsia="微软雅黑" w:hAnsi="微软雅黑"/>
+          <w:b/>
+          <w:bCs/>
+          <w:color w:val="000000"/>
+          <w:sz w:val="21"/>
+          <w:szCs w:val="21"/>
+        </w:rPr>
+        <w:t xml:space="preserve">核心要求：门岗全天有人。车辆进出登记与后备箱检查为全天常态化工作，任何时段不得漏登漏检。</w:t>
+      </w:r>
+    </w:p>
+    <w:p>
+      <w:pPr>
+        <w:spacing w:after="120" w:before="240"/>
+      </w:pPr>
+      <w:r>
+        <w:rPr>
+          <w:rFonts w:ascii="微软雅黑" w:cs="微软雅黑" w:eastAsia="微软雅黑" w:hAnsi="微软雅黑"/>
+          <w:b/>
+          <w:bCs/>
+          <w:color w:val="000000"/>
+          <w:sz w:val="26"/>
+          <w:szCs w:val="26"/>
+        </w:rPr>
+        <w:t xml:space="preserve">二、每日工作流程（时间线）</w:t>
+      </w:r>
+    </w:p>
+    <w:tbl>
+      <w:tblPr>
+        <w:tblW w:type="pct" w:w="100%"/>
+        <w:tblBorders>
+          <w:top w:val="single" w:color="999999" w:sz="4"/>
+          <w:left w:val="single" w:color="999999" w:sz="4"/>
+          <w:bottom w:val="single" w:color="999999" w:sz="4"/>
+          <w:right w:val="single" w:color="999999" w:sz="4"/>
+          <w:insideH w:val="single" w:color="auto" w:sz="4"/>
+          <w:insideV w:val="single" w:color="auto" w:sz="4"/>
+        </w:tblBorders>
+      </w:tblPr>
+      <w:tblGrid>
+        <w:gridCol w:w="100"/>
+        <w:gridCol w:w="100"/>
+        <w:gridCol w:w="100"/>
+      </w:tblGrid>
+      <w:tr>
+        <w:tc>
+          <w:tcPr>
+            <w:tcW w:type="pct" w:w="20%"/>
+            <w:shd w:fill="D9E2F3" w:color="auto" w:val="clear"/>
+            <w:tcMar>
+              <w:top w:type="dxa" w:w="60"/>
+              <w:left w:type="dxa" w:w="100"/>
+              <w:bottom w:type="dxa" w:w="60"/>
+              <w:right w:type="dxa" w:w="100"/>
+            </w:tcMar>
+          </w:tcPr>
+          <w:p>
+            <w:pPr>
+              <w:spacing w:line="260"/>
+              <w:jc w:val="center"/>
+            </w:pPr>
+            <w:r>
+              <w:rPr>
+                <w:rFonts w:ascii="微软雅黑" w:cs="微软雅黑" w:eastAsia="微软雅黑" w:hAnsi="微软雅黑"/>
+                <w:b/>
+                <w:bCs/>
+                <w:color w:val="000000"/>
+                <w:sz w:val="20"/>
+                <w:szCs w:val="20"/>
+              </w:rPr>
+              <w:t xml:space="preserve">时段</w:t>
+            </w:r>
+          </w:p>
+        </w:tc>
+        <w:tc>
+          <w:tcPr>
+            <w:tcW w:type="pct" w:w="44%"/>
+            <w:shd w:fill="D9E2F3" w:color="auto" w:val="clear"/>
+            <w:tcMar>
+              <w:top w:type="dxa" w:w="60"/>
+              <w:left w:type="dxa" w:w="100"/>
+              <w:bottom w:type="dxa" w:w="60"/>
+              <w:right w:type="dxa" w:w="100"/>
+            </w:tcMar>
+          </w:tcPr>
+          <w:p>
+            <w:pPr>
+              <w:spacing w:line="260"/>
+              <w:jc w:val="center"/>
+            </w:pPr>
+            <w:r>
+              <w:rPr>
+                <w:rFonts w:ascii="微软雅黑" w:cs="微软雅黑" w:eastAsia="微软雅黑" w:hAnsi="微软雅黑"/>
+                <w:b/>
+                <w:bCs/>
+                <w:color w:val="000000"/>
+                <w:sz w:val="20"/>
+                <w:szCs w:val="20"/>
+              </w:rPr>
+              <w:t xml:space="preserve">保安</w:t>
+            </w:r>
+          </w:p>
+        </w:tc>
+        <w:tc>
+          <w:tcPr>
+            <w:tcW w:type="pct" w:w="36%"/>
+            <w:shd w:fill="D9E2F3" w:color="auto" w:val="clear"/>
+            <w:tcMar>
+              <w:top w:type="dxa" w:w="60"/>
+              <w:left w:type="dxa" w:w="100"/>
+              <w:bottom w:type="dxa" w:w="60"/>
+              <w:right w:type="dxa" w:w="100"/>
+            </w:tcMar>
+          </w:tcPr>
+          <w:p>
+            <w:pPr>
+              <w:spacing w:line="260"/>
+              <w:jc w:val="center"/>
+            </w:pPr>
+            <w:r>
+              <w:rPr>
+                <w:rFonts w:ascii="微软雅黑" w:cs="微软雅黑" w:eastAsia="微软雅黑" w:hAnsi="微软雅黑"/>
+                <w:b/>
+                <w:bCs/>
+                <w:color w:val="000000"/>
+                <w:sz w:val="20"/>
+                <w:szCs w:val="20"/>
+              </w:rPr>
+              <w:t xml:space="preserve">门岗协管（门卫）</w:t>
+            </w:r>
+          </w:p>
+        </w:tc>
+      </w:tr>
+      <w:tr>
+        <w:tc>
+          <w:tcPr>
+            <w:tcW w:type="pct" w:w="20%"/>
+            <w:tcMar>
+              <w:top w:type="dxa" w:w="60"/>
+              <w:left w:type="dxa" w:w="100"/>
+              <w:bottom w:type="dxa" w:w="60"/>
+              <w:right w:type="dxa" w:w="100"/>
+            </w:tcMar>
+          </w:tcPr>
+          <w:p>
+            <w:pPr>
+              <w:spacing w:line="260"/>
+              <w:jc w:val="center"/>
+            </w:pPr>
+            <w:r>
+              <w:rPr>
+                <w:rFonts w:ascii="微软雅黑" w:cs="微软雅黑" w:eastAsia="微软雅黑" w:hAnsi="微软雅黑"/>
+                <w:b w:val="false"/>
+                <w:bCs w:val="false"/>
+                <w:color w:val="000000"/>
+                <w:sz w:val="20"/>
+                <w:szCs w:val="20"/>
+              </w:rPr>
+              <w:t xml:space="preserve">8:00 — 8:30</w:t>
+            </w:r>
+          </w:p>
+        </w:tc>
+        <w:tc>
+          <w:tcPr>
+            <w:tcW w:type="pct" w:w="44%"/>
+            <w:tcMar>
+              <w:top w:type="dxa" w:w="60"/>
+              <w:left w:type="dxa" w:w="100"/>
+              <w:bottom w:type="dxa" w:w="60"/>
+              <w:right w:type="dxa" w:w="100"/>
+            </w:tcMar>
+          </w:tcPr>
+          <w:p>
+            <w:pPr>
+              <w:spacing w:line="260"/>
+              <w:jc w:val="center"/>
+            </w:pPr>
+            <w:r>
+              <w:rPr>
+                <w:rFonts w:ascii="微软雅黑" w:cs="微软雅黑" w:eastAsia="微软雅黑" w:hAnsi="微软雅黑"/>
+                <w:b w:val="false"/>
+                <w:bCs w:val="false"/>
+                <w:color w:val="000000"/>
+                <w:sz w:val="20"/>
+                <w:szCs w:val="20"/>
+              </w:rPr>
+              <w:t xml:space="preserve">到岗、装备检查 + 早间车位管理</w:t>
+            </w:r>
+          </w:p>
+        </w:tc>
+        <w:tc>
+          <w:tcPr>
+            <w:tcW w:type="pct" w:w="36%"/>
+            <w:tcMar>
+              <w:top w:type="dxa" w:w="60"/>
+              <w:left w:type="dxa" w:w="100"/>
+              <w:bottom w:type="dxa" w:w="60"/>
+              <w:right w:type="dxa" w:w="100"/>
+            </w:tcMar>
+          </w:tcPr>
+          <w:p>
+            <w:pPr>
+              <w:spacing w:line="260"/>
+              <w:jc w:val="center"/>
+            </w:pPr>
+            <w:r>
+              <w:rPr>
+                <w:rFonts w:ascii="微软雅黑" w:cs="微软雅黑" w:eastAsia="微软雅黑" w:hAnsi="微软雅黑"/>
+                <w:b w:val="false"/>
+                <w:bCs w:val="false"/>
+                <w:color w:val="000000"/>
+                <w:sz w:val="20"/>
+                <w:szCs w:val="20"/>
+              </w:rPr>
+              <w:t xml:space="preserve">到岗交接、配合车位引导</w:t>
+            </w:r>
+          </w:p>
+        </w:tc>
+      </w:tr>
+      <w:tr>
+        <w:tc>
+          <w:tcPr>
+            <w:tcW w:type="pct" w:w="20%"/>
+            <w:tcMar>
+              <w:top w:type="dxa" w:w="60"/>
+              <w:left w:type="dxa" w:w="100"/>
+              <w:bottom w:type="dxa" w:w="60"/>
+              <w:right w:type="dxa" w:w="100"/>
+            </w:tcMar>
+          </w:tcPr>
+          <w:p>
+            <w:pPr>
+              <w:spacing w:line="260"/>
+              <w:jc w:val="center"/>
+            </w:pPr>
+            <w:r>
+              <w:rPr>
+                <w:rFonts w:ascii="微软雅黑" w:cs="微软雅黑" w:eastAsia="微软雅黑" w:hAnsi="微软雅黑"/>
+                <w:b w:val="false"/>
+                <w:bCs w:val="false"/>
+                <w:color w:val="000000"/>
+                <w:sz w:val="20"/>
+                <w:szCs w:val="20"/>
+              </w:rPr>
+              <w:t xml:space="preserve">9:00 — 11:00</w:t>
+            </w:r>
+          </w:p>
+        </w:tc>
+        <w:tc>
+          <w:tcPr>
+            <w:tcW w:type="pct" w:w="44%"/>
+            <w:tcMar>
+              <w:top w:type="dxa" w:w="60"/>
+              <w:left w:type="dxa" w:w="100"/>
+              <w:bottom w:type="dxa" w:w="60"/>
+              <w:right w:type="dxa" w:w="100"/>
+            </w:tcMar>
+          </w:tcPr>
+          <w:p>
+            <w:pPr>
+              <w:spacing w:line="260"/>
+              <w:jc w:val="center"/>
+            </w:pPr>
+            <w:r>
+              <w:rPr>
+                <w:rFonts w:ascii="微软雅黑" w:cs="微软雅黑" w:eastAsia="微软雅黑" w:hAnsi="微软雅黑"/>
+                <w:b w:val="false"/>
+                <w:bCs w:val="false"/>
+                <w:color w:val="000000"/>
+                <w:sz w:val="20"/>
+                <w:szCs w:val="20"/>
+              </w:rPr>
+              <w:t xml:space="preserve">四角巡查（拍照打卡），途中顺带探头外观巡检</w:t>
+            </w:r>
+          </w:p>
+        </w:tc>
+        <w:tc>
+          <w:tcPr>
+            <w:tcW w:type="pct" w:w="36%"/>
+            <w:tcMar>
+              <w:top w:type="dxa" w:w="60"/>
+              <w:left w:type="dxa" w:w="100"/>
+              <w:bottom w:type="dxa" w:w="60"/>
+              <w:right w:type="dxa" w:w="100"/>
+            </w:tcMar>
+          </w:tcPr>
+          <w:p>
+            <w:pPr>
+              <w:spacing w:line="260"/>
+              <w:jc w:val="center"/>
+            </w:pPr>
+            <w:r>
+              <w:rPr>
+                <w:rFonts w:ascii="微软雅黑" w:cs="微软雅黑" w:eastAsia="微软雅黑" w:hAnsi="微软雅黑"/>
+                <w:b w:val="false"/>
+                <w:bCs w:val="false"/>
+                <w:color w:val="000000"/>
+                <w:sz w:val="20"/>
+                <w:szCs w:val="20"/>
+              </w:rPr>
+              <w:t xml:space="preserve">门岗值守：车辆登记 + 后备箱检查</w:t>
+            </w:r>
+          </w:p>
+        </w:tc>
+      </w:tr>
+      <w:tr>
+        <w:tc>
+          <w:tcPr>
+            <w:tcW w:type="pct" w:w="20%"/>
+            <w:tcMar>
+              <w:top w:type="dxa" w:w="60"/>
+              <w:left w:type="dxa" w:w="100"/>
+              <w:bottom w:type="dxa" w:w="60"/>
+              <w:right w:type="dxa" w:w="100"/>
+            </w:tcMar>
+          </w:tcPr>
+          <w:p>
+            <w:pPr>
+              <w:spacing w:line="260"/>
+              <w:jc w:val="center"/>
+            </w:pPr>
+            <w:r>
+              <w:rPr>
+                <w:rFonts w:ascii="微软雅黑" w:cs="微软雅黑" w:eastAsia="微软雅黑" w:hAnsi="微软雅黑"/>
+                <w:b w:val="false"/>
+                <w:bCs w:val="false"/>
+                <w:color w:val="000000"/>
+                <w:sz w:val="20"/>
+                <w:szCs w:val="20"/>
+              </w:rPr>
+              <w:t xml:space="preserve">11:00 — 12:00</w:t>
+            </w:r>
+          </w:p>
+        </w:tc>
+        <w:tc>
+          <w:tcPr>
+            <w:tcW w:type="pct" w:w="44%"/>
+            <w:tcMar>
+              <w:top w:type="dxa" w:w="60"/>
+              <w:left w:type="dxa" w:w="100"/>
+              <w:bottom w:type="dxa" w:w="60"/>
+              <w:right w:type="dxa" w:w="100"/>
+            </w:tcMar>
+          </w:tcPr>
+          <w:p>
+            <w:pPr>
+              <w:spacing w:line="260"/>
+              <w:jc w:val="center"/>
+            </w:pPr>
+            <w:r>
+              <w:rPr>
+                <w:rFonts w:ascii="微软雅黑" w:cs="微软雅黑" w:eastAsia="微软雅黑" w:hAnsi="微软雅黑"/>
+                <w:b w:val="false"/>
+                <w:bCs w:val="false"/>
+                <w:color w:val="000000"/>
+                <w:sz w:val="20"/>
+                <w:szCs w:val="20"/>
+              </w:rPr>
+              <w:t xml:space="preserve">巡查收尾、复核门岗登记情况</w:t>
+            </w:r>
+          </w:p>
+        </w:tc>
+        <w:tc>
+          <w:tcPr>
+            <w:tcW w:type="pct" w:w="36%"/>
+            <w:tcMar>
+              <w:top w:type="dxa" w:w="60"/>
+              <w:left w:type="dxa" w:w="100"/>
+              <w:bottom w:type="dxa" w:w="60"/>
+              <w:right w:type="dxa" w:w="100"/>
+            </w:tcMar>
+          </w:tcPr>
+          <w:p>
+            <w:pPr>
+              <w:spacing w:line="260"/>
+              <w:jc w:val="center"/>
+            </w:pPr>
+            <w:r>
+              <w:rPr>
+                <w:rFonts w:ascii="微软雅黑" w:cs="微软雅黑" w:eastAsia="微软雅黑" w:hAnsi="微软雅黑"/>
+                <w:b w:val="false"/>
+                <w:bCs w:val="false"/>
+                <w:color w:val="000000"/>
+                <w:sz w:val="20"/>
+                <w:szCs w:val="20"/>
+              </w:rPr>
+              <w:t xml:space="preserve">门岗值守：车辆登记 + 后备箱检查</w:t>
+            </w:r>
+          </w:p>
+        </w:tc>
+      </w:tr>
+      <w:tr>
+        <w:tc>
+          <w:tcPr>
+            <w:tcW w:type="pct" w:w="20%"/>
+            <w:tcMar>
+              <w:top w:type="dxa" w:w="60"/>
+              <w:left w:type="dxa" w:w="100"/>
+              <w:bottom w:type="dxa" w:w="60"/>
+              <w:right w:type="dxa" w:w="100"/>
+            </w:tcMar>
+          </w:tcPr>
+          <w:p>
+            <w:pPr>
+              <w:spacing w:line="260"/>
+              <w:jc w:val="center"/>
+            </w:pPr>
+            <w:r>
+              <w:rPr>
+                <w:rFonts w:ascii="微软雅黑" w:cs="微软雅黑" w:eastAsia="微软雅黑" w:hAnsi="微软雅黑"/>
+                <w:b w:val="false"/>
+                <w:bCs w:val="false"/>
+                <w:color w:val="000000"/>
+                <w:sz w:val="20"/>
+                <w:szCs w:val="20"/>
+              </w:rPr>
+              <w:t xml:space="preserve">12:00 — 13:30</w:t>
+            </w:r>
+          </w:p>
+        </w:tc>
+        <w:tc>
+          <w:tcPr>
+            <w:tcW w:type="pct" w:w="44%"/>
+            <w:tcMar>
+              <w:top w:type="dxa" w:w="60"/>
+              <w:left w:type="dxa" w:w="100"/>
+              <w:bottom w:type="dxa" w:w="60"/>
+              <w:right w:type="dxa" w:w="100"/>
+            </w:tcMar>
+          </w:tcPr>
+          <w:p>
+            <w:pPr>
+              <w:spacing w:line="260"/>
+              <w:jc w:val="center"/>
+            </w:pPr>
+            <w:r>
+              <w:rPr>
+                <w:rFonts w:ascii="微软雅黑" w:cs="微软雅黑" w:eastAsia="微软雅黑" w:hAnsi="微软雅黑"/>
+                <w:b w:val="false"/>
+                <w:bCs w:val="false"/>
+                <w:color w:val="000000"/>
+                <w:sz w:val="20"/>
+                <w:szCs w:val="20"/>
+              </w:rPr>
+              <w:t xml:space="preserve">午休（电话畅通，紧急事件随叫随到）</w:t>
+            </w:r>
+          </w:p>
+        </w:tc>
+        <w:tc>
+          <w:tcPr>
+            <w:tcW w:type="pct" w:w="36%"/>
+            <w:tcMar>
+              <w:top w:type="dxa" w:w="60"/>
+              <w:left w:type="dxa" w:w="100"/>
+              <w:bottom w:type="dxa" w:w="60"/>
+              <w:right w:type="dxa" w:w="100"/>
+            </w:tcMar>
+          </w:tcPr>
+          <w:p>
+            <w:pPr>
+              <w:spacing w:line="260"/>
+              <w:jc w:val="center"/>
+            </w:pPr>
+            <w:r>
+              <w:rPr>
+                <w:rFonts w:ascii="微软雅黑" w:cs="微软雅黑" w:eastAsia="微软雅黑" w:hAnsi="微软雅黑"/>
+                <w:b w:val="false"/>
+                <w:bCs w:val="false"/>
+                <w:color w:val="000000"/>
+                <w:sz w:val="20"/>
+                <w:szCs w:val="20"/>
+              </w:rPr>
+              <w:t xml:space="preserve">门岗值守：车辆登记 + 后备箱检查</w:t>
+            </w:r>
+          </w:p>
+        </w:tc>
+      </w:tr>
+      <w:tr>
+        <w:tc>
+          <w:tcPr>
+            <w:tcW w:type="pct" w:w="20%"/>
+            <w:tcMar>
+              <w:top w:type="dxa" w:w="60"/>
+              <w:left w:type="dxa" w:w="100"/>
+              <w:bottom w:type="dxa" w:w="60"/>
+              <w:right w:type="dxa" w:w="100"/>
+            </w:tcMar>
+          </w:tcPr>
+          <w:p>
+            <w:pPr>
+              <w:spacing w:line="260"/>
+              <w:jc w:val="center"/>
+            </w:pPr>
+            <w:r>
+              <w:rPr>
+                <w:rFonts w:ascii="微软雅黑" w:cs="微软雅黑" w:eastAsia="微软雅黑" w:hAnsi="微软雅黑"/>
+                <w:b w:val="false"/>
+                <w:bCs w:val="false"/>
+                <w:color w:val="000000"/>
+                <w:sz w:val="20"/>
+                <w:szCs w:val="20"/>
+              </w:rPr>
+              <w:t xml:space="preserve">13:30 — 15:30</w:t>
+            </w:r>
+          </w:p>
+        </w:tc>
+        <w:tc>
+          <w:tcPr>
+            <w:tcW w:type="pct" w:w="44%"/>
+            <w:tcMar>
+              <w:top w:type="dxa" w:w="60"/>
+              <w:left w:type="dxa" w:w="100"/>
+              <w:bottom w:type="dxa" w:w="60"/>
+              <w:right w:type="dxa" w:w="100"/>
+            </w:tcMar>
+          </w:tcPr>
+          <w:p>
+            <w:pPr>
+              <w:spacing w:line="260"/>
+              <w:jc w:val="center"/>
+            </w:pPr>
+            <w:r>
+              <w:rPr>
+                <w:rFonts w:ascii="微软雅黑" w:cs="微软雅黑" w:eastAsia="微软雅黑" w:hAnsi="微软雅黑"/>
+                <w:b w:val="false"/>
+                <w:bCs w:val="false"/>
+                <w:color w:val="000000"/>
+                <w:sz w:val="20"/>
+                <w:szCs w:val="20"/>
+              </w:rPr>
+              <w:t xml:space="preserve">下午重点区域巡查（材料区、设备区、油品区、临建区）</w:t>
+            </w:r>
+          </w:p>
+        </w:tc>
+        <w:tc>
+          <w:tcPr>
+            <w:tcW w:type="pct" w:w="36%"/>
+            <w:tcMar>
+              <w:top w:type="dxa" w:w="60"/>
+              <w:left w:type="dxa" w:w="100"/>
+              <w:bottom w:type="dxa" w:w="60"/>
+              <w:right w:type="dxa" w:w="100"/>
+            </w:tcMar>
+          </w:tcPr>
+          <w:p>
+            <w:pPr>
+              <w:spacing w:line="260"/>
+              <w:jc w:val="center"/>
+            </w:pPr>
+            <w:r>
+              <w:rPr>
+                <w:rFonts w:ascii="微软雅黑" w:cs="微软雅黑" w:eastAsia="微软雅黑" w:hAnsi="微软雅黑"/>
+                <w:b w:val="false"/>
+                <w:bCs w:val="false"/>
+                <w:color w:val="000000"/>
+                <w:sz w:val="20"/>
+                <w:szCs w:val="20"/>
+              </w:rPr>
+              <w:t xml:space="preserve">门岗值守：车辆登记 + 后备箱检查</w:t>
+            </w:r>
+          </w:p>
+        </w:tc>
+      </w:tr>
+      <w:tr>
+        <w:tc>
+          <w:tcPr>
+            <w:tcW w:type="pct" w:w="20%"/>
+            <w:tcMar>
+              <w:top w:type="dxa" w:w="60"/>
+              <w:left w:type="dxa" w:w="100"/>
+              <w:bottom w:type="dxa" w:w="60"/>
+              <w:right w:type="dxa" w:w="100"/>
+            </w:tcMar>
+          </w:tcPr>
+          <w:p>
+            <w:pPr>
+              <w:spacing w:line="260"/>
+              <w:jc w:val="center"/>
+            </w:pPr>
+            <w:r>
+              <w:rPr>
+                <w:rFonts w:ascii="微软雅黑" w:cs="微软雅黑" w:eastAsia="微软雅黑" w:hAnsi="微软雅黑"/>
+                <w:b w:val="false"/>
+                <w:bCs w:val="false"/>
+                <w:color w:val="000000"/>
+                <w:sz w:val="20"/>
+                <w:szCs w:val="20"/>
+              </w:rPr>
+              <w:t xml:space="preserve">15:30 — 16:30</w:t>
+            </w:r>
+          </w:p>
+        </w:tc>
+        <w:tc>
+          <w:tcPr>
+            <w:tcW w:type="pct" w:w="44%"/>
+            <w:tcMar>
+              <w:top w:type="dxa" w:w="60"/>
+              <w:left w:type="dxa" w:w="100"/>
+              <w:bottom w:type="dxa" w:w="60"/>
+              <w:right w:type="dxa" w:w="100"/>
+            </w:tcMar>
+          </w:tcPr>
+          <w:p>
+            <w:pPr>
+              <w:spacing w:line="260"/>
+              <w:jc w:val="center"/>
+            </w:pPr>
+            <w:r>
+              <w:rPr>
+                <w:rFonts w:ascii="微软雅黑" w:cs="微软雅黑" w:eastAsia="微软雅黑" w:hAnsi="微软雅黑"/>
+                <w:b w:val="false"/>
+                <w:bCs w:val="false"/>
+                <w:color w:val="000000"/>
+                <w:sz w:val="20"/>
+                <w:szCs w:val="20"/>
+              </w:rPr>
+              <w:t xml:space="preserve">监控功能抽测 + 晚间录像抽查</w:t>
+            </w:r>
+          </w:p>
+        </w:tc>
+        <w:tc>
+          <w:tcPr>
+            <w:tcW w:type="pct" w:w="36%"/>
+            <w:tcMar>
+              <w:top w:type="dxa" w:w="60"/>
+              <w:left w:type="dxa" w:w="100"/>
+              <w:bottom w:type="dxa" w:w="60"/>
+              <w:right w:type="dxa" w:w="100"/>
+            </w:tcMar>
+          </w:tcPr>
+          <w:p>
+            <w:pPr>
+              <w:spacing w:line="260"/>
+              <w:jc w:val="center"/>
+            </w:pPr>
+            <w:r>
+              <w:rPr>
+                <w:rFonts w:ascii="微软雅黑" w:cs="微软雅黑" w:eastAsia="微软雅黑" w:hAnsi="微软雅黑"/>
+                <w:b w:val="false"/>
+                <w:bCs w:val="false"/>
+                <w:color w:val="000000"/>
+                <w:sz w:val="20"/>
+                <w:szCs w:val="20"/>
+              </w:rPr>
+              <w:t xml:space="preserve">门岗值守：车辆登记 + 后备箱检查</w:t>
+            </w:r>
+          </w:p>
+        </w:tc>
+      </w:tr>
+      <w:tr>
+        <w:tc>
+          <w:tcPr>
+            <w:tcW w:type="pct" w:w="20%"/>
+            <w:tcMar>
+              <w:top w:type="dxa" w:w="60"/>
+              <w:left w:type="dxa" w:w="100"/>
+              <w:bottom w:type="dxa" w:w="60"/>
+              <w:right w:type="dxa" w:w="100"/>
+            </w:tcMar>
+          </w:tcPr>
+          <w:p>
+            <w:pPr>
+              <w:spacing w:line="260"/>
+              <w:jc w:val="center"/>
+            </w:pPr>
+            <w:r>
+              <w:rPr>
+                <w:rFonts w:ascii="微软雅黑" w:cs="微软雅黑" w:eastAsia="微软雅黑" w:hAnsi="微软雅黑"/>
+                <w:b w:val="false"/>
+                <w:bCs w:val="false"/>
+                <w:color w:val="000000"/>
+                <w:sz w:val="20"/>
+                <w:szCs w:val="20"/>
+              </w:rPr>
+              <w:t xml:space="preserve">16:30 — 17:15</w:t>
+            </w:r>
+          </w:p>
+        </w:tc>
+        <w:tc>
+          <w:tcPr>
+            <w:tcW w:type="pct" w:w="44%"/>
+            <w:tcMar>
+              <w:top w:type="dxa" w:w="60"/>
+              <w:left w:type="dxa" w:w="100"/>
+              <w:bottom w:type="dxa" w:w="60"/>
+              <w:right w:type="dxa" w:w="100"/>
+            </w:tcMar>
+          </w:tcPr>
+          <w:p>
+            <w:pPr>
+              <w:spacing w:line="260"/>
+              <w:jc w:val="center"/>
+            </w:pPr>
+            <w:r>
+              <w:rPr>
+                <w:rFonts w:ascii="微软雅黑" w:cs="微软雅黑" w:eastAsia="微软雅黑" w:hAnsi="微软雅黑"/>
+                <w:b w:val="false"/>
+                <w:bCs w:val="false"/>
+                <w:color w:val="000000"/>
+                <w:sz w:val="20"/>
+                <w:szCs w:val="20"/>
+              </w:rPr>
+              <w:t xml:space="preserve">晚高峰车辆管理 + 周边人员管理（大货车/重型车辆作业区清场）</w:t>
+            </w:r>
+          </w:p>
+        </w:tc>
+        <w:tc>
+          <w:tcPr>
+            <w:tcW w:type="pct" w:w="36%"/>
+            <w:tcMar>
+              <w:top w:type="dxa" w:w="60"/>
+              <w:left w:type="dxa" w:w="100"/>
+              <w:bottom w:type="dxa" w:w="60"/>
+              <w:right w:type="dxa" w:w="100"/>
+            </w:tcMar>
+          </w:tcPr>
+          <w:p>
+            <w:pPr>
+              <w:spacing w:line="260"/>
+              <w:jc w:val="center"/>
+            </w:pPr>
+            <w:r>
+              <w:rPr>
+                <w:rFonts w:ascii="微软雅黑" w:cs="微软雅黑" w:eastAsia="微软雅黑" w:hAnsi="微软雅黑"/>
+                <w:b w:val="false"/>
+                <w:bCs w:val="false"/>
+                <w:color w:val="000000"/>
+                <w:sz w:val="20"/>
+                <w:szCs w:val="20"/>
+              </w:rPr>
+              <w:t xml:space="preserve">配合晚高峰车辆疏导</w:t>
+            </w:r>
+          </w:p>
+        </w:tc>
+      </w:tr>
+      <w:tr>
+        <w:tc>
+          <w:tcPr>
+            <w:tcW w:type="pct" w:w="20%"/>
+            <w:tcMar>
+              <w:top w:type="dxa" w:w="60"/>
+              <w:left w:type="dxa" w:w="100"/>
+              <w:bottom w:type="dxa" w:w="60"/>
+              <w:right w:type="dxa" w:w="100"/>
+            </w:tcMar>
+          </w:tcPr>
+          <w:p>
+            <w:pPr>
+              <w:spacing w:line="260"/>
+              <w:jc w:val="center"/>
+            </w:pPr>
+            <w:r>
+              <w:rPr>
+                <w:rFonts w:ascii="微软雅黑" w:cs="微软雅黑" w:eastAsia="微软雅黑" w:hAnsi="微软雅黑"/>
+                <w:b w:val="false"/>
+                <w:bCs w:val="false"/>
+                <w:color w:val="000000"/>
+                <w:sz w:val="20"/>
+                <w:szCs w:val="20"/>
+              </w:rPr>
+              <w:t xml:space="preserve">17:15 — 17:30</w:t>
+            </w:r>
+          </w:p>
+        </w:tc>
+        <w:tc>
+          <w:tcPr>
+            <w:tcW w:type="pct" w:w="44%"/>
+            <w:tcMar>
+              <w:top w:type="dxa" w:w="60"/>
+              <w:left w:type="dxa" w:w="100"/>
+              <w:bottom w:type="dxa" w:w="60"/>
+              <w:right w:type="dxa" w:w="100"/>
+            </w:tcMar>
+          </w:tcPr>
+          <w:p>
+            <w:pPr>
+              <w:spacing w:line="260"/>
+              <w:jc w:val="center"/>
+            </w:pPr>
+            <w:r>
+              <w:rPr>
+                <w:rFonts w:ascii="微软雅黑" w:cs="微软雅黑" w:eastAsia="微软雅黑" w:hAnsi="微软雅黑"/>
+                <w:b w:val="false"/>
+                <w:bCs w:val="false"/>
+                <w:color w:val="000000"/>
+                <w:sz w:val="20"/>
+                <w:szCs w:val="20"/>
+              </w:rPr>
+              <w:t xml:space="preserve">汇总门岗登记、闭门关窗检查、填写并提交日报</w:t>
+            </w:r>
+          </w:p>
+        </w:tc>
+        <w:tc>
+          <w:tcPr>
+            <w:tcW w:type="pct" w:w="36%"/>
+            <w:tcMar>
+              <w:top w:type="dxa" w:w="60"/>
+              <w:left w:type="dxa" w:w="100"/>
+              <w:bottom w:type="dxa" w:w="60"/>
+              <w:right w:type="dxa" w:w="100"/>
+            </w:tcMar>
+          </w:tcPr>
+          <w:p>
+            <w:pPr>
+              <w:spacing w:line="260"/>
+              <w:jc w:val="center"/>
+            </w:pPr>
+            <w:r>
+              <w:rPr>
+                <w:rFonts w:ascii="微软雅黑" w:cs="微软雅黑" w:eastAsia="微软雅黑" w:hAnsi="微软雅黑"/>
+                <w:b w:val="false"/>
+                <w:bCs w:val="false"/>
+                <w:color w:val="000000"/>
+                <w:sz w:val="20"/>
+                <w:szCs w:val="20"/>
+              </w:rPr>
+              <w:t xml:space="preserve">登记本移交保安、配合收尾</w:t>
+            </w:r>
+          </w:p>
+        </w:tc>
+      </w:tr>
+    </w:tbl>
+    <w:p>
+      <w:pPr>
+        <w:spacing w:after="60" w:before="60" w:line="300"/>
+        <w:jc w:val="both"/>
+      </w:pPr>
+      <w:r>
+        <w:rPr>
+          <w:rFonts w:ascii="微软雅黑" w:cs="微软雅黑" w:eastAsia="微软雅黑" w:hAnsi="微软雅黑"/>
+          <w:b/>
+          <w:bCs/>
+          <w:color w:val="000000"/>
+          <w:sz w:val="21"/>
+          <w:szCs w:val="21"/>
+        </w:rPr>
+        <w:t xml:space="preserve">车辆进出登记与后备箱检查不设固定时段，全天常态化执行：车辆随到随登记、随查随放行，由门卫主执行、保安监督复核。</w:t>
+      </w:r>
+    </w:p>
+    <w:p>
+      <w:pPr>
+        <w:spacing w:after="60" w:before="60" w:line="300"/>
+        <w:jc w:val="both"/>
+      </w:pPr>
+      <w:r>
+        <w:rPr>
+          <w:rFonts w:ascii="微软雅黑" w:cs="微软雅黑" w:eastAsia="微软雅黑" w:hAnsi="微软雅黑"/>
+          <w:b w:val="false"/>
+          <w:bCs w:val="false"/>
+          <w:color w:val="666666"/>
+          <w:sz w:val="18"/>
+          <w:szCs w:val="18"/>
+        </w:rPr>
+        <w:t xml:space="preserve">阴雨、夜间施工、大型设备进场等特殊情况，时间安排服从总经办临时指令。</w:t>
+      </w:r>
+    </w:p>
+    <w:p>
+      <w:pPr>
+        <w:spacing w:after="120" w:before="240"/>
+      </w:pPr>
+      <w:r>
+        <w:rPr>
+          <w:rFonts w:ascii="微软雅黑" w:cs="微软雅黑" w:eastAsia="微软雅黑" w:hAnsi="微软雅黑"/>
+          <w:b/>
+          <w:bCs/>
+          <w:color w:val="000000"/>
+          <w:sz w:val="26"/>
+          <w:szCs w:val="26"/>
+        </w:rPr>
+        <w:t xml:space="preserve">三、五项核心工作 SOP</w:t>
+      </w:r>
+    </w:p>
+    <w:p>
+      <w:pPr>
+        <w:spacing w:after="80" w:before="160"/>
+      </w:pPr>
+      <w:r>
+        <w:rPr>
+          <w:rFonts w:ascii="微软雅黑" w:cs="微软雅黑" w:eastAsia="微软雅黑" w:hAnsi="微软雅黑"/>
+          <w:b/>
+          <w:bCs/>
+          <w:color w:val="000000"/>
+          <w:sz w:val="22"/>
+          <w:szCs w:val="22"/>
+        </w:rPr>
+        <w:t xml:space="preserve">3.1 早间车位管理（8:00 — 8:30）</w:t>
+      </w:r>
+    </w:p>
+    <w:p>
+      <w:pPr>
+        <w:spacing w:after="30" w:before="30" w:line="280"/>
+        <w:ind w:left="360"/>
+      </w:pPr>
+      <w:r>
+        <w:rPr>
+          <w:rFonts w:ascii="微软雅黑" w:cs="微软雅黑" w:eastAsia="微软雅黑" w:hAnsi="微软雅黑"/>
+          <w:b w:val="false"/>
+          <w:bCs w:val="false"/>
+          <w:color w:val="000000"/>
+          <w:sz w:val="21"/>
+          <w:szCs w:val="21"/>
+        </w:rPr>
+        <w:t xml:space="preserve">• 目的：早高峰车辆有序停放，保障主干道、消防通道、大货车作业区畅通。</w:t>
+      </w:r>
+    </w:p>
+    <w:p>
+      <w:pPr>
+        <w:spacing w:after="30" w:before="30" w:line="280"/>
+        <w:ind w:left="360"/>
+      </w:pPr>
+      <w:r>
+        <w:rPr>
+          <w:rFonts w:ascii="微软雅黑" w:cs="微软雅黑" w:eastAsia="微软雅黑" w:hAnsi="微软雅黑"/>
+          <w:b w:val="false"/>
+          <w:bCs w:val="false"/>
+          <w:color w:val="000000"/>
+          <w:sz w:val="21"/>
+          <w:szCs w:val="21"/>
+        </w:rPr>
+        <w:t xml:space="preserve">• 动作：① 引导车辆按划定区域停放；② 清理占道、堵门、堵通道车辆（拍照登记车牌，通知车主移车）；③ 为大货车、重型车辆预留通行与装卸空间，严禁占用消防通道与主干道。</w:t>
+      </w:r>
+    </w:p>
+    <w:p>
+      <w:pPr>
+        <w:spacing w:after="30" w:before="30" w:line="280"/>
+        <w:ind w:left="360"/>
+      </w:pPr>
+      <w:r>
+        <w:rPr>
+          <w:rFonts w:ascii="微软雅黑" w:cs="微软雅黑" w:eastAsia="微软雅黑" w:hAnsi="微软雅黑"/>
+          <w:b w:val="false"/>
+          <w:bCs w:val="false"/>
+          <w:color w:val="000000"/>
+          <w:sz w:val="21"/>
+          <w:szCs w:val="21"/>
+        </w:rPr>
+        <w:t xml:space="preserve">• 标准：8:30 前完成，无乱停、无占道。当日情况写入日报。</w:t>
+      </w:r>
+    </w:p>
+    <w:p>
+      <w:pPr>
+        <w:spacing w:after="30" w:before="30" w:line="280"/>
+        <w:ind w:left="360"/>
+      </w:pPr>
+      <w:r>
+        <w:rPr>
+          <w:rFonts w:ascii="微软雅黑" w:cs="微软雅黑" w:eastAsia="微软雅黑" w:hAnsi="微软雅黑"/>
+          <w:b w:val="false"/>
+          <w:bCs w:val="false"/>
+          <w:color w:val="000000"/>
+          <w:sz w:val="21"/>
+          <w:szCs w:val="21"/>
+        </w:rPr>
+        <w:t xml:space="preserve">• 分工：保安主导，门卫在门岗配合疏导。</w:t>
+      </w:r>
+    </w:p>
+    <w:p>
+      <w:pPr>
+        <w:spacing w:after="80" w:before="160"/>
+      </w:pPr>
+      <w:r>
+        <w:rPr>
+          <w:rFonts w:ascii="微软雅黑" w:cs="微软雅黑" w:eastAsia="微软雅黑" w:hAnsi="微软雅黑"/>
+          <w:b/>
+          <w:bCs/>
+          <w:color w:val="000000"/>
+          <w:sz w:val="22"/>
+          <w:szCs w:val="22"/>
+        </w:rPr>
+        <w:t xml:space="preserve">3.2 四角巡查 + 拍照打卡（上午）</w:t>
+      </w:r>
+    </w:p>
+    <w:p>
+      <w:pPr>
+        <w:spacing w:after="30" w:before="30" w:line="280"/>
+        <w:ind w:left="360"/>
+      </w:pPr>
+      <w:r>
+        <w:rPr>
+          <w:rFonts w:ascii="微软雅黑" w:cs="微软雅黑" w:eastAsia="微软雅黑" w:hAnsi="微软雅黑"/>
+          <w:b w:val="false"/>
+          <w:bCs w:val="false"/>
+          <w:color w:val="000000"/>
+          <w:sz w:val="21"/>
+          <w:szCs w:val="21"/>
+        </w:rPr>
+        <w:t xml:space="preserve">• 路线：厂区四角（东南 → 西南 → 东北 → 西北围挡/围墙拐角）→ 顺围墙连线巡查一圈。</w:t>
+      </w:r>
+    </w:p>
+    <w:p>
+      <w:pPr>
+        <w:spacing w:after="30" w:before="30" w:line="280"/>
+        <w:ind w:left="360"/>
+      </w:pPr>
+      <w:r>
+        <w:rPr>
+          <w:rFonts w:ascii="微软雅黑" w:cs="微软雅黑" w:eastAsia="微软雅黑" w:hAnsi="微软雅黑"/>
+          <w:b w:val="false"/>
+          <w:bCs w:val="false"/>
+          <w:color w:val="000000"/>
+          <w:sz w:val="21"/>
+          <w:szCs w:val="21"/>
+        </w:rPr>
+        <w:t xml:space="preserve">• 打卡要求：① 到达每个角点拍照一张，照片带时间水印，画面含该角标志物（围挡、墙体、路口）；② 上午至少完成一轮四角打卡，下午巡查对异常点位补拍；③ 照片当日发至总经办指定工作群，存档备查。</w:t>
+      </w:r>
+    </w:p>
+    <w:p>
+      <w:pPr>
+        <w:spacing w:after="30" w:before="30" w:line="280"/>
+        <w:ind w:left="360"/>
+      </w:pPr>
+      <w:r>
+        <w:rPr>
+          <w:rFonts w:ascii="微软雅黑" w:cs="微软雅黑" w:eastAsia="微软雅黑" w:hAnsi="微软雅黑"/>
+          <w:b w:val="false"/>
+          <w:bCs w:val="false"/>
+          <w:color w:val="000000"/>
+          <w:sz w:val="21"/>
+          <w:szCs w:val="21"/>
+        </w:rPr>
+        <w:t xml:space="preserve">• 重点检查：围挡破损/攀爬痕迹、可疑人员逗留、物资堆放异常、未上锁设备与工具、沿线监控探头外观（遮挡/移位/损坏/镜头脏污）。</w:t>
+      </w:r>
+    </w:p>
+    <w:p>
+      <w:pPr>
+        <w:spacing w:after="30" w:before="30" w:line="280"/>
+        <w:ind w:left="360"/>
+      </w:pPr>
+      <w:r>
+        <w:rPr>
+          <w:rFonts w:ascii="微软雅黑" w:cs="微软雅黑" w:eastAsia="微软雅黑" w:hAnsi="微软雅黑"/>
+          <w:b w:val="false"/>
+          <w:bCs w:val="false"/>
+          <w:color w:val="000000"/>
+          <w:sz w:val="21"/>
+          <w:szCs w:val="21"/>
+        </w:rPr>
+        <w:t xml:space="preserve">• 发现围挡破损、孔洞、可疑痕迹立即上报并就地看护，直至处理人员到场。</w:t>
+      </w:r>
+    </w:p>
+    <w:p>
+      <w:pPr>
+        <w:spacing w:after="30" w:before="30" w:line="280"/>
+        <w:ind w:left="360"/>
+      </w:pPr>
+      <w:r>
+        <w:rPr>
+          <w:rFonts w:ascii="微软雅黑" w:cs="微软雅黑" w:eastAsia="微软雅黑" w:hAnsi="微软雅黑"/>
+          <w:b w:val="false"/>
+          <w:bCs w:val="false"/>
+          <w:color w:val="000000"/>
+          <w:sz w:val="21"/>
+          <w:szCs w:val="21"/>
+        </w:rPr>
+        <w:t xml:space="preserve">• 配合：保安巡查期间，门岗由门卫值守，车辆检查不间断。</w:t>
+      </w:r>
+    </w:p>
+    <w:p>
+      <w:pPr>
+        <w:spacing w:after="80" w:before="160"/>
+      </w:pPr>
+      <w:r>
+        <w:rPr>
+          <w:rFonts w:ascii="微软雅黑" w:cs="微软雅黑" w:eastAsia="微软雅黑" w:hAnsi="微软雅黑"/>
+          <w:b/>
+          <w:bCs/>
+          <w:color w:val="000000"/>
+          <w:sz w:val="22"/>
+          <w:szCs w:val="22"/>
+        </w:rPr>
+        <w:t xml:space="preserve">3.3 车辆进出登记 + 后备箱检查（全天常态化）</w:t>
+      </w:r>
+    </w:p>
+    <w:p>
+      <w:pPr>
+        <w:spacing w:after="30" w:before="30" w:line="280"/>
+        <w:ind w:left="360"/>
+      </w:pPr>
+      <w:r>
+        <w:rPr>
+          <w:rFonts w:ascii="微软雅黑" w:cs="微软雅黑" w:eastAsia="微软雅黑" w:hAnsi="微软雅黑"/>
+          <w:b w:val="false"/>
+          <w:bCs w:val="false"/>
+          <w:color w:val="000000"/>
+          <w:sz w:val="21"/>
+          <w:szCs w:val="21"/>
+        </w:rPr>
+        <w:t xml:space="preserve">• 执行主体：门卫（门岗协管）日常执行；保安监督、复核，并处置拒不配合、夹带嫌疑等异常。</w:t>
+      </w:r>
+    </w:p>
+    <w:p>
+      <w:pPr>
+        <w:spacing w:after="30" w:before="30" w:line="280"/>
+        <w:ind w:left="360"/>
+      </w:pPr>
+      <w:r>
+        <w:rPr>
+          <w:rFonts w:ascii="微软雅黑" w:cs="微软雅黑" w:eastAsia="微软雅黑" w:hAnsi="微软雅黑"/>
+          <w:b w:val="false"/>
+          <w:bCs w:val="false"/>
+          <w:color w:val="000000"/>
+          <w:sz w:val="21"/>
+          <w:szCs w:val="21"/>
+        </w:rPr>
+        <w:t xml:space="preserve">• 常态化要求：不设固定时段，车辆随到随登记、随查随放行；保安巡查、午休、离岗期间门岗由门卫值守，任何时段不得漏登漏检。</w:t>
+      </w:r>
+    </w:p>
+    <w:p>
+      <w:pPr>
+        <w:spacing w:after="60" w:before="60" w:line="300"/>
+        <w:jc w:val="both"/>
+      </w:pPr>
+      <w:r>
+        <w:rPr>
+          <w:rFonts w:ascii="微软雅黑" w:cs="微软雅黑" w:eastAsia="微软雅黑" w:hAnsi="微软雅黑"/>
+          <w:b/>
+          <w:bCs/>
+          <w:color w:val="000000"/>
+          <w:sz w:val="21"/>
+          <w:szCs w:val="21"/>
+        </w:rPr>
+        <w:t xml:space="preserve">登记要素（逐车登记，不得漏登）：</w:t>
+      </w:r>
+    </w:p>
+    <w:tbl>
+      <w:tblPr>
+        <w:tblW w:type="pct" w:w="100%"/>
+        <w:tblBorders>
+          <w:top w:val="single" w:color="999999" w:sz="4"/>
+          <w:left w:val="single" w:color="999999" w:sz="4"/>
+          <w:bottom w:val="single" w:color="999999" w:sz="4"/>
+          <w:right w:val="single" w:color="999999" w:sz="4"/>
+          <w:insideH w:val="single" w:color="auto" w:sz="4"/>
+          <w:insideV w:val="single" w:color="auto" w:sz="4"/>
+        </w:tblBorders>
+      </w:tblPr>
+      <w:tblGrid>
+        <w:gridCol w:w="100"/>
+        <w:gridCol w:w="100"/>
+        <w:gridCol w:w="100"/>
+        <w:gridCol w:w="100"/>
+        <w:gridCol w:w="100"/>
+        <w:gridCol w:w="100"/>
+      </w:tblGrid>
+      <w:tr>
+        <w:tc>
+          <w:tcPr>
+            <w:tcW w:type="pct" w:w="20%"/>
+            <w:shd w:fill="D9E2F3" w:color="auto" w:val="clear"/>
+            <w:tcMar>
+              <w:top w:type="dxa" w:w="60"/>
+              <w:left w:type="dxa" w:w="100"/>
+              <w:bottom w:type="dxa" w:w="60"/>
+              <w:right w:type="dxa" w:w="100"/>
+            </w:tcMar>
+          </w:tcPr>
+          <w:p>
+            <w:pPr>
+              <w:spacing w:line="260"/>
+              <w:jc w:val="center"/>
+            </w:pPr>
+            <w:r>
+              <w:rPr>
+                <w:rFonts w:ascii="微软雅黑" w:cs="微软雅黑" w:eastAsia="微软雅黑" w:hAnsi="微软雅黑"/>
+                <w:b/>
+                <w:bCs/>
+                <w:color w:val="000000"/>
+                <w:sz w:val="20"/>
+                <w:szCs w:val="20"/>
+              </w:rPr>
+              <w:t xml:space="preserve">车牌号</w:t>
+            </w:r>
+          </w:p>
+        </w:tc>
+        <w:tc>
+          <w:tcPr>
+            <w:tcW w:type="pct" w:w="12%"/>
+            <w:shd w:fill="D9E2F3" w:color="auto" w:val="clear"/>
+            <w:tcMar>
+              <w:top w:type="dxa" w:w="60"/>
+              <w:left w:type="dxa" w:w="100"/>
+              <w:bottom w:type="dxa" w:w="60"/>
+              <w:right w:type="dxa" w:w="100"/>
+            </w:tcMar>
+          </w:tcPr>
+          <w:p>
+            <w:pPr>
+              <w:spacing w:line="260"/>
+              <w:jc w:val="center"/>
+            </w:pPr>
+            <w:r>
+              <w:rPr>
+                <w:rFonts w:ascii="微软雅黑" w:cs="微软雅黑" w:eastAsia="微软雅黑" w:hAnsi="微软雅黑"/>
+                <w:b/>
+                <w:bCs/>
+                <w:color w:val="000000"/>
+                <w:sz w:val="20"/>
+                <w:szCs w:val="20"/>
+              </w:rPr>
+              <w:t xml:space="preserve">车型</w:t>
+            </w:r>
+          </w:p>
+        </w:tc>
+        <w:tc>
+          <w:tcPr>
+            <w:tcW w:type="pct" w:w="16%"/>
+            <w:shd w:fill="D9E2F3" w:color="auto" w:val="clear"/>
+            <w:tcMar>
+              <w:top w:type="dxa" w:w="60"/>
+              <w:left w:type="dxa" w:w="100"/>
+              <w:bottom w:type="dxa" w:w="60"/>
+              <w:right w:type="dxa" w:w="100"/>
+            </w:tcMar>
+          </w:tcPr>
+          <w:p>
+            <w:pPr>
+              <w:spacing w:line="260"/>
+              <w:jc w:val="center"/>
+            </w:pPr>
+            <w:r>
+              <w:rPr>
+                <w:rFonts w:ascii="微软雅黑" w:cs="微软雅黑" w:eastAsia="微软雅黑" w:hAnsi="微软雅黑"/>
+                <w:b/>
+                <w:bCs/>
+                <w:color w:val="000000"/>
+                <w:sz w:val="20"/>
+                <w:szCs w:val="20"/>
+              </w:rPr>
+              <w:t xml:space="preserve">进出时间</w:t>
+            </w:r>
+          </w:p>
+        </w:tc>
+        <w:tc>
+          <w:tcPr>
+            <w:tcW w:type="pct" w:w="22%"/>
+            <w:shd w:fill="D9E2F3" w:color="auto" w:val="clear"/>
+            <w:tcMar>
+              <w:top w:type="dxa" w:w="60"/>
+              <w:left w:type="dxa" w:w="100"/>
+              <w:bottom w:type="dxa" w:w="60"/>
+              <w:right w:type="dxa" w:w="100"/>
+            </w:tcMar>
+          </w:tcPr>
+          <w:p>
+            <w:pPr>
+              <w:spacing w:line="260"/>
+              <w:jc w:val="center"/>
+            </w:pPr>
+            <w:r>
+              <w:rPr>
+                <w:rFonts w:ascii="微软雅黑" w:cs="微软雅黑" w:eastAsia="微软雅黑" w:hAnsi="微软雅黑"/>
+                <w:b/>
+                <w:bCs/>
+                <w:color w:val="000000"/>
+                <w:sz w:val="20"/>
+                <w:szCs w:val="20"/>
+              </w:rPr>
+              <w:t xml:space="preserve">事由/载货</w:t>
+            </w:r>
+          </w:p>
+        </w:tc>
+        <w:tc>
+          <w:tcPr>
+            <w:tcW w:type="pct" w:w="12%"/>
+            <w:shd w:fill="D9E2F3" w:color="auto" w:val="clear"/>
+            <w:tcMar>
+              <w:top w:type="dxa" w:w="60"/>
+              <w:left w:type="dxa" w:w="100"/>
+              <w:bottom w:type="dxa" w:w="60"/>
+              <w:right w:type="dxa" w:w="100"/>
+            </w:tcMar>
+          </w:tcPr>
+          <w:p>
+            <w:pPr>
+              <w:spacing w:line="260"/>
+              <w:jc w:val="center"/>
+            </w:pPr>
+            <w:r>
+              <w:rPr>
+                <w:rFonts w:ascii="微软雅黑" w:cs="微软雅黑" w:eastAsia="微软雅黑" w:hAnsi="微软雅黑"/>
+                <w:b/>
+                <w:bCs/>
+                <w:color w:val="000000"/>
+                <w:sz w:val="20"/>
+                <w:szCs w:val="20"/>
+              </w:rPr>
+              <w:t xml:space="preserve">司机</w:t>
+            </w:r>
+          </w:p>
+        </w:tc>
+        <w:tc>
+          <w:tcPr>
+            <w:tcW w:type="pct" w:w="18%"/>
+            <w:shd w:fill="D9E2F3" w:color="auto" w:val="clear"/>
+            <w:tcMar>
+              <w:top w:type="dxa" w:w="60"/>
+              <w:left w:type="dxa" w:w="100"/>
+              <w:bottom w:type="dxa" w:w="60"/>
+              <w:right w:type="dxa" w:w="100"/>
+            </w:tcMar>
+          </w:tcPr>
+          <w:p>
+            <w:pPr>
+              <w:spacing w:line="260"/>
+              <w:jc w:val="center"/>
+            </w:pPr>
+            <w:r>
+              <w:rPr>
+                <w:rFonts w:ascii="微软雅黑" w:cs="微软雅黑" w:eastAsia="微软雅黑" w:hAnsi="微软雅黑"/>
+                <w:b/>
+                <w:bCs/>
+                <w:color w:val="000000"/>
+                <w:sz w:val="20"/>
+                <w:szCs w:val="20"/>
+              </w:rPr>
+              <w:t xml:space="preserve">联系方式</w:t>
+            </w:r>
+          </w:p>
+        </w:tc>
+      </w:tr>
+      <w:tr>
+        <w:tc>
+          <w:tcPr>
+            <w:tcW w:type="pct" w:w="20%"/>
+            <w:tcMar>
+              <w:top w:type="dxa" w:w="60"/>
+              <w:left w:type="dxa" w:w="100"/>
+              <w:bottom w:type="dxa" w:w="60"/>
+              <w:right w:type="dxa" w:w="100"/>
+            </w:tcMar>
+          </w:tcPr>
+          <w:p>
+            <w:pPr>
+              <w:spacing w:line="260"/>
+              <w:jc w:val="center"/>
+            </w:pPr>
+            <w:r>
+              <w:rPr>
+                <w:rFonts w:ascii="微软雅黑" w:cs="微软雅黑" w:eastAsia="微软雅黑" w:hAnsi="微软雅黑"/>
+                <w:b w:val="false"/>
+                <w:bCs w:val="false"/>
+                <w:color w:val="000000"/>
+                <w:sz w:val="20"/>
+                <w:szCs w:val="20"/>
+              </w:rPr>
+              <w:t xml:space="preserve"/>
+            </w:r>
+          </w:p>
+        </w:tc>
+        <w:tc>
+          <w:tcPr>
+            <w:tcW w:type="pct" w:w="12%"/>
+            <w:tcMar>
+              <w:top w:type="dxa" w:w="60"/>
+              <w:left w:type="dxa" w:w="100"/>
+              <w:bottom w:type="dxa" w:w="60"/>
+              <w:right w:type="dxa" w:w="100"/>
+            </w:tcMar>
+          </w:tcPr>
+          <w:p>
+            <w:pPr>
+              <w:spacing w:line="260"/>
+              <w:jc w:val="center"/>
+            </w:pPr>
+            <w:r>
+              <w:rPr>
+                <w:rFonts w:ascii="微软雅黑" w:cs="微软雅黑" w:eastAsia="微软雅黑" w:hAnsi="微软雅黑"/>
+                <w:b w:val="false"/>
+                <w:bCs w:val="false"/>
+                <w:color w:val="000000"/>
+                <w:sz w:val="20"/>
+                <w:szCs w:val="20"/>
+              </w:rPr>
+              <w:t xml:space="preserve"/>
+            </w:r>
+          </w:p>
+        </w:tc>
+        <w:tc>
+          <w:tcPr>
+            <w:tcW w:type="pct" w:w="16%"/>
+            <w:tcMar>
+              <w:top w:type="dxa" w:w="60"/>
+              <w:left w:type="dxa" w:w="100"/>
+              <w:bottom w:type="dxa" w:w="60"/>
+              <w:right w:type="dxa" w:w="100"/>
+            </w:tcMar>
+          </w:tcPr>
+          <w:p>
+            <w:pPr>
+              <w:spacing w:line="260"/>
+              <w:jc w:val="center"/>
+            </w:pPr>
+            <w:r>
+              <w:rPr>
+                <w:rFonts w:ascii="微软雅黑" w:cs="微软雅黑" w:eastAsia="微软雅黑" w:hAnsi="微软雅黑"/>
+                <w:b w:val="false"/>
+                <w:bCs w:val="false"/>
+                <w:color w:val="000000"/>
+                <w:sz w:val="20"/>
+                <w:szCs w:val="20"/>
+              </w:rPr>
+              <w:t xml:space="preserve"/>
+            </w:r>
+          </w:p>
+        </w:tc>
+        <w:tc>
+          <w:tcPr>
+            <w:tcW w:type="pct" w:w="22%"/>
+            <w:tcMar>
+              <w:top w:type="dxa" w:w="60"/>
+              <w:left w:type="dxa" w:w="100"/>
+              <w:bottom w:type="dxa" w:w="60"/>
+              <w:right w:type="dxa" w:w="100"/>
+            </w:tcMar>
+          </w:tcPr>
+          <w:p>
+            <w:pPr>
+              <w:spacing w:line="260"/>
+              <w:jc w:val="center"/>
+            </w:pPr>
+            <w:r>
+              <w:rPr>
+                <w:rFonts w:ascii="微软雅黑" w:cs="微软雅黑" w:eastAsia="微软雅黑" w:hAnsi="微软雅黑"/>
+                <w:b w:val="false"/>
+                <w:bCs w:val="false"/>
+                <w:color w:val="000000"/>
+                <w:sz w:val="20"/>
+                <w:szCs w:val="20"/>
+              </w:rPr>
+              <w:t xml:space="preserve"/>
+            </w:r>
+          </w:p>
+        </w:tc>
+        <w:tc>
+          <w:tcPr>
+            <w:tcW w:type="pct" w:w="12%"/>
+            <w:tcMar>
+              <w:top w:type="dxa" w:w="60"/>
+              <w:left w:type="dxa" w:w="100"/>
+              <w:bottom w:type="dxa" w:w="60"/>
+              <w:right w:type="dxa" w:w="100"/>
+            </w:tcMar>
+          </w:tcPr>
+          <w:p>
+            <w:pPr>
+              <w:spacing w:line="260"/>
+              <w:jc w:val="center"/>
+            </w:pPr>
+            <w:r>
+              <w:rPr>
+                <w:rFonts w:ascii="微软雅黑" w:cs="微软雅黑" w:eastAsia="微软雅黑" w:hAnsi="微软雅黑"/>
+                <w:b w:val="false"/>
+                <w:bCs w:val="false"/>
+                <w:color w:val="000000"/>
+                <w:sz w:val="20"/>
+                <w:szCs w:val="20"/>
+              </w:rPr>
+              <w:t xml:space="preserve"/>
+            </w:r>
+          </w:p>
+        </w:tc>
+        <w:tc>
+          <w:tcPr>
+            <w:tcW w:type="pct" w:w="18%"/>
+            <w:tcMar>
+              <w:top w:type="dxa" w:w="60"/>
+              <w:left w:type="dxa" w:w="100"/>
+              <w:bottom w:type="dxa" w:w="60"/>
+              <w:right w:type="dxa" w:w="100"/>
+            </w:tcMar>
+          </w:tcPr>
+          <w:p>
+            <w:pPr>
+              <w:spacing w:line="260"/>
+              <w:jc w:val="center"/>
+            </w:pPr>
+            <w:r>
+              <w:rPr>
+                <w:rFonts w:ascii="微软雅黑" w:cs="微软雅黑" w:eastAsia="微软雅黑" w:hAnsi="微软雅黑"/>
+                <w:b w:val="false"/>
+                <w:bCs w:val="false"/>
+                <w:color w:val="000000"/>
+                <w:sz w:val="20"/>
+                <w:szCs w:val="20"/>
+              </w:rPr>
+              <w:t xml:space="preserve"/>
+            </w:r>
+          </w:p>
+        </w:tc>
+      </w:tr>
+    </w:tbl>
+    <w:p>
+      <w:pPr>
+        <w:spacing w:after="30" w:before="30" w:line="280"/>
+        <w:ind w:left="360"/>
+      </w:pPr>
+      <w:r>
+        <w:rPr>
+          <w:rFonts w:ascii="微软雅黑" w:cs="微软雅黑" w:eastAsia="微软雅黑" w:hAnsi="微软雅黑"/>
+          <w:b w:val="false"/>
+          <w:bCs w:val="false"/>
+          <w:color w:val="000000"/>
+          <w:sz w:val="21"/>
+          <w:szCs w:val="21"/>
+        </w:rPr>
+        <w:t xml:space="preserve">• 后备箱/车厢检查：① 所有进厂、出厂车辆执行目视检查，出厂车辆重点检查是否夹带螺栓、废铁、电缆、油品、工具等厂内物资（721 事件教训）；② 大货车、重型车辆为必查重点；③ 检查礼貌规范：先问好 → 说明检查要求 → 司机本人打开后备箱 → 目视检查 → 感谢放行；④ 发现夹带嫌疑：暂缓放行 → 拍照取证 → 立即报告保安/总经办；⑤ 拒不配合检查的车辆立即扣车不放行，报告保安及总经办，不得与司机发生肢体冲突。</w:t>
+      </w:r>
+    </w:p>
+    <w:p>
+      <w:pPr>
+        <w:spacing w:after="30" w:before="30" w:line="280"/>
+        <w:ind w:left="360"/>
+      </w:pPr>
+      <w:r>
+        <w:rPr>
+          <w:rFonts w:ascii="微软雅黑" w:cs="微软雅黑" w:eastAsia="微软雅黑" w:hAnsi="微软雅黑"/>
+          <w:b w:val="false"/>
+          <w:bCs w:val="false"/>
+          <w:color w:val="000000"/>
+          <w:sz w:val="21"/>
+          <w:szCs w:val="21"/>
+        </w:rPr>
+        <w:t xml:space="preserve">• 登记本当日存档，次日核对；保安每日至少复核一次登记完整性。</w:t>
+      </w:r>
+    </w:p>
+    <w:p>
+      <w:pPr>
+        <w:spacing w:after="80" w:before="160"/>
+      </w:pPr>
+      <w:r>
+        <w:rPr>
+          <w:rFonts w:ascii="微软雅黑" w:cs="微软雅黑" w:eastAsia="微软雅黑" w:hAnsi="微软雅黑"/>
+          <w:b/>
+          <w:bCs/>
+          <w:color w:val="000000"/>
+          <w:sz w:val="22"/>
+          <w:szCs w:val="22"/>
+        </w:rPr>
+        <w:t xml:space="preserve">3.4 监控探头巡检 + 晚间录像抽查</w:t>
+      </w:r>
+    </w:p>
+    <w:p>
+      <w:pPr>
+        <w:spacing w:after="30" w:before="30" w:line="280"/>
+        <w:ind w:left="360"/>
+      </w:pPr>
+      <w:r>
+        <w:rPr>
+          <w:rFonts w:ascii="微软雅黑" w:cs="微软雅黑" w:eastAsia="微软雅黑" w:hAnsi="微软雅黑"/>
+          <w:b w:val="false"/>
+          <w:bCs w:val="false"/>
+          <w:color w:val="000000"/>
+          <w:sz w:val="21"/>
+          <w:szCs w:val="21"/>
+        </w:rPr>
+        <w:t xml:space="preserve">• 探头外观巡检（每日巡查途中顺带完成）：逐个确认探头图像正常、角度无偏、镜头无遮挡；异常立即报修并记入日报。</w:t>
+      </w:r>
+    </w:p>
+    <w:p>
+      <w:pPr>
+        <w:spacing w:after="30" w:before="30" w:line="280"/>
+        <w:ind w:left="360"/>
+      </w:pPr>
+      <w:r>
+        <w:rPr>
+          <w:rFonts w:ascii="微软雅黑" w:cs="微软雅黑" w:eastAsia="微软雅黑" w:hAnsi="微软雅黑"/>
+          <w:b w:val="false"/>
+          <w:bCs w:val="false"/>
+          <w:color w:val="000000"/>
+          <w:sz w:val="21"/>
+          <w:szCs w:val="21"/>
+        </w:rPr>
+        <w:t xml:space="preserve">• 功能抽测（15:30 — 16:30）：抽查不少于 4 路探头实时画面，确认画面清晰、时间戳正常；记录无法回放的探头编号。</w:t>
+      </w:r>
+    </w:p>
+    <w:p>
+      <w:pPr>
+        <w:spacing w:after="30" w:before="30" w:line="280"/>
+        <w:ind w:left="360"/>
+      </w:pPr>
+      <w:r>
+        <w:rPr>
+          <w:rFonts w:ascii="微软雅黑" w:cs="微软雅黑" w:eastAsia="微软雅黑" w:hAnsi="微软雅黑"/>
+          <w:b w:val="false"/>
+          <w:bCs w:val="false"/>
+          <w:color w:val="000000"/>
+          <w:sz w:val="21"/>
+          <w:szCs w:val="21"/>
+        </w:rPr>
+        <w:t xml:space="preserve">• 晚间录像抽查（每日）：① 回看前一晚 17:30 至次日 8:00 录像，重点时段 22:00 — 次日 5:00；② 监察晚间异常人员与事件：翻越围挡、可疑逗留、车辆夜间出入、物资异动、靠近大货车/重型车辆的可疑人员；③ 发现异常截屏/录屏留证，记入日报，次日第一时间报告总经办。</w:t>
+      </w:r>
+    </w:p>
+    <w:p>
+      <w:pPr>
+        <w:spacing w:after="80" w:before="160"/>
+      </w:pPr>
+      <w:r>
+        <w:rPr>
+          <w:rFonts w:ascii="微软雅黑" w:cs="微软雅黑" w:eastAsia="微软雅黑" w:hAnsi="微软雅黑"/>
+          <w:b/>
+          <w:bCs/>
+          <w:color w:val="000000"/>
+          <w:sz w:val="22"/>
+          <w:szCs w:val="22"/>
+        </w:rPr>
+        <w:t xml:space="preserve">3.5 周边村民管理 + 拾荒人员驱离</w:t>
+      </w:r>
+    </w:p>
+    <w:p>
+      <w:pPr>
+        <w:spacing w:after="30" w:before="30" w:line="280"/>
+        <w:ind w:left="360"/>
+      </w:pPr>
+      <w:r>
+        <w:rPr>
+          <w:rFonts w:ascii="微软雅黑" w:cs="微软雅黑" w:eastAsia="微软雅黑" w:hAnsi="微软雅黑"/>
+          <w:b w:val="false"/>
+          <w:bCs w:val="false"/>
+          <w:color w:val="000000"/>
+          <w:sz w:val="21"/>
+          <w:szCs w:val="21"/>
+        </w:rPr>
+        <w:t xml:space="preserve">• 一律禁止进入厂区及施工作业区域；周边村民态度友善、讲明规定，不听劝告者拍照记录并上报；</w:t>
+      </w:r>
+    </w:p>
+    <w:p>
+      <w:pPr>
+        <w:spacing w:after="30" w:before="30" w:line="280"/>
+        <w:ind w:left="360"/>
+      </w:pPr>
+      <w:r>
+        <w:rPr>
+          <w:rFonts w:ascii="微软雅黑" w:cs="微软雅黑" w:eastAsia="微软雅黑" w:hAnsi="微软雅黑"/>
+          <w:b w:val="false"/>
+          <w:bCs w:val="false"/>
+          <w:color w:val="000000"/>
+          <w:sz w:val="21"/>
+          <w:szCs w:val="21"/>
+        </w:rPr>
+        <w:t xml:space="preserve">• 重点防范其靠近大货车、重型车辆（装卸、倒车存在盲区与碾压风险；防盗油、防扒车、防刮蹭），车辆作业时段须在周边清场；</w:t>
+      </w:r>
+    </w:p>
+    <w:p>
+      <w:pPr>
+        <w:spacing w:after="30" w:before="30" w:line="280"/>
+        <w:ind w:left="360"/>
+      </w:pPr>
+      <w:r>
+        <w:rPr>
+          <w:rFonts w:ascii="微软雅黑" w:cs="微软雅黑" w:eastAsia="微软雅黑" w:hAnsi="微软雅黑"/>
+          <w:b w:val="false"/>
+          <w:bCs w:val="false"/>
+          <w:color w:val="000000"/>
+          <w:sz w:val="21"/>
+          <w:szCs w:val="21"/>
+        </w:rPr>
+        <w:t xml:space="preserve">• 驱离过程只劝阻、不动手，保持安全距离；遇阻挠、威胁等情况立即撤离到安全位置并报警、上报总经办。</w:t>
+      </w:r>
+    </w:p>
+    <w:p>
+      <w:pPr>
+        <w:spacing w:after="30" w:before="30" w:line="280"/>
+        <w:ind w:left="360"/>
+      </w:pPr>
+      <w:r>
+        <w:rPr>
+          <w:rFonts w:ascii="微软雅黑" w:cs="微软雅黑" w:eastAsia="微软雅黑" w:hAnsi="微软雅黑"/>
+          <w:b w:val="false"/>
+          <w:bCs w:val="false"/>
+          <w:color w:val="000000"/>
+          <w:sz w:val="21"/>
+          <w:szCs w:val="21"/>
+        </w:rPr>
+        <w:t xml:space="preserve">• 每日驱离情况（人数、时间、位置、处理结果）写入日报。</w:t>
+      </w:r>
+    </w:p>
+    <w:p>
+      <w:pPr>
+        <w:spacing w:after="30" w:before="30" w:line="280"/>
+        <w:ind w:left="360"/>
+      </w:pPr>
+      <w:r>
+        <w:rPr>
+          <w:rFonts w:ascii="微软雅黑" w:cs="微软雅黑" w:eastAsia="微软雅黑" w:hAnsi="微软雅黑"/>
+          <w:b w:val="false"/>
+          <w:bCs w:val="false"/>
+          <w:color w:val="000000"/>
+          <w:sz w:val="21"/>
+          <w:szCs w:val="21"/>
+        </w:rPr>
+        <w:t xml:space="preserve">• 分工：保安主责；门卫在门岗视线范围内发现拾荒人员逗留时先行提醒并通报保安。</w:t>
+      </w:r>
+    </w:p>
+    <w:p>
+      <w:pPr>
+        <w:spacing w:after="120" w:before="240"/>
+      </w:pPr>
+      <w:r>
+        <w:rPr>
+          <w:rFonts w:ascii="微软雅黑" w:cs="微软雅黑" w:eastAsia="微软雅黑" w:hAnsi="微软雅黑"/>
+          <w:b/>
+          <w:bCs/>
+          <w:color w:val="000000"/>
+          <w:sz w:val="26"/>
+          <w:szCs w:val="26"/>
+        </w:rPr>
+        <w:t xml:space="preserve">四、异常处置流程（分级）</w:t>
+      </w:r>
+    </w:p>
+    <w:tbl>
+      <w:tblPr>
+        <w:tblW w:type="pct" w:w="100%"/>
+        <w:tblBorders>
+          <w:top w:val="single" w:color="999999" w:sz="4"/>
+          <w:left w:val="single" w:color="999999" w:sz="4"/>
+          <w:bottom w:val="single" w:color="999999" w:sz="4"/>
+          <w:right w:val="single" w:color="999999" w:sz="4"/>
+          <w:insideH w:val="single" w:color="auto" w:sz="4"/>
+          <w:insideV w:val="single" w:color="auto" w:sz="4"/>
+        </w:tblBorders>
+      </w:tblPr>
+      <w:tblGrid>
+        <w:gridCol w:w="100"/>
+        <w:gridCol w:w="100"/>
+        <w:gridCol w:w="100"/>
+      </w:tblGrid>
+      <w:tr>
+        <w:tc>
+          <w:tcPr>
+            <w:tcW w:type="pct" w:w="20%"/>
+            <w:shd w:fill="D9E2F3" w:color="auto" w:val="clear"/>
+            <w:tcMar>
+              <w:top w:type="dxa" w:w="60"/>
+              <w:left w:type="dxa" w:w="100"/>
+              <w:bottom w:type="dxa" w:w="60"/>
+              <w:right w:type="dxa" w:w="100"/>
+            </w:tcMar>
+          </w:tcPr>
+          <w:p>
+            <w:pPr>
+              <w:spacing w:line="260"/>
+              <w:jc w:val="center"/>
+            </w:pPr>
+            <w:r>
+              <w:rPr>
+                <w:rFonts w:ascii="微软雅黑" w:cs="微软雅黑" w:eastAsia="微软雅黑" w:hAnsi="微软雅黑"/>
+                <w:b/>
+                <w:bCs/>
+                <w:color w:val="000000"/>
+                <w:sz w:val="20"/>
+                <w:szCs w:val="20"/>
+              </w:rPr>
+              <w:t xml:space="preserve">级别</w:t>
+            </w:r>
+          </w:p>
+        </w:tc>
+        <w:tc>
+          <w:tcPr>
+            <w:tcW w:type="pct" w:w="36%"/>
+            <w:shd w:fill="D9E2F3" w:color="auto" w:val="clear"/>
+            <w:tcMar>
+              <w:top w:type="dxa" w:w="60"/>
+              <w:left w:type="dxa" w:w="100"/>
+              <w:bottom w:type="dxa" w:w="60"/>
+              <w:right w:type="dxa" w:w="100"/>
+            </w:tcMar>
+          </w:tcPr>
+          <w:p>
+            <w:pPr>
+              <w:spacing w:line="260"/>
+              <w:jc w:val="center"/>
+            </w:pPr>
+            <w:r>
+              <w:rPr>
+                <w:rFonts w:ascii="微软雅黑" w:cs="微软雅黑" w:eastAsia="微软雅黑" w:hAnsi="微软雅黑"/>
+                <w:b/>
+                <w:bCs/>
+                <w:color w:val="000000"/>
+                <w:sz w:val="20"/>
+                <w:szCs w:val="20"/>
+              </w:rPr>
+              <w:t xml:space="preserve">情形</w:t>
+            </w:r>
+          </w:p>
+        </w:tc>
+        <w:tc>
+          <w:tcPr>
+            <w:tcW w:type="pct" w:w="44%"/>
+            <w:shd w:fill="D9E2F3" w:color="auto" w:val="clear"/>
+            <w:tcMar>
+              <w:top w:type="dxa" w:w="60"/>
+              <w:left w:type="dxa" w:w="100"/>
+              <w:bottom w:type="dxa" w:w="60"/>
+              <w:right w:type="dxa" w:w="100"/>
+            </w:tcMar>
+          </w:tcPr>
+          <w:p>
+            <w:pPr>
+              <w:spacing w:line="260"/>
+              <w:jc w:val="center"/>
+            </w:pPr>
+            <w:r>
+              <w:rPr>
+                <w:rFonts w:ascii="微软雅黑" w:cs="微软雅黑" w:eastAsia="微软雅黑" w:hAnsi="微软雅黑"/>
+                <w:b/>
+                <w:bCs/>
+                <w:color w:val="000000"/>
+                <w:sz w:val="20"/>
+                <w:szCs w:val="20"/>
+              </w:rPr>
+              <w:t xml:space="preserve">处置</w:t>
+            </w:r>
+          </w:p>
+        </w:tc>
+      </w:tr>
+      <w:tr>
+        <w:tc>
+          <w:tcPr>
+            <w:tcW w:type="pct" w:w="20%"/>
+            <w:tcMar>
+              <w:top w:type="dxa" w:w="60"/>
+              <w:left w:type="dxa" w:w="100"/>
+              <w:bottom w:type="dxa" w:w="60"/>
+              <w:right w:type="dxa" w:w="100"/>
+            </w:tcMar>
+          </w:tcPr>
+          <w:p>
+            <w:pPr>
+              <w:spacing w:line="260"/>
+              <w:jc w:val="center"/>
+            </w:pPr>
+            <w:r>
+              <w:rPr>
+                <w:rFonts w:ascii="微软雅黑" w:cs="微软雅黑" w:eastAsia="微软雅黑" w:hAnsi="微软雅黑"/>
+                <w:b w:val="false"/>
+                <w:bCs w:val="false"/>
+                <w:color w:val="000000"/>
+                <w:sz w:val="20"/>
+                <w:szCs w:val="20"/>
+              </w:rPr>
+              <w:t xml:space="preserve">一般</w:t>
+            </w:r>
+          </w:p>
+        </w:tc>
+        <w:tc>
+          <w:tcPr>
+            <w:tcW w:type="pct" w:w="36%"/>
+            <w:tcMar>
+              <w:top w:type="dxa" w:w="60"/>
+              <w:left w:type="dxa" w:w="100"/>
+              <w:bottom w:type="dxa" w:w="60"/>
+              <w:right w:type="dxa" w:w="100"/>
+            </w:tcMar>
+          </w:tcPr>
+          <w:p>
+            <w:pPr>
+              <w:spacing w:line="260"/>
+              <w:jc w:val="center"/>
+            </w:pPr>
+            <w:r>
+              <w:rPr>
+                <w:rFonts w:ascii="微软雅黑" w:cs="微软雅黑" w:eastAsia="微软雅黑" w:hAnsi="微软雅黑"/>
+                <w:b w:val="false"/>
+                <w:bCs w:val="false"/>
+                <w:color w:val="000000"/>
+                <w:sz w:val="20"/>
+                <w:szCs w:val="20"/>
+              </w:rPr>
+              <w:t xml:space="preserve">占道停车、轻微纠纷、探头故障、围挡破损</w:t>
+            </w:r>
+          </w:p>
+        </w:tc>
+        <w:tc>
+          <w:tcPr>
+            <w:tcW w:type="pct" w:w="44%"/>
+            <w:tcMar>
+              <w:top w:type="dxa" w:w="60"/>
+              <w:left w:type="dxa" w:w="100"/>
+              <w:bottom w:type="dxa" w:w="60"/>
+              <w:right w:type="dxa" w:w="100"/>
+            </w:tcMar>
+          </w:tcPr>
+          <w:p>
+            <w:pPr>
+              <w:spacing w:line="260"/>
+              <w:jc w:val="center"/>
+            </w:pPr>
+            <w:r>
+              <w:rPr>
+                <w:rFonts w:ascii="微软雅黑" w:cs="微软雅黑" w:eastAsia="微软雅黑" w:hAnsi="微软雅黑"/>
+                <w:b w:val="false"/>
+                <w:bCs w:val="false"/>
+                <w:color w:val="000000"/>
+                <w:sz w:val="20"/>
+                <w:szCs w:val="20"/>
+              </w:rPr>
+              <w:t xml:space="preserve">现场处置 + 记入日报</w:t>
+            </w:r>
+          </w:p>
+        </w:tc>
+      </w:tr>
+      <w:tr>
+        <w:tc>
+          <w:tcPr>
+            <w:tcW w:type="pct" w:w="20%"/>
+            <w:tcMar>
+              <w:top w:type="dxa" w:w="60"/>
+              <w:left w:type="dxa" w:w="100"/>
+              <w:bottom w:type="dxa" w:w="60"/>
+              <w:right w:type="dxa" w:w="100"/>
+            </w:tcMar>
+          </w:tcPr>
+          <w:p>
+            <w:pPr>
+              <w:spacing w:line="260"/>
+              <w:jc w:val="center"/>
+            </w:pPr>
+            <w:r>
+              <w:rPr>
+                <w:rFonts w:ascii="微软雅黑" w:cs="微软雅黑" w:eastAsia="微软雅黑" w:hAnsi="微软雅黑"/>
+                <w:b w:val="false"/>
+                <w:bCs w:val="false"/>
+                <w:color w:val="000000"/>
+                <w:sz w:val="20"/>
+                <w:szCs w:val="20"/>
+              </w:rPr>
+              <w:t xml:space="preserve">重大</w:t>
+            </w:r>
+          </w:p>
+        </w:tc>
+        <w:tc>
+          <w:tcPr>
+            <w:tcW w:type="pct" w:w="36%"/>
+            <w:tcMar>
+              <w:top w:type="dxa" w:w="60"/>
+              <w:left w:type="dxa" w:w="100"/>
+              <w:bottom w:type="dxa" w:w="60"/>
+              <w:right w:type="dxa" w:w="100"/>
+            </w:tcMar>
+          </w:tcPr>
+          <w:p>
+            <w:pPr>
+              <w:spacing w:line="260"/>
+              <w:jc w:val="center"/>
+            </w:pPr>
+            <w:r>
+              <w:rPr>
+                <w:rFonts w:ascii="微软雅黑" w:cs="微软雅黑" w:eastAsia="微软雅黑" w:hAnsi="微软雅黑"/>
+                <w:b w:val="false"/>
+                <w:bCs w:val="false"/>
+                <w:color w:val="000000"/>
+                <w:sz w:val="20"/>
+                <w:szCs w:val="20"/>
+              </w:rPr>
+              <w:t xml:space="preserve">盗窃嫌疑、夹带物资、人员冲突、车辆事故</w:t>
+            </w:r>
+          </w:p>
+        </w:tc>
+        <w:tc>
+          <w:tcPr>
+            <w:tcW w:type="pct" w:w="44%"/>
+            <w:tcMar>
+              <w:top w:type="dxa" w:w="60"/>
+              <w:left w:type="dxa" w:w="100"/>
+              <w:bottom w:type="dxa" w:w="60"/>
+              <w:right w:type="dxa" w:w="100"/>
+            </w:tcMar>
+          </w:tcPr>
+          <w:p>
+            <w:pPr>
+              <w:spacing w:line="260"/>
+              <w:jc w:val="center"/>
+            </w:pPr>
+            <w:r>
+              <w:rPr>
+                <w:rFonts w:ascii="微软雅黑" w:cs="微软雅黑" w:eastAsia="微软雅黑" w:hAnsi="微软雅黑"/>
+                <w:b w:val="false"/>
+                <w:bCs w:val="false"/>
+                <w:color w:val="000000"/>
+                <w:sz w:val="20"/>
+                <w:szCs w:val="20"/>
+              </w:rPr>
+              <w:t xml:space="preserve">拍照/录像取证 → 立即电话报告总经办 → 保护现场 → 必要时报警（110/119）</w:t>
+            </w:r>
+          </w:p>
+        </w:tc>
+      </w:tr>
+      <w:tr>
+        <w:tc>
+          <w:tcPr>
+            <w:tcW w:type="pct" w:w="20%"/>
+            <w:tcMar>
+              <w:top w:type="dxa" w:w="60"/>
+              <w:left w:type="dxa" w:w="100"/>
+              <w:bottom w:type="dxa" w:w="60"/>
+              <w:right w:type="dxa" w:w="100"/>
+            </w:tcMar>
+          </w:tcPr>
+          <w:p>
+            <w:pPr>
+              <w:spacing w:line="260"/>
+              <w:jc w:val="center"/>
+            </w:pPr>
+            <w:r>
+              <w:rPr>
+                <w:rFonts w:ascii="微软雅黑" w:cs="微软雅黑" w:eastAsia="微软雅黑" w:hAnsi="微软雅黑"/>
+                <w:b w:val="false"/>
+                <w:bCs w:val="false"/>
+                <w:color w:val="000000"/>
+                <w:sz w:val="20"/>
+                <w:szCs w:val="20"/>
+              </w:rPr>
+              <w:t xml:space="preserve">夜间（录像发现）</w:t>
+            </w:r>
+          </w:p>
+        </w:tc>
+        <w:tc>
+          <w:tcPr>
+            <w:tcW w:type="pct" w:w="36%"/>
+            <w:tcMar>
+              <w:top w:type="dxa" w:w="60"/>
+              <w:left w:type="dxa" w:w="100"/>
+              <w:bottom w:type="dxa" w:w="60"/>
+              <w:right w:type="dxa" w:w="100"/>
+            </w:tcMar>
+          </w:tcPr>
+          <w:p>
+            <w:pPr>
+              <w:spacing w:line="260"/>
+              <w:jc w:val="center"/>
+            </w:pPr>
+            <w:r>
+              <w:rPr>
+                <w:rFonts w:ascii="微软雅黑" w:cs="微软雅黑" w:eastAsia="微软雅黑" w:hAnsi="微软雅黑"/>
+                <w:b w:val="false"/>
+                <w:bCs w:val="false"/>
+                <w:color w:val="000000"/>
+                <w:sz w:val="20"/>
+                <w:szCs w:val="20"/>
+              </w:rPr>
+              <w:t xml:space="preserve">晚间异常人员/事件</w:t>
+            </w:r>
+          </w:p>
+        </w:tc>
+        <w:tc>
+          <w:tcPr>
+            <w:tcW w:type="pct" w:w="44%"/>
+            <w:tcMar>
+              <w:top w:type="dxa" w:w="60"/>
+              <w:left w:type="dxa" w:w="100"/>
+              <w:bottom w:type="dxa" w:w="60"/>
+              <w:right w:type="dxa" w:w="100"/>
+            </w:tcMar>
+          </w:tcPr>
+          <w:p>
+            <w:pPr>
+              <w:spacing w:line="260"/>
+              <w:jc w:val="center"/>
+            </w:pPr>
+            <w:r>
+              <w:rPr>
+                <w:rFonts w:ascii="微软雅黑" w:cs="微软雅黑" w:eastAsia="微软雅黑" w:hAnsi="微软雅黑"/>
+                <w:b w:val="false"/>
+                <w:bCs w:val="false"/>
+                <w:color w:val="000000"/>
+                <w:sz w:val="20"/>
+                <w:szCs w:val="20"/>
+              </w:rPr>
+              <w:t xml:space="preserve">截屏留证 → 次日第一时间报告总经办</w:t>
+            </w:r>
+          </w:p>
+        </w:tc>
+      </w:tr>
+    </w:tbl>
+    <w:p>
+      <w:pPr>
+        <w:spacing w:after="60" w:before="60" w:line="300"/>
+        <w:jc w:val="both"/>
+      </w:pPr>
+      <w:r>
+        <w:rPr>
+          <w:rFonts w:ascii="微软雅黑" w:cs="微软雅黑" w:eastAsia="微软雅黑" w:hAnsi="微软雅黑"/>
+          <w:b/>
+          <w:bCs/>
+          <w:color w:val="000000"/>
+          <w:sz w:val="21"/>
+          <w:szCs w:val="21"/>
+        </w:rPr>
+        <w:t xml:space="preserve">处置五步：先控场 → 即上报 → 留证据 → 写记录 → 跟闭环（次日日报“次日关注事项”跟踪直至闭环）。</w:t>
+      </w:r>
+    </w:p>
+    <w:p>
+      <w:pPr>
+        <w:spacing w:after="60" w:before="60" w:line="300"/>
+        <w:jc w:val="both"/>
+      </w:pPr>
+      <w:r>
+        <w:rPr>
+          <w:rFonts w:ascii="微软雅黑" w:cs="微软雅黑" w:eastAsia="微软雅黑" w:hAnsi="微软雅黑"/>
+          <w:b w:val="false"/>
+          <w:bCs w:val="false"/>
+          <w:color w:val="000000"/>
+          <w:sz w:val="21"/>
+          <w:szCs w:val="21"/>
+        </w:rPr>
+        <w:t xml:space="preserve">门卫遇夹带嫌疑、拒不配合等异常：先扣车控场 → 立即通报保安 → 由保安按上述流程处置。</w:t>
+      </w:r>
+    </w:p>
+    <w:p>
+      <w:pPr>
+        <w:spacing w:after="120" w:before="240"/>
+      </w:pPr>
+      <w:r>
+        <w:rPr>
+          <w:rFonts w:ascii="微软雅黑" w:cs="微软雅黑" w:eastAsia="微软雅黑" w:hAnsi="微软雅黑"/>
+          <w:b/>
+          <w:bCs/>
+          <w:color w:val="000000"/>
+          <w:sz w:val="26"/>
+          <w:szCs w:val="26"/>
+        </w:rPr>
+        <w:t xml:space="preserve">五、人员管理与配合要求</w:t>
+      </w:r>
+    </w:p>
+    <w:p>
+      <w:pPr>
+        <w:spacing w:after="30" w:before="30" w:line="280"/>
+        <w:ind w:left="360"/>
+      </w:pPr>
+      <w:r>
+        <w:rPr>
+          <w:rFonts w:ascii="微软雅黑" w:cs="微软雅黑" w:eastAsia="微软雅黑" w:hAnsi="微软雅黑"/>
+          <w:b w:val="false"/>
+          <w:bCs w:val="false"/>
+          <w:color w:val="000000"/>
+          <w:sz w:val="21"/>
+          <w:szCs w:val="21"/>
+        </w:rPr>
+        <w:t xml:space="preserve">• 门岗不空岗：保安巡查、午休、离岗期间，门卫在门岗值守，确保车辆登记检查全天不间断；</w:t>
+      </w:r>
+    </w:p>
+    <w:p>
+      <w:pPr>
+        <w:spacing w:after="30" w:before="30" w:line="280"/>
+        <w:ind w:left="360"/>
+      </w:pPr>
+      <w:r>
+        <w:rPr>
+          <w:rFonts w:ascii="微软雅黑" w:cs="微软雅黑" w:eastAsia="微软雅黑" w:hAnsi="微软雅黑"/>
+          <w:b w:val="false"/>
+          <w:bCs w:val="false"/>
+          <w:color w:val="000000"/>
+          <w:sz w:val="21"/>
+          <w:szCs w:val="21"/>
+        </w:rPr>
+        <w:t xml:space="preserve">• 午休轮换：12:00 — 13:30 保安午休、门卫值守门岗；门卫用餐休息由保安顶岗，两人错开、不同时空岗；</w:t>
+      </w:r>
+    </w:p>
+    <w:p>
+      <w:pPr>
+        <w:spacing w:after="30" w:before="30" w:line="280"/>
+        <w:ind w:left="360"/>
+      </w:pPr>
+      <w:r>
+        <w:rPr>
+          <w:rFonts w:ascii="微软雅黑" w:cs="微软雅黑" w:eastAsia="微软雅黑" w:hAnsi="微软雅黑"/>
+          <w:b w:val="false"/>
+          <w:bCs w:val="false"/>
+          <w:color w:val="000000"/>
+          <w:sz w:val="21"/>
+          <w:szCs w:val="21"/>
+        </w:rPr>
+        <w:t xml:space="preserve">• 短暂离岗：两人错开离岗（巡查、用餐、如厕），任何时刻至少一人在岗；门岗暂时无人时放置“巡查中”告示牌并留电话；</w:t>
+      </w:r>
+    </w:p>
+    <w:p>
+      <w:pPr>
+        <w:spacing w:after="30" w:before="30" w:line="280"/>
+        <w:ind w:left="360"/>
+      </w:pPr>
+      <w:r>
+        <w:rPr>
+          <w:rFonts w:ascii="微软雅黑" w:cs="微软雅黑" w:eastAsia="微软雅黑" w:hAnsi="微软雅黑"/>
+          <w:b w:val="false"/>
+          <w:bCs w:val="false"/>
+          <w:color w:val="000000"/>
+          <w:sz w:val="21"/>
+          <w:szCs w:val="21"/>
+        </w:rPr>
+        <w:t xml:space="preserve">• 请假/调休：两人错开请假，不得同日缺岗；提前一天向总经办申请，获批后方可离岗；</w:t>
+      </w:r>
+    </w:p>
+    <w:p>
+      <w:pPr>
+        <w:spacing w:after="30" w:before="30" w:line="280"/>
+        <w:ind w:left="360"/>
+      </w:pPr>
+      <w:r>
+        <w:rPr>
+          <w:rFonts w:ascii="微软雅黑" w:cs="微软雅黑" w:eastAsia="微软雅黑" w:hAnsi="微软雅黑"/>
+          <w:b w:val="false"/>
+          <w:bCs w:val="false"/>
+          <w:color w:val="000000"/>
+          <w:sz w:val="21"/>
+          <w:szCs w:val="21"/>
+        </w:rPr>
+        <w:t xml:space="preserve">• 上岗要求：两人均穿保安服/反光背心，佩戴工作证；手机/对讲机全程畅通；</w:t>
+      </w:r>
+    </w:p>
+    <w:p>
+      <w:pPr>
+        <w:spacing w:after="30" w:before="30" w:line="280"/>
+        <w:ind w:left="360"/>
+      </w:pPr>
+      <w:r>
+        <w:rPr>
+          <w:rFonts w:ascii="微软雅黑" w:cs="微软雅黑" w:eastAsia="微软雅黑" w:hAnsi="微软雅黑"/>
+          <w:b w:val="false"/>
+          <w:bCs w:val="false"/>
+          <w:color w:val="000000"/>
+          <w:sz w:val="21"/>
+          <w:szCs w:val="21"/>
+        </w:rPr>
+        <w:t xml:space="preserve">• 纪律红线：不得饮酒上岗、不得脱岗串岗；打卡照片必须真实，造假一经发现严肃处理；不得私自放行未检查车辆。</w:t>
+      </w:r>
+    </w:p>
+    <w:p>
+      <w:pPr>
+        <w:spacing w:after="120" w:before="240"/>
+      </w:pPr>
+      <w:r>
+        <w:rPr>
+          <w:rFonts w:ascii="微软雅黑" w:cs="微软雅黑" w:eastAsia="微软雅黑" w:hAnsi="微软雅黑"/>
+          <w:b/>
+          <w:bCs/>
+          <w:color w:val="000000"/>
+          <w:sz w:val="26"/>
+          <w:szCs w:val="26"/>
+        </w:rPr>
+        <w:t xml:space="preserve">六、日报制度</w:t>
+      </w:r>
+    </w:p>
+    <w:p>
+      <w:pPr>
+        <w:spacing w:after="30" w:before="30" w:line="280"/>
+        <w:ind w:left="360"/>
+      </w:pPr>
+      <w:r>
+        <w:rPr>
+          <w:rFonts w:ascii="微软雅黑" w:cs="微软雅黑" w:eastAsia="微软雅黑" w:hAnsi="微软雅黑"/>
+          <w:b w:val="false"/>
+          <w:bCs w:val="false"/>
+          <w:color w:val="000000"/>
+          <w:sz w:val="21"/>
+          <w:szCs w:val="21"/>
+        </w:rPr>
+        <w:t xml:space="preserve">• 每日 17:15 — 17:30 由保安汇总门岗登记情况并填写《每日安保工作报告》（模板见《每日安保工作报告（模板）.xlsx》）；</w:t>
+      </w:r>
+    </w:p>
+    <w:p>
+      <w:pPr>
+        <w:spacing w:after="30" w:before="30" w:line="280"/>
+        <w:ind w:left="360"/>
+      </w:pPr>
+      <w:r>
+        <w:rPr>
+          <w:rFonts w:ascii="微软雅黑" w:cs="微软雅黑" w:eastAsia="微软雅黑" w:hAnsi="微软雅黑"/>
+          <w:b w:val="false"/>
+          <w:bCs w:val="false"/>
+          <w:color w:val="000000"/>
+          <w:sz w:val="21"/>
+          <w:szCs w:val="21"/>
+        </w:rPr>
+        <w:t xml:space="preserve">• 每日 17:30 前，按模板格式向总经办呈报；</w:t>
+      </w:r>
+    </w:p>
+    <w:p>
+      <w:pPr>
+        <w:spacing w:after="30" w:before="30" w:line="280"/>
+        <w:ind w:left="360"/>
+      </w:pPr>
+      <w:r>
+        <w:rPr>
+          <w:rFonts w:ascii="微软雅黑" w:cs="微软雅黑" w:eastAsia="微软雅黑" w:hAnsi="微软雅黑"/>
+          <w:b w:val="false"/>
+          <w:bCs w:val="false"/>
+          <w:color w:val="000000"/>
+          <w:sz w:val="21"/>
+          <w:szCs w:val="21"/>
+        </w:rPr>
+        <w:t xml:space="preserve">• 载体：微信按模板文字发送 + 纸质登记本留存；</w:t>
+      </w:r>
+    </w:p>
+    <w:p>
+      <w:pPr>
+        <w:spacing w:after="30" w:before="30" w:line="280"/>
+        <w:ind w:left="360"/>
+      </w:pPr>
+      <w:r>
+        <w:rPr>
+          <w:rFonts w:ascii="微软雅黑" w:cs="微软雅黑" w:eastAsia="微软雅黑" w:hAnsi="微软雅黑"/>
+          <w:b w:val="false"/>
+          <w:bCs w:val="false"/>
+          <w:color w:val="000000"/>
+          <w:sz w:val="21"/>
+          <w:szCs w:val="21"/>
+        </w:rPr>
+        <w:t xml:space="preserve">• 零报告原则：无异常也要逐项填“正常”，不得漏报、瞒报、迟报；</w:t>
+      </w:r>
+    </w:p>
+    <w:p>
+      <w:pPr>
+        <w:spacing w:after="30" w:before="30" w:line="280"/>
+        <w:ind w:left="360"/>
+      </w:pPr>
+      <w:r>
+        <w:rPr>
+          <w:rFonts w:ascii="微软雅黑" w:cs="微软雅黑" w:eastAsia="微软雅黑" w:hAnsi="微软雅黑"/>
+          <w:b w:val="false"/>
+          <w:bCs w:val="false"/>
+          <w:color w:val="000000"/>
+          <w:sz w:val="21"/>
+          <w:szCs w:val="21"/>
+        </w:rPr>
+        <w:t xml:space="preserve">• 漏报、瞒报、迟报纳入考核。</w:t>
+      </w:r>
+    </w:p>
+    <w:p>
+      <w:pPr>
+        <w:spacing w:after="120" w:before="240"/>
+      </w:pPr>
+      <w:r>
+        <w:rPr>
+          <w:rFonts w:ascii="微软雅黑" w:cs="微软雅黑" w:eastAsia="微软雅黑" w:hAnsi="微软雅黑"/>
+          <w:b/>
+          <w:bCs/>
+          <w:color w:val="000000"/>
+          <w:sz w:val="26"/>
+          <w:szCs w:val="26"/>
+        </w:rPr>
+        <w:t xml:space="preserve">七、考核要点</w:t>
+      </w:r>
+    </w:p>
+    <w:p>
+      <w:pPr>
+        <w:spacing w:after="30" w:before="30" w:line="280"/>
+        <w:ind w:left="360"/>
+      </w:pPr>
+      <w:r>
+        <w:rPr>
+          <w:rFonts w:ascii="微软雅黑" w:cs="微软雅黑" w:eastAsia="微软雅黑" w:hAnsi="微软雅黑"/>
+          <w:b w:val="false"/>
+          <w:bCs w:val="false"/>
+          <w:color w:val="000000"/>
+          <w:sz w:val="21"/>
+          <w:szCs w:val="21"/>
+        </w:rPr>
+        <w:t xml:space="preserve">• 四角打卡照片是否齐全、真实；</w:t>
+      </w:r>
+    </w:p>
+    <w:p>
+      <w:pPr>
+        <w:spacing w:after="30" w:before="30" w:line="280"/>
+        <w:ind w:left="360"/>
+      </w:pPr>
+      <w:r>
+        <w:rPr>
+          <w:rFonts w:ascii="微软雅黑" w:cs="微软雅黑" w:eastAsia="微软雅黑" w:hAnsi="微软雅黑"/>
+          <w:b w:val="false"/>
+          <w:bCs w:val="false"/>
+          <w:color w:val="000000"/>
+          <w:sz w:val="21"/>
+          <w:szCs w:val="21"/>
+        </w:rPr>
+        <w:t xml:space="preserve">• 车辆登记是否逐车完整、全天无漏登漏检（门卫执行质量由保安连带考核），后备箱检查是否执行；</w:t>
+      </w:r>
+    </w:p>
+    <w:p>
+      <w:pPr>
+        <w:spacing w:after="30" w:before="30" w:line="280"/>
+        <w:ind w:left="360"/>
+      </w:pPr>
+      <w:r>
+        <w:rPr>
+          <w:rFonts w:ascii="微软雅黑" w:cs="微软雅黑" w:eastAsia="微软雅黑" w:hAnsi="微软雅黑"/>
+          <w:b w:val="false"/>
+          <w:bCs w:val="false"/>
+          <w:color w:val="000000"/>
+          <w:sz w:val="21"/>
+          <w:szCs w:val="21"/>
+        </w:rPr>
+        <w:t xml:space="preserve">• 监控巡检与晚间录像抽查是否执行并有记录；</w:t>
+      </w:r>
+    </w:p>
+    <w:p>
+      <w:pPr>
+        <w:spacing w:after="30" w:before="30" w:line="280"/>
+        <w:ind w:left="360"/>
+      </w:pPr>
+      <w:r>
+        <w:rPr>
+          <w:rFonts w:ascii="微软雅黑" w:cs="微软雅黑" w:eastAsia="微软雅黑" w:hAnsi="微软雅黑"/>
+          <w:b w:val="false"/>
+          <w:bCs w:val="false"/>
+          <w:color w:val="000000"/>
+          <w:sz w:val="21"/>
+          <w:szCs w:val="21"/>
+        </w:rPr>
+        <w:t xml:space="preserve">• 日报是否按时、按模板提交（零报告）；</w:t>
+      </w:r>
+    </w:p>
+    <w:p>
+      <w:pPr>
+        <w:spacing w:after="30" w:before="30" w:line="280"/>
+        <w:ind w:left="360"/>
+      </w:pPr>
+      <w:r>
+        <w:rPr>
+          <w:rFonts w:ascii="微软雅黑" w:cs="微软雅黑" w:eastAsia="微软雅黑" w:hAnsi="微软雅黑"/>
+          <w:b w:val="false"/>
+          <w:bCs w:val="false"/>
+          <w:color w:val="000000"/>
+          <w:sz w:val="21"/>
+          <w:szCs w:val="21"/>
+        </w:rPr>
+        <w:t xml:space="preserve">• 大货车/重型车辆作业区是否无闲杂人员（拾荒者驱离效果）。</w:t>
+      </w:r>
+    </w:p>
+    <w:p>
+      <w:pPr>
+        <w:spacing w:before="300"/>
+        <w:jc w:val="right"/>
+      </w:pPr>
+      <w:r>
+        <w:rPr>
+          <w:rFonts w:ascii="微软雅黑" w:cs="微软雅黑" w:eastAsia="微软雅黑" w:hAnsi="微软雅黑"/>
+          <w:b/>
+          <w:bCs/>
+          <w:color w:val="000000"/>
+          <w:sz w:val="21"/>
+          <w:szCs w:val="21"/>
+        </w:rPr>
+        <w:t xml:space="preserve">江西柯美纸业有限公司 · 总经办</w:t>
+      </w:r>
+    </w:p>
+    <w:p>
+      <w:pPr>
+        <w:jc w:val="right"/>
+      </w:pPr>
+      <w:r>
+        <w:rPr>
+          <w:rFonts w:ascii="微软雅黑" w:cs="微软雅黑" w:eastAsia="微软雅黑" w:hAnsi="微软雅黑"/>
+          <w:b w:val="false"/>
+          <w:bCs w:val="false"/>
+          <w:color w:val="000000"/>
+          <w:sz w:val="21"/>
+          <w:szCs w:val="21"/>
+        </w:rPr>
+        <w:t xml:space="preserve">2026 年 8 月</w:t>
+      </w:r>
+    </w:p>
+    <w:sectPr>
+      <w:pgSz w:w="11906" w:h="16838" w:orient="portrait"/>
+      <w:pgMar w:top="1200" w:right="1400" w:bottom="1200" w:left="1400" w:header="708" w:footer="708" w:gutter="0"/>
+      <w:pgNumType/>
+      <w:docGrid w:linePitch="360"/>
+    </w:sectPr>
+  </w:body>
+</w:document>
 </file>
 
 <file path=word/comments.xml><?xml version="1.0" encoding="utf-8"?>
